--- a/tax_payment/templates/tax_statement_template.docx
+++ b/tax_payment/templates/tax_statement_template.docx
@@ -33,7 +33,7 @@
                 <wp:docPr id="2" name="TextBox 1">
                   <a:extLst xmlns:a="http://schemas.openxmlformats.org/drawingml/2006/main">
                     <a:ext uri="{FF2B5EF4-FFF2-40B4-BE49-F238E27FC236}">
-                      <a16:creationId xmlns:xdr="http://schemas.openxmlformats.org/drawingml/2006/spreadsheetDrawing" xmlns:a16="http://schemas.microsoft.com/office/drawing/2014/main" xmlns="" xmlns:lc="http://schemas.openxmlformats.org/drawingml/2006/lockedCanvas" id="{00000000-0008-0000-0100-000002000000}"/>
+                      <a16:creationId xmlns:o="urn:schemas-microsoft-com:office:office" xmlns:v="urn:schemas-microsoft-com:vml" xmlns:w10="urn:schemas-microsoft-com:office:word" xmlns:w="http://schemas.openxmlformats.org/wordprocessingml/2006/main" xmlns:xdr="http://schemas.openxmlformats.org/drawingml/2006/spreadsheetDrawing" xmlns:a16="http://schemas.microsoft.com/office/drawing/2014/main" xmlns="" xmlns:lc="http://schemas.openxmlformats.org/drawingml/2006/lockedCanvas" id="{00000000-0008-0000-0100-000002000000}"/>
                     </a:ext>
                   </a:extLst>
                 </wp:docPr>
@@ -835,37 +835,26 @@
         <w:rPr>
           <w:rFonts w:ascii="Times New Roman" w:eastAsia="Times New Roman" w:hAnsi="Times New Roman" w:cs="Times New Roman"/>
           <w:color w:val="000000"/>
-          <w:sz w:val="24"/>
-          <w:szCs w:val="24"/>
+          <w:sz w:val="26"/>
+          <w:szCs w:val="26"/>
         </w:rPr>
       </w:pPr>
-      <w:proofErr w:type="spellStart"/>
-      <w:r>
-        <w:rPr>
-          <w:rFonts w:ascii="Times New Roman" w:eastAsia="Times New Roman" w:hAnsi="Times New Roman" w:cs="Times New Roman"/>
-          <w:color w:val="000000"/>
-          <w:sz w:val="24"/>
-          <w:szCs w:val="24"/>
-        </w:rPr>
-        <w:t>Tiền</w:t>
-      </w:r>
-      <w:proofErr w:type="spellEnd"/>
-      <w:r>
-        <w:rPr>
-          <w:rFonts w:ascii="Times New Roman" w:eastAsia="Times New Roman" w:hAnsi="Times New Roman" w:cs="Times New Roman"/>
-          <w:color w:val="000000"/>
-          <w:sz w:val="24"/>
-          <w:szCs w:val="24"/>
-        </w:rPr>
-        <w:t xml:space="preserve"> </w:t>
-      </w:r>
-      <w:proofErr w:type="spellStart"/>
-      <w:r>
-        <w:rPr>
-          <w:rFonts w:ascii="Times New Roman" w:eastAsia="Times New Roman" w:hAnsi="Times New Roman" w:cs="Times New Roman"/>
-          <w:color w:val="000000"/>
-          <w:sz w:val="24"/>
-          <w:szCs w:val="24"/>
+      <w:r>
+        <w:rPr>
+          <w:rFonts w:ascii="Times New Roman" w:eastAsia="Times New Roman" w:hAnsi="Times New Roman" w:cs="Times New Roman"/>
+          <w:color w:val="000000"/>
+          <w:sz w:val="26"/>
+          <w:szCs w:val="26"/>
+        </w:rPr>
+        <w:t xml:space="preserve">Tiền </w:t>
+      </w:r>
+      <w:proofErr w:type="spellStart"/>
+      <w:r>
+        <w:rPr>
+          <w:rFonts w:ascii="Times New Roman" w:eastAsia="Times New Roman" w:hAnsi="Times New Roman" w:cs="Times New Roman"/>
+          <w:color w:val="000000"/>
+          <w:sz w:val="26"/>
+          <w:szCs w:val="26"/>
         </w:rPr>
         <w:t>mặt</w:t>
       </w:r>
@@ -874,8 +863,8 @@
         <w:rPr>
           <w:rFonts w:ascii="Times New Roman" w:eastAsia="Times New Roman" w:hAnsi="Times New Roman" w:cs="Times New Roman"/>
           <w:color w:val="000000"/>
-          <w:sz w:val="24"/>
-          <w:szCs w:val="24"/>
+          <w:sz w:val="26"/>
+          <w:szCs w:val="26"/>
         </w:rPr>
         <w:t xml:space="preserve"> </w:t>
       </w:r>
@@ -884,8 +873,8 @@
           <w:rPr>
             <w:rFonts w:ascii="Times New Roman" w:eastAsia="Times New Roman" w:hAnsi="Times New Roman" w:cs="Times New Roman"/>
             <w:color w:val="000000"/>
-            <w:sz w:val="24"/>
-            <w:szCs w:val="24"/>
+            <w:sz w:val="26"/>
+            <w:szCs w:val="26"/>
           </w:rPr>
           <w:id w:val="2123572985"/>
           <w14:checkbox>
@@ -894,13 +883,14 @@
             <w14:uncheckedState w14:val="2610" w14:font="MS Gothic"/>
           </w14:checkbox>
         </w:sdtPr>
+        <w:sdtEndPr/>
         <w:sdtContent>
           <w:r>
             <w:rPr>
               <w:rFonts w:ascii="MS Gothic" w:eastAsia="MS Gothic" w:hAnsi="MS Gothic" w:cs="Times New Roman" w:hint="eastAsia"/>
               <w:color w:val="000000"/>
-              <w:sz w:val="24"/>
-              <w:szCs w:val="24"/>
+              <w:sz w:val="26"/>
+              <w:szCs w:val="26"/>
             </w:rPr>
             <w:t>☒</w:t>
           </w:r>
@@ -910,8 +900,8 @@
         <w:rPr>
           <w:rFonts w:ascii="Wingdings 2" w:eastAsia="Times New Roman" w:hAnsi="Wingdings 2" w:cs="Times New Roman"/>
           <w:color w:val="000000"/>
-          <w:sz w:val="24"/>
-          <w:szCs w:val="24"/>
+          <w:sz w:val="26"/>
+          <w:szCs w:val="26"/>
         </w:rPr>
         <w:t></w:t>
       </w:r>
@@ -919,8 +909,8 @@
         <w:rPr>
           <w:rFonts w:ascii="Times New Roman" w:eastAsia="Times New Roman" w:hAnsi="Times New Roman" w:cs="Times New Roman"/>
           <w:color w:val="000000"/>
-          <w:sz w:val="24"/>
-          <w:szCs w:val="24"/>
+          <w:sz w:val="26"/>
+          <w:szCs w:val="26"/>
         </w:rPr>
         <w:t xml:space="preserve">       </w:t>
       </w:r>
@@ -929,8 +919,8 @@
         <w:rPr>
           <w:rFonts w:ascii="Times New Roman" w:eastAsia="Times New Roman" w:hAnsi="Times New Roman" w:cs="Times New Roman"/>
           <w:color w:val="000000"/>
-          <w:sz w:val="24"/>
-          <w:szCs w:val="24"/>
+          <w:sz w:val="26"/>
+          <w:szCs w:val="26"/>
         </w:rPr>
         <w:t>Chuyển</w:t>
       </w:r>
@@ -939,18 +929,18 @@
         <w:rPr>
           <w:rFonts w:ascii="Times New Roman" w:eastAsia="Times New Roman" w:hAnsi="Times New Roman" w:cs="Times New Roman"/>
           <w:color w:val="000000"/>
-          <w:sz w:val="24"/>
-          <w:szCs w:val="24"/>
-        </w:rPr>
-        <w:t xml:space="preserve"> </w:t>
-      </w:r>
-      <w:proofErr w:type="spellStart"/>
-      <w:r>
-        <w:rPr>
-          <w:rFonts w:ascii="Times New Roman" w:eastAsia="Times New Roman" w:hAnsi="Times New Roman" w:cs="Times New Roman"/>
-          <w:color w:val="000000"/>
-          <w:sz w:val="24"/>
-          <w:szCs w:val="24"/>
+          <w:sz w:val="26"/>
+          <w:szCs w:val="26"/>
+        </w:rPr>
+        <w:t xml:space="preserve"> </w:t>
+      </w:r>
+      <w:proofErr w:type="spellStart"/>
+      <w:r>
+        <w:rPr>
+          <w:rFonts w:ascii="Times New Roman" w:eastAsia="Times New Roman" w:hAnsi="Times New Roman" w:cs="Times New Roman"/>
+          <w:color w:val="000000"/>
+          <w:sz w:val="26"/>
+          <w:szCs w:val="26"/>
         </w:rPr>
         <w:t>khoản</w:t>
       </w:r>
@@ -959,8 +949,8 @@
         <w:rPr>
           <w:rFonts w:ascii="Times New Roman" w:eastAsia="Times New Roman" w:hAnsi="Times New Roman" w:cs="Times New Roman"/>
           <w:color w:val="000000"/>
-          <w:sz w:val="24"/>
-          <w:szCs w:val="24"/>
+          <w:sz w:val="26"/>
+          <w:szCs w:val="26"/>
         </w:rPr>
         <w:t xml:space="preserve"> </w:t>
       </w:r>
@@ -969,8 +959,8 @@
           <w:rPr>
             <w:rFonts w:ascii="Times New Roman" w:eastAsia="Times New Roman" w:hAnsi="Times New Roman" w:cs="Times New Roman"/>
             <w:color w:val="000000"/>
-            <w:sz w:val="24"/>
-            <w:szCs w:val="24"/>
+            <w:sz w:val="26"/>
+            <w:szCs w:val="26"/>
           </w:rPr>
           <w:id w:val="602303978"/>
           <w14:checkbox>
@@ -979,13 +969,14 @@
             <w14:uncheckedState w14:val="2610" w14:font="MS Gothic"/>
           </w14:checkbox>
         </w:sdtPr>
+        <w:sdtEndPr/>
         <w:sdtContent>
           <w:r>
             <w:rPr>
               <w:rFonts w:ascii="MS Gothic" w:eastAsia="MS Gothic" w:hAnsi="MS Gothic" w:cs="Times New Roman" w:hint="eastAsia"/>
               <w:color w:val="000000"/>
-              <w:sz w:val="24"/>
-              <w:szCs w:val="24"/>
+              <w:sz w:val="26"/>
+              <w:szCs w:val="26"/>
             </w:rPr>
             <w:t>☐</w:t>
           </w:r>
@@ -999,8 +990,8 @@
         <w:rPr>
           <w:rFonts w:ascii="Times New Roman" w:eastAsia="Times New Roman" w:hAnsi="Times New Roman" w:cs="Times New Roman"/>
           <w:color w:val="000000"/>
-          <w:sz w:val="24"/>
-          <w:szCs w:val="24"/>
+          <w:sz w:val="26"/>
+          <w:szCs w:val="26"/>
         </w:rPr>
       </w:pPr>
       <w:proofErr w:type="spellStart"/>
@@ -1008,8 +999,8 @@
         <w:rPr>
           <w:rFonts w:ascii="Times New Roman" w:eastAsia="Times New Roman" w:hAnsi="Times New Roman" w:cs="Times New Roman"/>
           <w:color w:val="000000"/>
-          <w:sz w:val="24"/>
-          <w:szCs w:val="24"/>
+          <w:sz w:val="26"/>
+          <w:szCs w:val="26"/>
         </w:rPr>
         <w:t>Loại</w:t>
       </w:r>
@@ -1018,18 +1009,18 @@
         <w:rPr>
           <w:rFonts w:ascii="Times New Roman" w:eastAsia="Times New Roman" w:hAnsi="Times New Roman" w:cs="Times New Roman"/>
           <w:color w:val="000000"/>
-          <w:sz w:val="24"/>
-          <w:szCs w:val="24"/>
-        </w:rPr>
-        <w:t xml:space="preserve"> </w:t>
-      </w:r>
-      <w:proofErr w:type="spellStart"/>
-      <w:r>
-        <w:rPr>
-          <w:rFonts w:ascii="Times New Roman" w:eastAsia="Times New Roman" w:hAnsi="Times New Roman" w:cs="Times New Roman"/>
-          <w:color w:val="000000"/>
-          <w:sz w:val="24"/>
-          <w:szCs w:val="24"/>
+          <w:sz w:val="26"/>
+          <w:szCs w:val="26"/>
+        </w:rPr>
+        <w:t xml:space="preserve"> </w:t>
+      </w:r>
+      <w:proofErr w:type="spellStart"/>
+      <w:r>
+        <w:rPr>
+          <w:rFonts w:ascii="Times New Roman" w:eastAsia="Times New Roman" w:hAnsi="Times New Roman" w:cs="Times New Roman"/>
+          <w:color w:val="000000"/>
+          <w:sz w:val="26"/>
+          <w:szCs w:val="26"/>
         </w:rPr>
         <w:t>tiền</w:t>
       </w:r>
@@ -1038,8 +1029,8 @@
         <w:rPr>
           <w:rFonts w:ascii="Times New Roman" w:eastAsia="Times New Roman" w:hAnsi="Times New Roman" w:cs="Times New Roman"/>
           <w:color w:val="000000"/>
-          <w:sz w:val="24"/>
-          <w:szCs w:val="24"/>
+          <w:sz w:val="26"/>
+          <w:szCs w:val="26"/>
         </w:rPr>
         <w:t xml:space="preserve">:             VND </w:t>
       </w:r>
@@ -1048,8 +1039,8 @@
           <w:rPr>
             <w:rFonts w:ascii="Times New Roman" w:eastAsia="Times New Roman" w:hAnsi="Times New Roman" w:cs="Times New Roman"/>
             <w:color w:val="000000"/>
-            <w:sz w:val="24"/>
-            <w:szCs w:val="24"/>
+            <w:sz w:val="26"/>
+            <w:szCs w:val="26"/>
           </w:rPr>
           <w:id w:val="-824661050"/>
           <w14:checkbox>
@@ -1058,13 +1049,14 @@
             <w14:uncheckedState w14:val="2610" w14:font="MS Gothic"/>
           </w14:checkbox>
         </w:sdtPr>
+        <w:sdtEndPr/>
         <w:sdtContent>
           <w:r>
             <w:rPr>
               <w:rFonts w:ascii="MS Gothic" w:eastAsia="MS Gothic" w:hAnsi="MS Gothic" w:cs="Times New Roman" w:hint="eastAsia"/>
               <w:color w:val="000000"/>
-              <w:sz w:val="24"/>
-              <w:szCs w:val="24"/>
+              <w:sz w:val="26"/>
+              <w:szCs w:val="26"/>
             </w:rPr>
             <w:t>☒</w:t>
           </w:r>
@@ -1074,8 +1066,8 @@
         <w:rPr>
           <w:rFonts w:ascii="Times New Roman" w:eastAsia="Times New Roman" w:hAnsi="Times New Roman" w:cs="Times New Roman"/>
           <w:color w:val="000000"/>
-          <w:sz w:val="24"/>
-          <w:szCs w:val="24"/>
+          <w:sz w:val="26"/>
+          <w:szCs w:val="26"/>
         </w:rPr>
         <w:t xml:space="preserve">                        USD </w:t>
       </w:r>
@@ -1084,8 +1076,8 @@
           <w:rPr>
             <w:rFonts w:ascii="Times New Roman" w:eastAsia="Times New Roman" w:hAnsi="Times New Roman" w:cs="Times New Roman"/>
             <w:color w:val="000000"/>
-            <w:sz w:val="24"/>
-            <w:szCs w:val="24"/>
+            <w:sz w:val="26"/>
+            <w:szCs w:val="26"/>
           </w:rPr>
           <w:id w:val="-1724672372"/>
           <w14:checkbox>
@@ -1094,13 +1086,14 @@
             <w14:uncheckedState w14:val="2610" w14:font="MS Gothic"/>
           </w14:checkbox>
         </w:sdtPr>
+        <w:sdtEndPr/>
         <w:sdtContent>
           <w:r>
             <w:rPr>
               <w:rFonts w:ascii="MS Gothic" w:eastAsia="MS Gothic" w:hAnsi="MS Gothic" w:cs="Times New Roman" w:hint="eastAsia"/>
               <w:color w:val="000000"/>
-              <w:sz w:val="24"/>
-              <w:szCs w:val="24"/>
+              <w:sz w:val="26"/>
+              <w:szCs w:val="26"/>
             </w:rPr>
             <w:t>☐</w:t>
           </w:r>
@@ -1110,8 +1103,8 @@
         <w:rPr>
           <w:rFonts w:ascii="Times New Roman" w:eastAsia="Times New Roman" w:hAnsi="Times New Roman" w:cs="Times New Roman"/>
           <w:color w:val="000000"/>
-          <w:sz w:val="24"/>
-          <w:szCs w:val="24"/>
+          <w:sz w:val="26"/>
+          <w:szCs w:val="26"/>
         </w:rPr>
         <w:t xml:space="preserve">         </w:t>
       </w:r>
@@ -1120,8 +1113,8 @@
         <w:rPr>
           <w:rFonts w:ascii="Times New Roman" w:eastAsia="Times New Roman" w:hAnsi="Times New Roman" w:cs="Times New Roman"/>
           <w:color w:val="000000"/>
-          <w:sz w:val="24"/>
-          <w:szCs w:val="24"/>
+          <w:sz w:val="26"/>
+          <w:szCs w:val="26"/>
         </w:rPr>
         <w:t>Khác</w:t>
       </w:r>
@@ -1131,8 +1124,8 @@
         <w:rPr>
           <w:rFonts w:ascii="Times New Roman" w:eastAsia="Times New Roman" w:hAnsi="Times New Roman" w:cs="Times New Roman"/>
           <w:color w:val="000000"/>
-          <w:sz w:val="24"/>
-          <w:szCs w:val="24"/>
+          <w:sz w:val="26"/>
+          <w:szCs w:val="26"/>
         </w:rPr>
         <w:t>:……….</w:t>
       </w:r>
@@ -1151,7 +1144,7 @@
     </w:p>
     <w:p>
       <w:pPr>
-        <w:spacing w:after="0" w:line="240" w:lineRule="auto"/>
+        <w:spacing w:before="60" w:after="60" w:line="240" w:lineRule="auto"/>
         <w:rPr>
           <w:rFonts w:ascii="Times New Roman" w:eastAsia="Times New Roman" w:hAnsi="Times New Roman" w:cs="Times New Roman"/>
           <w:color w:val="000000"/>
@@ -1379,6 +1372,7 @@
     </w:p>
     <w:p>
       <w:pPr>
+        <w:spacing w:before="60" w:after="60"/>
         <w:rPr>
           <w:rFonts w:ascii="Times New Roman" w:hAnsi="Times New Roman" w:cs="Times New Roman"/>
           <w:sz w:val="26"/>
@@ -1468,12 +1462,12 @@
     </w:p>
     <w:p>
       <w:pPr>
-        <w:spacing w:after="0" w:line="240" w:lineRule="auto"/>
-        <w:rPr>
-          <w:rFonts w:ascii="Times New Roman" w:eastAsia="Times New Roman" w:hAnsi="Times New Roman" w:cs="Times New Roman"/>
-          <w:color w:val="000000"/>
-          <w:sz w:val="24"/>
-          <w:szCs w:val="24"/>
+        <w:spacing w:before="60" w:after="60" w:line="240" w:lineRule="auto"/>
+        <w:rPr>
+          <w:rFonts w:ascii="Times New Roman" w:eastAsia="Times New Roman" w:hAnsi="Times New Roman" w:cs="Times New Roman"/>
+          <w:color w:val="000000"/>
+          <w:sz w:val="26"/>
+          <w:szCs w:val="26"/>
         </w:rPr>
       </w:pPr>
       <w:proofErr w:type="spellStart"/>
@@ -1481,8 +1475,8 @@
         <w:rPr>
           <w:rFonts w:ascii="Times New Roman" w:eastAsia="Times New Roman" w:hAnsi="Times New Roman" w:cs="Times New Roman"/>
           <w:color w:val="000000"/>
-          <w:sz w:val="24"/>
-          <w:szCs w:val="24"/>
+          <w:sz w:val="26"/>
+          <w:szCs w:val="26"/>
         </w:rPr>
         <w:t>Nguời</w:t>
       </w:r>
@@ -1491,18 +1485,18 @@
         <w:rPr>
           <w:rFonts w:ascii="Times New Roman" w:eastAsia="Times New Roman" w:hAnsi="Times New Roman" w:cs="Times New Roman"/>
           <w:color w:val="000000"/>
-          <w:sz w:val="24"/>
-          <w:szCs w:val="24"/>
-        </w:rPr>
-        <w:t xml:space="preserve"> </w:t>
-      </w:r>
-      <w:proofErr w:type="spellStart"/>
-      <w:r>
-        <w:rPr>
-          <w:rFonts w:ascii="Times New Roman" w:eastAsia="Times New Roman" w:hAnsi="Times New Roman" w:cs="Times New Roman"/>
-          <w:color w:val="000000"/>
-          <w:sz w:val="24"/>
-          <w:szCs w:val="24"/>
+          <w:sz w:val="26"/>
+          <w:szCs w:val="26"/>
+        </w:rPr>
+        <w:t xml:space="preserve"> </w:t>
+      </w:r>
+      <w:proofErr w:type="spellStart"/>
+      <w:r>
+        <w:rPr>
+          <w:rFonts w:ascii="Times New Roman" w:eastAsia="Times New Roman" w:hAnsi="Times New Roman" w:cs="Times New Roman"/>
+          <w:color w:val="000000"/>
+          <w:sz w:val="26"/>
+          <w:szCs w:val="26"/>
         </w:rPr>
         <w:t>nộp</w:t>
       </w:r>
@@ -1511,18 +1505,18 @@
         <w:rPr>
           <w:rFonts w:ascii="Times New Roman" w:eastAsia="Times New Roman" w:hAnsi="Times New Roman" w:cs="Times New Roman"/>
           <w:color w:val="000000"/>
-          <w:sz w:val="24"/>
-          <w:szCs w:val="24"/>
-        </w:rPr>
-        <w:t xml:space="preserve"> </w:t>
-      </w:r>
-      <w:proofErr w:type="spellStart"/>
-      <w:r>
-        <w:rPr>
-          <w:rFonts w:ascii="Times New Roman" w:eastAsia="Times New Roman" w:hAnsi="Times New Roman" w:cs="Times New Roman"/>
-          <w:color w:val="000000"/>
-          <w:sz w:val="24"/>
-          <w:szCs w:val="24"/>
+          <w:sz w:val="26"/>
+          <w:szCs w:val="26"/>
+        </w:rPr>
+        <w:t xml:space="preserve"> </w:t>
+      </w:r>
+      <w:proofErr w:type="spellStart"/>
+      <w:r>
+        <w:rPr>
+          <w:rFonts w:ascii="Times New Roman" w:eastAsia="Times New Roman" w:hAnsi="Times New Roman" w:cs="Times New Roman"/>
+          <w:color w:val="000000"/>
+          <w:sz w:val="26"/>
+          <w:szCs w:val="26"/>
         </w:rPr>
         <w:t>thay</w:t>
       </w:r>
@@ -1531,20 +1525,38 @@
         <w:rPr>
           <w:rFonts w:ascii="Times New Roman" w:eastAsia="Times New Roman" w:hAnsi="Times New Roman" w:cs="Times New Roman"/>
           <w:color w:val="000000"/>
-          <w:sz w:val="24"/>
-          <w:szCs w:val="24"/>
-        </w:rPr>
-        <w:t>: …...........................................................................................................................</w:t>
+          <w:sz w:val="26"/>
+          <w:szCs w:val="26"/>
+        </w:rPr>
+        <w:t>: ….......................................................................................</w:t>
+      </w:r>
+      <w:r>
+        <w:rPr>
+          <w:rFonts w:ascii="Times New Roman" w:eastAsia="Times New Roman" w:hAnsi="Times New Roman" w:cs="Times New Roman"/>
+          <w:color w:val="000000"/>
+          <w:sz w:val="26"/>
+          <w:szCs w:val="26"/>
+        </w:rPr>
+        <w:t>...........................</w:t>
+      </w:r>
+      <w:r>
+        <w:rPr>
+          <w:rFonts w:ascii="Times New Roman" w:eastAsia="Times New Roman" w:hAnsi="Times New Roman" w:cs="Times New Roman"/>
+          <w:color w:val="000000"/>
+          <w:sz w:val="26"/>
+          <w:szCs w:val="26"/>
+        </w:rPr>
+        <w:t>....</w:t>
       </w:r>
     </w:p>
     <w:p>
       <w:pPr>
-        <w:spacing w:after="0" w:line="240" w:lineRule="auto"/>
-        <w:rPr>
-          <w:rFonts w:ascii="Times New Roman" w:eastAsia="Times New Roman" w:hAnsi="Times New Roman" w:cs="Times New Roman"/>
-          <w:color w:val="000000"/>
-          <w:sz w:val="24"/>
-          <w:szCs w:val="24"/>
+        <w:spacing w:before="60" w:after="60" w:line="240" w:lineRule="auto"/>
+        <w:rPr>
+          <w:rFonts w:ascii="Times New Roman" w:eastAsia="Times New Roman" w:hAnsi="Times New Roman" w:cs="Times New Roman"/>
+          <w:color w:val="000000"/>
+          <w:sz w:val="26"/>
+          <w:szCs w:val="26"/>
         </w:rPr>
       </w:pPr>
       <w:proofErr w:type="spellStart"/>
@@ -1552,8 +1564,8 @@
         <w:rPr>
           <w:rFonts w:ascii="Times New Roman" w:eastAsia="Times New Roman" w:hAnsi="Times New Roman" w:cs="Times New Roman"/>
           <w:color w:val="000000"/>
-          <w:sz w:val="24"/>
-          <w:szCs w:val="24"/>
+          <w:sz w:val="26"/>
+          <w:szCs w:val="26"/>
         </w:rPr>
         <w:t>Địa</w:t>
       </w:r>
@@ -1562,18 +1574,18 @@
         <w:rPr>
           <w:rFonts w:ascii="Times New Roman" w:eastAsia="Times New Roman" w:hAnsi="Times New Roman" w:cs="Times New Roman"/>
           <w:color w:val="000000"/>
-          <w:sz w:val="24"/>
-          <w:szCs w:val="24"/>
-        </w:rPr>
-        <w:t xml:space="preserve"> </w:t>
-      </w:r>
-      <w:proofErr w:type="spellStart"/>
-      <w:r>
-        <w:rPr>
-          <w:rFonts w:ascii="Times New Roman" w:eastAsia="Times New Roman" w:hAnsi="Times New Roman" w:cs="Times New Roman"/>
-          <w:color w:val="000000"/>
-          <w:sz w:val="24"/>
-          <w:szCs w:val="24"/>
+          <w:sz w:val="26"/>
+          <w:szCs w:val="26"/>
+        </w:rPr>
+        <w:t xml:space="preserve"> </w:t>
+      </w:r>
+      <w:proofErr w:type="spellStart"/>
+      <w:r>
+        <w:rPr>
+          <w:rFonts w:ascii="Times New Roman" w:eastAsia="Times New Roman" w:hAnsi="Times New Roman" w:cs="Times New Roman"/>
+          <w:color w:val="000000"/>
+          <w:sz w:val="26"/>
+          <w:szCs w:val="26"/>
         </w:rPr>
         <w:t>chỉ</w:t>
       </w:r>
@@ -1583,21 +1595,30 @@
         <w:rPr>
           <w:rFonts w:ascii="Times New Roman" w:eastAsia="Times New Roman" w:hAnsi="Times New Roman" w:cs="Times New Roman"/>
           <w:color w:val="000000"/>
-          <w:sz w:val="24"/>
-          <w:szCs w:val="24"/>
-        </w:rPr>
-        <w:t>:  ................................................................</w:t>
+          <w:sz w:val="26"/>
+          <w:szCs w:val="26"/>
+        </w:rPr>
+        <w:t>:  ................................</w:t>
+      </w:r>
+      <w:r>
+        <w:rPr>
+          <w:rFonts w:ascii="Times New Roman" w:eastAsia="Times New Roman" w:hAnsi="Times New Roman" w:cs="Times New Roman"/>
+          <w:color w:val="000000"/>
+          <w:sz w:val="26"/>
+          <w:szCs w:val="26"/>
+        </w:rPr>
+        <w:t>.............................</w:t>
       </w:r>
       <w:proofErr w:type="gramEnd"/>
     </w:p>
     <w:p>
       <w:pPr>
-        <w:spacing w:after="0" w:line="240" w:lineRule="auto"/>
-        <w:rPr>
-          <w:rFonts w:ascii="Times New Roman" w:eastAsia="Times New Roman" w:hAnsi="Times New Roman" w:cs="Times New Roman"/>
-          <w:color w:val="000000"/>
-          <w:sz w:val="24"/>
-          <w:szCs w:val="24"/>
+        <w:spacing w:before="60" w:after="60" w:line="240" w:lineRule="auto"/>
+        <w:rPr>
+          <w:rFonts w:ascii="Times New Roman" w:eastAsia="Times New Roman" w:hAnsi="Times New Roman" w:cs="Times New Roman"/>
+          <w:color w:val="000000"/>
+          <w:sz w:val="26"/>
+          <w:szCs w:val="26"/>
         </w:rPr>
       </w:pPr>
       <w:proofErr w:type="spellStart"/>
@@ -1605,8 +1626,8 @@
         <w:rPr>
           <w:rFonts w:ascii="Times New Roman" w:eastAsia="Times New Roman" w:hAnsi="Times New Roman" w:cs="Times New Roman"/>
           <w:color w:val="000000"/>
-          <w:sz w:val="24"/>
-          <w:szCs w:val="24"/>
+          <w:sz w:val="26"/>
+          <w:szCs w:val="26"/>
         </w:rPr>
         <w:t>Đề</w:t>
       </w:r>
@@ -1615,18 +1636,18 @@
         <w:rPr>
           <w:rFonts w:ascii="Times New Roman" w:eastAsia="Times New Roman" w:hAnsi="Times New Roman" w:cs="Times New Roman"/>
           <w:color w:val="000000"/>
-          <w:sz w:val="24"/>
-          <w:szCs w:val="24"/>
-        </w:rPr>
-        <w:t xml:space="preserve"> </w:t>
-      </w:r>
-      <w:proofErr w:type="spellStart"/>
-      <w:r>
-        <w:rPr>
-          <w:rFonts w:ascii="Times New Roman" w:eastAsia="Times New Roman" w:hAnsi="Times New Roman" w:cs="Times New Roman"/>
-          <w:color w:val="000000"/>
-          <w:sz w:val="24"/>
-          <w:szCs w:val="24"/>
+          <w:sz w:val="26"/>
+          <w:szCs w:val="26"/>
+        </w:rPr>
+        <w:t xml:space="preserve"> </w:t>
+      </w:r>
+      <w:proofErr w:type="spellStart"/>
+      <w:r>
+        <w:rPr>
+          <w:rFonts w:ascii="Times New Roman" w:eastAsia="Times New Roman" w:hAnsi="Times New Roman" w:cs="Times New Roman"/>
+          <w:color w:val="000000"/>
+          <w:sz w:val="26"/>
+          <w:szCs w:val="26"/>
         </w:rPr>
         <w:t>nghị</w:t>
       </w:r>
@@ -1635,8 +1656,8 @@
         <w:rPr>
           <w:rFonts w:ascii="Times New Roman" w:eastAsia="Times New Roman" w:hAnsi="Times New Roman" w:cs="Times New Roman"/>
           <w:color w:val="000000"/>
-          <w:sz w:val="24"/>
-          <w:szCs w:val="24"/>
+          <w:sz w:val="26"/>
+          <w:szCs w:val="26"/>
         </w:rPr>
         <w:t xml:space="preserve"> NH/KBNN: </w:t>
       </w:r>
@@ -1645,8 +1666,8 @@
         <w:rPr>
           <w:rFonts w:ascii="Times New Roman" w:eastAsia="Times New Roman" w:hAnsi="Times New Roman" w:cs="Times New Roman"/>
           <w:color w:val="000000"/>
-          <w:sz w:val="24"/>
-          <w:szCs w:val="24"/>
+          <w:sz w:val="26"/>
+          <w:szCs w:val="26"/>
         </w:rPr>
         <w:t>Agribank</w:t>
       </w:r>
@@ -1655,8 +1676,8 @@
         <w:rPr>
           <w:rFonts w:ascii="Times New Roman" w:eastAsia="Times New Roman" w:hAnsi="Times New Roman" w:cs="Times New Roman"/>
           <w:color w:val="000000"/>
-          <w:sz w:val="24"/>
-          <w:szCs w:val="24"/>
+          <w:sz w:val="26"/>
+          <w:szCs w:val="26"/>
         </w:rPr>
         <w:t xml:space="preserve"> Chi </w:t>
       </w:r>
@@ -1665,8 +1686,8 @@
         <w:rPr>
           <w:rFonts w:ascii="Times New Roman" w:eastAsia="Times New Roman" w:hAnsi="Times New Roman" w:cs="Times New Roman"/>
           <w:color w:val="000000"/>
-          <w:sz w:val="24"/>
-          <w:szCs w:val="24"/>
+          <w:sz w:val="26"/>
+          <w:szCs w:val="26"/>
         </w:rPr>
         <w:t>nhánh</w:t>
       </w:r>
@@ -1675,18 +1696,18 @@
         <w:rPr>
           <w:rFonts w:ascii="Times New Roman" w:eastAsia="Times New Roman" w:hAnsi="Times New Roman" w:cs="Times New Roman"/>
           <w:color w:val="000000"/>
-          <w:sz w:val="24"/>
-          <w:szCs w:val="24"/>
-        </w:rPr>
-        <w:t xml:space="preserve"> </w:t>
-      </w:r>
-      <w:proofErr w:type="spellStart"/>
-      <w:r>
-        <w:rPr>
-          <w:rFonts w:ascii="Times New Roman" w:eastAsia="Times New Roman" w:hAnsi="Times New Roman" w:cs="Times New Roman"/>
-          <w:color w:val="000000"/>
-          <w:sz w:val="24"/>
-          <w:szCs w:val="24"/>
+          <w:sz w:val="26"/>
+          <w:szCs w:val="26"/>
+        </w:rPr>
+        <w:t xml:space="preserve"> </w:t>
+      </w:r>
+      <w:proofErr w:type="spellStart"/>
+      <w:r>
+        <w:rPr>
+          <w:rFonts w:ascii="Times New Roman" w:eastAsia="Times New Roman" w:hAnsi="Times New Roman" w:cs="Times New Roman"/>
+          <w:color w:val="000000"/>
+          <w:sz w:val="26"/>
+          <w:szCs w:val="26"/>
         </w:rPr>
         <w:t>Giá</w:t>
       </w:r>
@@ -1695,18 +1716,18 @@
         <w:rPr>
           <w:rFonts w:ascii="Times New Roman" w:eastAsia="Times New Roman" w:hAnsi="Times New Roman" w:cs="Times New Roman"/>
           <w:color w:val="000000"/>
-          <w:sz w:val="24"/>
-          <w:szCs w:val="24"/>
-        </w:rPr>
-        <w:t xml:space="preserve"> </w:t>
-      </w:r>
-      <w:proofErr w:type="spellStart"/>
-      <w:r>
-        <w:rPr>
-          <w:rFonts w:ascii="Times New Roman" w:eastAsia="Times New Roman" w:hAnsi="Times New Roman" w:cs="Times New Roman"/>
-          <w:color w:val="000000"/>
-          <w:sz w:val="24"/>
-          <w:szCs w:val="24"/>
+          <w:sz w:val="26"/>
+          <w:szCs w:val="26"/>
+        </w:rPr>
+        <w:t xml:space="preserve"> </w:t>
+      </w:r>
+      <w:proofErr w:type="spellStart"/>
+      <w:r>
+        <w:rPr>
+          <w:rFonts w:ascii="Times New Roman" w:eastAsia="Times New Roman" w:hAnsi="Times New Roman" w:cs="Times New Roman"/>
+          <w:color w:val="000000"/>
+          <w:sz w:val="26"/>
+          <w:szCs w:val="26"/>
         </w:rPr>
         <w:t>Rai</w:t>
       </w:r>
@@ -1715,18 +1736,18 @@
         <w:rPr>
           <w:rFonts w:ascii="Times New Roman" w:eastAsia="Times New Roman" w:hAnsi="Times New Roman" w:cs="Times New Roman"/>
           <w:color w:val="000000"/>
-          <w:sz w:val="24"/>
-          <w:szCs w:val="24"/>
-        </w:rPr>
-        <w:t xml:space="preserve"> </w:t>
-      </w:r>
-      <w:proofErr w:type="spellStart"/>
-      <w:r>
-        <w:rPr>
-          <w:rFonts w:ascii="Times New Roman" w:eastAsia="Times New Roman" w:hAnsi="Times New Roman" w:cs="Times New Roman"/>
-          <w:color w:val="000000"/>
-          <w:sz w:val="24"/>
-          <w:szCs w:val="24"/>
+          <w:sz w:val="26"/>
+          <w:szCs w:val="26"/>
+        </w:rPr>
+        <w:t xml:space="preserve"> </w:t>
+      </w:r>
+      <w:proofErr w:type="spellStart"/>
+      <w:r>
+        <w:rPr>
+          <w:rFonts w:ascii="Times New Roman" w:eastAsia="Times New Roman" w:hAnsi="Times New Roman" w:cs="Times New Roman"/>
+          <w:color w:val="000000"/>
+          <w:sz w:val="26"/>
+          <w:szCs w:val="26"/>
         </w:rPr>
         <w:t>Bạc</w:t>
       </w:r>
@@ -1735,18 +1756,18 @@
         <w:rPr>
           <w:rFonts w:ascii="Times New Roman" w:eastAsia="Times New Roman" w:hAnsi="Times New Roman" w:cs="Times New Roman"/>
           <w:color w:val="000000"/>
-          <w:sz w:val="24"/>
-          <w:szCs w:val="24"/>
-        </w:rPr>
-        <w:t xml:space="preserve"> </w:t>
-      </w:r>
-      <w:proofErr w:type="spellStart"/>
-      <w:r>
-        <w:rPr>
-          <w:rFonts w:ascii="Times New Roman" w:eastAsia="Times New Roman" w:hAnsi="Times New Roman" w:cs="Times New Roman"/>
-          <w:color w:val="000000"/>
-          <w:sz w:val="24"/>
-          <w:szCs w:val="24"/>
+          <w:sz w:val="26"/>
+          <w:szCs w:val="26"/>
+        </w:rPr>
+        <w:t xml:space="preserve"> </w:t>
+      </w:r>
+      <w:proofErr w:type="spellStart"/>
+      <w:r>
+        <w:rPr>
+          <w:rFonts w:ascii="Times New Roman" w:eastAsia="Times New Roman" w:hAnsi="Times New Roman" w:cs="Times New Roman"/>
+          <w:color w:val="000000"/>
+          <w:sz w:val="26"/>
+          <w:szCs w:val="26"/>
         </w:rPr>
         <w:t>Liêu</w:t>
       </w:r>
@@ -1755,18 +1776,18 @@
         <w:rPr>
           <w:rFonts w:ascii="Times New Roman" w:eastAsia="Times New Roman" w:hAnsi="Times New Roman" w:cs="Times New Roman"/>
           <w:color w:val="000000"/>
-          <w:sz w:val="24"/>
-          <w:szCs w:val="24"/>
-        </w:rPr>
-        <w:t xml:space="preserve"> </w:t>
-      </w:r>
-      <w:proofErr w:type="spellStart"/>
-      <w:r>
-        <w:rPr>
-          <w:rFonts w:ascii="Times New Roman" w:eastAsia="Times New Roman" w:hAnsi="Times New Roman" w:cs="Times New Roman"/>
-          <w:color w:val="000000"/>
-          <w:sz w:val="24"/>
-          <w:szCs w:val="24"/>
+          <w:sz w:val="26"/>
+          <w:szCs w:val="26"/>
+        </w:rPr>
+        <w:t xml:space="preserve"> </w:t>
+      </w:r>
+      <w:proofErr w:type="spellStart"/>
+      <w:r>
+        <w:rPr>
+          <w:rFonts w:ascii="Times New Roman" w:eastAsia="Times New Roman" w:hAnsi="Times New Roman" w:cs="Times New Roman"/>
+          <w:color w:val="000000"/>
+          <w:sz w:val="26"/>
+          <w:szCs w:val="26"/>
         </w:rPr>
         <w:t>trích</w:t>
       </w:r>
@@ -1775,8 +1796,8 @@
         <w:rPr>
           <w:rFonts w:ascii="Times New Roman" w:eastAsia="Times New Roman" w:hAnsi="Times New Roman" w:cs="Times New Roman"/>
           <w:color w:val="000000"/>
-          <w:sz w:val="24"/>
-          <w:szCs w:val="24"/>
+          <w:sz w:val="26"/>
+          <w:szCs w:val="26"/>
         </w:rPr>
         <w:t xml:space="preserve"> TK </w:t>
       </w:r>
@@ -1785,8 +1806,8 @@
         <w:rPr>
           <w:rFonts w:ascii="Times New Roman" w:eastAsia="Times New Roman" w:hAnsi="Times New Roman" w:cs="Times New Roman"/>
           <w:color w:val="000000"/>
-          <w:sz w:val="24"/>
-          <w:szCs w:val="24"/>
+          <w:sz w:val="26"/>
+          <w:szCs w:val="26"/>
         </w:rPr>
         <w:t>số</w:t>
       </w:r>
@@ -1795,18 +1816,18 @@
         <w:rPr>
           <w:rFonts w:ascii="Times New Roman" w:eastAsia="Times New Roman" w:hAnsi="Times New Roman" w:cs="Times New Roman"/>
           <w:color w:val="000000"/>
-          <w:sz w:val="24"/>
-          <w:szCs w:val="24"/>
-        </w:rPr>
-        <w:t>……………………</w:t>
-      </w:r>
-      <w:proofErr w:type="spellStart"/>
-      <w:r>
-        <w:rPr>
-          <w:rFonts w:ascii="Times New Roman" w:eastAsia="Times New Roman" w:hAnsi="Times New Roman" w:cs="Times New Roman"/>
-          <w:color w:val="000000"/>
-          <w:sz w:val="24"/>
-          <w:szCs w:val="24"/>
+          <w:sz w:val="26"/>
+          <w:szCs w:val="26"/>
+        </w:rPr>
+        <w:t>……………</w:t>
+      </w:r>
+      <w:proofErr w:type="spellStart"/>
+      <w:r>
+        <w:rPr>
+          <w:rFonts w:ascii="Times New Roman" w:eastAsia="Times New Roman" w:hAnsi="Times New Roman" w:cs="Times New Roman"/>
+          <w:color w:val="000000"/>
+          <w:sz w:val="26"/>
+          <w:szCs w:val="26"/>
         </w:rPr>
         <w:t>hoặc</w:t>
       </w:r>
@@ -1815,18 +1836,18 @@
         <w:rPr>
           <w:rFonts w:ascii="Times New Roman" w:eastAsia="Times New Roman" w:hAnsi="Times New Roman" w:cs="Times New Roman"/>
           <w:color w:val="000000"/>
-          <w:sz w:val="24"/>
-          <w:szCs w:val="24"/>
-        </w:rPr>
-        <w:t xml:space="preserve"> </w:t>
-      </w:r>
-      <w:proofErr w:type="spellStart"/>
-      <w:r>
-        <w:rPr>
-          <w:rFonts w:ascii="Times New Roman" w:eastAsia="Times New Roman" w:hAnsi="Times New Roman" w:cs="Times New Roman"/>
-          <w:color w:val="000000"/>
-          <w:sz w:val="24"/>
-          <w:szCs w:val="24"/>
+          <w:sz w:val="26"/>
+          <w:szCs w:val="26"/>
+        </w:rPr>
+        <w:t xml:space="preserve"> </w:t>
+      </w:r>
+      <w:proofErr w:type="spellStart"/>
+      <w:r>
+        <w:rPr>
+          <w:rFonts w:ascii="Times New Roman" w:eastAsia="Times New Roman" w:hAnsi="Times New Roman" w:cs="Times New Roman"/>
+          <w:color w:val="000000"/>
+          <w:sz w:val="26"/>
+          <w:szCs w:val="26"/>
         </w:rPr>
         <w:t>tiền</w:t>
       </w:r>
@@ -1835,18 +1856,18 @@
         <w:rPr>
           <w:rFonts w:ascii="Times New Roman" w:eastAsia="Times New Roman" w:hAnsi="Times New Roman" w:cs="Times New Roman"/>
           <w:color w:val="000000"/>
-          <w:sz w:val="24"/>
-          <w:szCs w:val="24"/>
-        </w:rPr>
-        <w:t xml:space="preserve"> </w:t>
-      </w:r>
-      <w:proofErr w:type="spellStart"/>
-      <w:r>
-        <w:rPr>
-          <w:rFonts w:ascii="Times New Roman" w:eastAsia="Times New Roman" w:hAnsi="Times New Roman" w:cs="Times New Roman"/>
-          <w:color w:val="000000"/>
-          <w:sz w:val="24"/>
-          <w:szCs w:val="24"/>
+          <w:sz w:val="26"/>
+          <w:szCs w:val="26"/>
+        </w:rPr>
+        <w:t xml:space="preserve"> </w:t>
+      </w:r>
+      <w:proofErr w:type="spellStart"/>
+      <w:r>
+        <w:rPr>
+          <w:rFonts w:ascii="Times New Roman" w:eastAsia="Times New Roman" w:hAnsi="Times New Roman" w:cs="Times New Roman"/>
+          <w:color w:val="000000"/>
+          <w:sz w:val="26"/>
+          <w:szCs w:val="26"/>
         </w:rPr>
         <w:t>mặt</w:t>
       </w:r>
@@ -1855,18 +1876,18 @@
         <w:rPr>
           <w:rFonts w:ascii="Times New Roman" w:eastAsia="Times New Roman" w:hAnsi="Times New Roman" w:cs="Times New Roman"/>
           <w:color w:val="000000"/>
-          <w:sz w:val="24"/>
-          <w:szCs w:val="24"/>
-        </w:rPr>
-        <w:t xml:space="preserve"> </w:t>
-      </w:r>
-      <w:proofErr w:type="spellStart"/>
-      <w:r>
-        <w:rPr>
-          <w:rFonts w:ascii="Times New Roman" w:eastAsia="Times New Roman" w:hAnsi="Times New Roman" w:cs="Times New Roman"/>
-          <w:color w:val="000000"/>
-          <w:sz w:val="24"/>
-          <w:szCs w:val="24"/>
+          <w:sz w:val="26"/>
+          <w:szCs w:val="26"/>
+        </w:rPr>
+        <w:t xml:space="preserve"> </w:t>
+      </w:r>
+      <w:proofErr w:type="spellStart"/>
+      <w:r>
+        <w:rPr>
+          <w:rFonts w:ascii="Times New Roman" w:eastAsia="Times New Roman" w:hAnsi="Times New Roman" w:cs="Times New Roman"/>
+          <w:color w:val="000000"/>
+          <w:sz w:val="26"/>
+          <w:szCs w:val="26"/>
         </w:rPr>
         <w:t>để</w:t>
       </w:r>
@@ -1875,14 +1896,15 @@
         <w:rPr>
           <w:rFonts w:ascii="Times New Roman" w:eastAsia="Times New Roman" w:hAnsi="Times New Roman" w:cs="Times New Roman"/>
           <w:color w:val="000000"/>
-          <w:sz w:val="24"/>
-          <w:szCs w:val="24"/>
+          <w:sz w:val="26"/>
+          <w:szCs w:val="26"/>
         </w:rPr>
         <w:t>:</w:t>
       </w:r>
     </w:p>
     <w:p>
       <w:pPr>
+        <w:spacing w:before="60" w:after="60"/>
         <w:rPr>
           <w:rFonts w:ascii="Times New Roman" w:hAnsi="Times New Roman" w:cs="Times New Roman"/>
           <w:sz w:val="26"/>
@@ -1894,8 +1916,8 @@
         <w:rPr>
           <w:rFonts w:ascii="Times New Roman" w:eastAsia="Times New Roman" w:hAnsi="Times New Roman" w:cs="Times New Roman"/>
           <w:color w:val="000000"/>
-          <w:sz w:val="24"/>
-          <w:szCs w:val="24"/>
+          <w:sz w:val="26"/>
+          <w:szCs w:val="26"/>
         </w:rPr>
         <w:t>Nộp</w:t>
       </w:r>
@@ -1904,8 +1926,8 @@
         <w:rPr>
           <w:rFonts w:ascii="Times New Roman" w:eastAsia="Times New Roman" w:hAnsi="Times New Roman" w:cs="Times New Roman"/>
           <w:color w:val="000000"/>
-          <w:sz w:val="24"/>
-          <w:szCs w:val="24"/>
+          <w:sz w:val="26"/>
+          <w:szCs w:val="26"/>
         </w:rPr>
         <w:t xml:space="preserve"> NSNN </w:t>
       </w:r>
@@ -1914,8 +1936,8 @@
         <w:rPr>
           <w:rFonts w:ascii="Times New Roman" w:eastAsia="Times New Roman" w:hAnsi="Times New Roman" w:cs="Times New Roman"/>
           <w:color w:val="000000"/>
-          <w:sz w:val="24"/>
-          <w:szCs w:val="24"/>
+          <w:sz w:val="26"/>
+          <w:szCs w:val="26"/>
         </w:rPr>
         <w:t>theo</w:t>
       </w:r>
@@ -1924,8 +1946,8 @@
         <w:rPr>
           <w:rFonts w:ascii="Times New Roman" w:eastAsia="Times New Roman" w:hAnsi="Times New Roman" w:cs="Times New Roman"/>
           <w:color w:val="000000"/>
-          <w:sz w:val="24"/>
-          <w:szCs w:val="24"/>
+          <w:sz w:val="26"/>
+          <w:szCs w:val="26"/>
         </w:rPr>
         <w:t xml:space="preserve">: TK </w:t>
       </w:r>
@@ -1934,8 +1956,8 @@
         <w:rPr>
           <w:rFonts w:ascii="Times New Roman" w:eastAsia="Times New Roman" w:hAnsi="Times New Roman" w:cs="Times New Roman"/>
           <w:color w:val="000000"/>
-          <w:sz w:val="24"/>
-          <w:szCs w:val="24"/>
+          <w:sz w:val="26"/>
+          <w:szCs w:val="26"/>
         </w:rPr>
         <w:t>thu</w:t>
       </w:r>
@@ -1944,8 +1966,8 @@
         <w:rPr>
           <w:rFonts w:ascii="Times New Roman" w:eastAsia="Times New Roman" w:hAnsi="Times New Roman" w:cs="Times New Roman"/>
           <w:color w:val="000000"/>
-          <w:sz w:val="24"/>
-          <w:szCs w:val="24"/>
+          <w:sz w:val="26"/>
+          <w:szCs w:val="26"/>
         </w:rPr>
         <w:t xml:space="preserve"> NSNN </w:t>
       </w:r>
@@ -1954,8 +1976,8 @@
           <w:rPr>
             <w:rFonts w:ascii="Times New Roman" w:eastAsia="Times New Roman" w:hAnsi="Times New Roman" w:cs="Times New Roman"/>
             <w:color w:val="000000"/>
-            <w:sz w:val="24"/>
-            <w:szCs w:val="24"/>
+            <w:sz w:val="26"/>
+            <w:szCs w:val="26"/>
           </w:rPr>
           <w:id w:val="39102936"/>
           <w14:checkbox>
@@ -1964,13 +1986,14 @@
             <w14:uncheckedState w14:val="2610" w14:font="MS Gothic"/>
           </w14:checkbox>
         </w:sdtPr>
+        <w:sdtEndPr/>
         <w:sdtContent>
           <w:r>
             <w:rPr>
               <w:rFonts w:ascii="MS Gothic" w:eastAsia="MS Gothic" w:hAnsi="MS Gothic" w:cs="Times New Roman" w:hint="eastAsia"/>
               <w:color w:val="000000"/>
-              <w:sz w:val="24"/>
-              <w:szCs w:val="24"/>
+              <w:sz w:val="26"/>
+              <w:szCs w:val="26"/>
             </w:rPr>
             <w:t>☒</w:t>
           </w:r>
@@ -1980,18 +2003,18 @@
         <w:rPr>
           <w:rFonts w:ascii="Times New Roman" w:eastAsia="Times New Roman" w:hAnsi="Times New Roman" w:cs="Times New Roman"/>
           <w:color w:val="000000"/>
-          <w:sz w:val="24"/>
-          <w:szCs w:val="24"/>
-        </w:rPr>
-        <w:t xml:space="preserve"> </w:t>
-      </w:r>
-      <w:proofErr w:type="spellStart"/>
-      <w:r>
-        <w:rPr>
-          <w:rFonts w:ascii="Times New Roman" w:eastAsia="Times New Roman" w:hAnsi="Times New Roman" w:cs="Times New Roman"/>
-          <w:color w:val="000000"/>
-          <w:sz w:val="24"/>
-          <w:szCs w:val="24"/>
+          <w:sz w:val="26"/>
+          <w:szCs w:val="26"/>
+        </w:rPr>
+        <w:t xml:space="preserve"> </w:t>
+      </w:r>
+      <w:proofErr w:type="spellStart"/>
+      <w:r>
+        <w:rPr>
+          <w:rFonts w:ascii="Times New Roman" w:eastAsia="Times New Roman" w:hAnsi="Times New Roman" w:cs="Times New Roman"/>
+          <w:color w:val="000000"/>
+          <w:sz w:val="26"/>
+          <w:szCs w:val="26"/>
         </w:rPr>
         <w:t>M</w:t>
       </w:r>
@@ -1999,8 +2022,8 @@
         <w:rPr>
           <w:rFonts w:ascii="Calibri" w:eastAsia="Times New Roman" w:hAnsi="Calibri" w:cs="Calibri"/>
           <w:color w:val="000000"/>
-          <w:sz w:val="24"/>
-          <w:szCs w:val="24"/>
+          <w:sz w:val="26"/>
+          <w:szCs w:val="26"/>
         </w:rPr>
         <w:t>ã</w:t>
       </w:r>
@@ -2009,8 +2032,8 @@
         <w:rPr>
           <w:rFonts w:ascii="Times New Roman" w:eastAsia="Times New Roman" w:hAnsi="Times New Roman" w:cs="Times New Roman"/>
           <w:color w:val="000000"/>
-          <w:sz w:val="24"/>
-          <w:szCs w:val="24"/>
+          <w:sz w:val="26"/>
+          <w:szCs w:val="26"/>
         </w:rPr>
         <w:t xml:space="preserve"> </w:t>
       </w:r>
@@ -2019,8 +2042,8 @@
         <w:rPr>
           <w:rFonts w:ascii="Calibri" w:eastAsia="Times New Roman" w:hAnsi="Calibri" w:cs="Calibri"/>
           <w:color w:val="000000"/>
-          <w:sz w:val="24"/>
-          <w:szCs w:val="24"/>
+          <w:sz w:val="26"/>
+          <w:szCs w:val="26"/>
         </w:rPr>
         <w:t>đ</w:t>
       </w:r>
@@ -2028,8 +2051,8 @@
         <w:rPr>
           <w:rFonts w:ascii="Times New Roman" w:eastAsia="Times New Roman" w:hAnsi="Times New Roman" w:cs="Times New Roman"/>
           <w:color w:val="000000"/>
-          <w:sz w:val="24"/>
-          <w:szCs w:val="24"/>
+          <w:sz w:val="26"/>
+          <w:szCs w:val="26"/>
         </w:rPr>
         <w:t>ịa</w:t>
       </w:r>
@@ -2038,18 +2061,18 @@
         <w:rPr>
           <w:rFonts w:ascii="Times New Roman" w:eastAsia="Times New Roman" w:hAnsi="Times New Roman" w:cs="Times New Roman"/>
           <w:color w:val="000000"/>
-          <w:sz w:val="24"/>
-          <w:szCs w:val="24"/>
-        </w:rPr>
-        <w:t xml:space="preserve"> </w:t>
-      </w:r>
-      <w:proofErr w:type="spellStart"/>
-      <w:r>
-        <w:rPr>
-          <w:rFonts w:ascii="Times New Roman" w:eastAsia="Times New Roman" w:hAnsi="Times New Roman" w:cs="Times New Roman"/>
-          <w:color w:val="000000"/>
-          <w:sz w:val="24"/>
-          <w:szCs w:val="24"/>
+          <w:sz w:val="26"/>
+          <w:szCs w:val="26"/>
+        </w:rPr>
+        <w:t xml:space="preserve"> </w:t>
+      </w:r>
+      <w:proofErr w:type="spellStart"/>
+      <w:r>
+        <w:rPr>
+          <w:rFonts w:ascii="Times New Roman" w:eastAsia="Times New Roman" w:hAnsi="Times New Roman" w:cs="Times New Roman"/>
+          <w:color w:val="000000"/>
+          <w:sz w:val="26"/>
+          <w:szCs w:val="26"/>
         </w:rPr>
         <w:t>bàn</w:t>
       </w:r>
@@ -2058,8 +2081,8 @@
         <w:rPr>
           <w:rFonts w:ascii="Times New Roman" w:eastAsia="Times New Roman" w:hAnsi="Times New Roman" w:cs="Times New Roman"/>
           <w:color w:val="000000"/>
-          <w:sz w:val="24"/>
-          <w:szCs w:val="24"/>
+          <w:sz w:val="26"/>
+          <w:szCs w:val="26"/>
         </w:rPr>
         <w:t xml:space="preserve">: </w:t>
       </w:r>
@@ -2105,22 +2128,14 @@
           <w:sz w:val="26"/>
           <w:szCs w:val="26"/>
         </w:rPr>
-        <w:t xml:space="preserve"> }}</w:t>
-      </w:r>
-      <w:r>
-        <w:rPr>
-          <w:rFonts w:ascii="Times New Roman" w:hAnsi="Times New Roman" w:cs="Times New Roman"/>
-          <w:sz w:val="26"/>
-          <w:szCs w:val="26"/>
-        </w:rPr>
-        <w:t>.</w:t>
-      </w:r>
-      <w:r>
-        <w:rPr>
-          <w:rFonts w:ascii="Times New Roman" w:eastAsia="Times New Roman" w:hAnsi="Times New Roman" w:cs="Times New Roman"/>
-          <w:color w:val="000000"/>
-          <w:sz w:val="24"/>
-          <w:szCs w:val="24"/>
+        <w:t xml:space="preserve"> }}.</w:t>
+      </w:r>
+      <w:r>
+        <w:rPr>
+          <w:rFonts w:ascii="Times New Roman" w:eastAsia="Times New Roman" w:hAnsi="Times New Roman" w:cs="Times New Roman"/>
+          <w:color w:val="000000"/>
+          <w:sz w:val="26"/>
+          <w:szCs w:val="26"/>
         </w:rPr>
         <w:t xml:space="preserve"> TK </w:t>
       </w:r>
@@ -2129,8 +2144,8 @@
         <w:rPr>
           <w:rFonts w:ascii="Times New Roman" w:eastAsia="Times New Roman" w:hAnsi="Times New Roman" w:cs="Times New Roman"/>
           <w:color w:val="000000"/>
-          <w:sz w:val="24"/>
-          <w:szCs w:val="24"/>
+          <w:sz w:val="26"/>
+          <w:szCs w:val="26"/>
         </w:rPr>
         <w:t>tạm</w:t>
       </w:r>
@@ -2139,8 +2154,8 @@
         <w:rPr>
           <w:rFonts w:ascii="Times New Roman" w:eastAsia="Times New Roman" w:hAnsi="Times New Roman" w:cs="Times New Roman"/>
           <w:color w:val="000000"/>
-          <w:sz w:val="24"/>
-          <w:szCs w:val="24"/>
+          <w:sz w:val="26"/>
+          <w:szCs w:val="26"/>
         </w:rPr>
         <w:t xml:space="preserve"> </w:t>
       </w:r>
@@ -2150,8 +2165,8 @@
         <w:rPr>
           <w:rFonts w:ascii="Times New Roman" w:eastAsia="Times New Roman" w:hAnsi="Times New Roman" w:cs="Times New Roman"/>
           <w:color w:val="000000"/>
-          <w:sz w:val="24"/>
-          <w:szCs w:val="24"/>
+          <w:sz w:val="26"/>
+          <w:szCs w:val="26"/>
         </w:rPr>
         <w:t>thu</w:t>
       </w:r>
@@ -2161,8 +2176,8 @@
         <w:rPr>
           <w:rFonts w:ascii="Times New Roman" w:eastAsia="Times New Roman" w:hAnsi="Times New Roman" w:cs="Times New Roman"/>
           <w:color w:val="000000"/>
-          <w:sz w:val="24"/>
-          <w:szCs w:val="24"/>
+          <w:sz w:val="26"/>
+          <w:szCs w:val="26"/>
         </w:rPr>
         <w:t xml:space="preserve"> </w:t>
       </w:r>
@@ -2171,8 +2186,8 @@
           <w:rPr>
             <w:rFonts w:ascii="Times New Roman" w:eastAsia="Times New Roman" w:hAnsi="Times New Roman" w:cs="Times New Roman"/>
             <w:color w:val="000000"/>
-            <w:sz w:val="24"/>
-            <w:szCs w:val="24"/>
+            <w:sz w:val="26"/>
+            <w:szCs w:val="26"/>
           </w:rPr>
           <w:id w:val="-490490827"/>
           <w14:checkbox>
@@ -2181,13 +2196,14 @@
             <w14:uncheckedState w14:val="2610" w14:font="MS Gothic"/>
           </w14:checkbox>
         </w:sdtPr>
+        <w:sdtEndPr/>
         <w:sdtContent>
           <w:r>
             <w:rPr>
               <w:rFonts w:ascii="MS Gothic" w:eastAsia="MS Gothic" w:hAnsi="MS Gothic" w:cs="Times New Roman" w:hint="eastAsia"/>
               <w:color w:val="000000"/>
-              <w:sz w:val="24"/>
-              <w:szCs w:val="24"/>
+              <w:sz w:val="26"/>
+              <w:szCs w:val="26"/>
             </w:rPr>
             <w:t>☐</w:t>
           </w:r>
@@ -2197,8 +2213,8 @@
         <w:rPr>
           <w:rFonts w:ascii="Times New Roman" w:eastAsia="Times New Roman" w:hAnsi="Times New Roman" w:cs="Times New Roman"/>
           <w:color w:val="000000"/>
-          <w:sz w:val="24"/>
-          <w:szCs w:val="24"/>
+          <w:sz w:val="26"/>
+          <w:szCs w:val="26"/>
         </w:rPr>
         <w:t xml:space="preserve"> TK </w:t>
       </w:r>
@@ -2207,8 +2223,8 @@
         <w:rPr>
           <w:rFonts w:ascii="Times New Roman" w:eastAsia="Times New Roman" w:hAnsi="Times New Roman" w:cs="Times New Roman"/>
           <w:color w:val="000000"/>
-          <w:sz w:val="24"/>
-          <w:szCs w:val="24"/>
+          <w:sz w:val="26"/>
+          <w:szCs w:val="26"/>
         </w:rPr>
         <w:t>thu</w:t>
       </w:r>
@@ -2217,18 +2233,18 @@
         <w:rPr>
           <w:rFonts w:ascii="Times New Roman" w:eastAsia="Times New Roman" w:hAnsi="Times New Roman" w:cs="Times New Roman"/>
           <w:color w:val="000000"/>
-          <w:sz w:val="24"/>
-          <w:szCs w:val="24"/>
-        </w:rPr>
-        <w:t xml:space="preserve"> </w:t>
-      </w:r>
-      <w:proofErr w:type="spellStart"/>
-      <w:r>
-        <w:rPr>
-          <w:rFonts w:ascii="Times New Roman" w:eastAsia="Times New Roman" w:hAnsi="Times New Roman" w:cs="Times New Roman"/>
-          <w:color w:val="000000"/>
-          <w:sz w:val="24"/>
-          <w:szCs w:val="24"/>
+          <w:sz w:val="26"/>
+          <w:szCs w:val="26"/>
+        </w:rPr>
+        <w:t xml:space="preserve"> </w:t>
+      </w:r>
+      <w:proofErr w:type="spellStart"/>
+      <w:r>
+        <w:rPr>
+          <w:rFonts w:ascii="Times New Roman" w:eastAsia="Times New Roman" w:hAnsi="Times New Roman" w:cs="Times New Roman"/>
+          <w:color w:val="000000"/>
+          <w:sz w:val="26"/>
+          <w:szCs w:val="26"/>
         </w:rPr>
         <w:t>hồi</w:t>
       </w:r>
@@ -2237,18 +2253,18 @@
         <w:rPr>
           <w:rFonts w:ascii="Times New Roman" w:eastAsia="Times New Roman" w:hAnsi="Times New Roman" w:cs="Times New Roman"/>
           <w:color w:val="000000"/>
-          <w:sz w:val="24"/>
-          <w:szCs w:val="24"/>
-        </w:rPr>
-        <w:t xml:space="preserve"> </w:t>
-      </w:r>
-      <w:proofErr w:type="spellStart"/>
-      <w:r>
-        <w:rPr>
-          <w:rFonts w:ascii="Times New Roman" w:eastAsia="Times New Roman" w:hAnsi="Times New Roman" w:cs="Times New Roman"/>
-          <w:color w:val="000000"/>
-          <w:sz w:val="24"/>
-          <w:szCs w:val="24"/>
+          <w:sz w:val="26"/>
+          <w:szCs w:val="26"/>
+        </w:rPr>
+        <w:t xml:space="preserve"> </w:t>
+      </w:r>
+      <w:proofErr w:type="spellStart"/>
+      <w:r>
+        <w:rPr>
+          <w:rFonts w:ascii="Times New Roman" w:eastAsia="Times New Roman" w:hAnsi="Times New Roman" w:cs="Times New Roman"/>
+          <w:color w:val="000000"/>
+          <w:sz w:val="26"/>
+          <w:szCs w:val="26"/>
         </w:rPr>
         <w:t>quỹ</w:t>
       </w:r>
@@ -2257,18 +2273,18 @@
         <w:rPr>
           <w:rFonts w:ascii="Times New Roman" w:eastAsia="Times New Roman" w:hAnsi="Times New Roman" w:cs="Times New Roman"/>
           <w:color w:val="000000"/>
-          <w:sz w:val="24"/>
-          <w:szCs w:val="24"/>
-        </w:rPr>
-        <w:t xml:space="preserve"> </w:t>
-      </w:r>
-      <w:proofErr w:type="spellStart"/>
-      <w:r>
-        <w:rPr>
-          <w:rFonts w:ascii="Times New Roman" w:eastAsia="Times New Roman" w:hAnsi="Times New Roman" w:cs="Times New Roman"/>
-          <w:color w:val="000000"/>
-          <w:sz w:val="24"/>
-          <w:szCs w:val="24"/>
+          <w:sz w:val="26"/>
+          <w:szCs w:val="26"/>
+        </w:rPr>
+        <w:t xml:space="preserve"> </w:t>
+      </w:r>
+      <w:proofErr w:type="spellStart"/>
+      <w:r>
+        <w:rPr>
+          <w:rFonts w:ascii="Times New Roman" w:eastAsia="Times New Roman" w:hAnsi="Times New Roman" w:cs="Times New Roman"/>
+          <w:color w:val="000000"/>
+          <w:sz w:val="26"/>
+          <w:szCs w:val="26"/>
         </w:rPr>
         <w:t>hoàn</w:t>
       </w:r>
@@ -2277,18 +2293,18 @@
         <w:rPr>
           <w:rFonts w:ascii="Times New Roman" w:eastAsia="Times New Roman" w:hAnsi="Times New Roman" w:cs="Times New Roman"/>
           <w:color w:val="000000"/>
-          <w:sz w:val="24"/>
-          <w:szCs w:val="24"/>
-        </w:rPr>
-        <w:t xml:space="preserve"> </w:t>
-      </w:r>
-      <w:proofErr w:type="spellStart"/>
-      <w:r>
-        <w:rPr>
-          <w:rFonts w:ascii="Times New Roman" w:eastAsia="Times New Roman" w:hAnsi="Times New Roman" w:cs="Times New Roman"/>
-          <w:color w:val="000000"/>
-          <w:sz w:val="24"/>
-          <w:szCs w:val="24"/>
+          <w:sz w:val="26"/>
+          <w:szCs w:val="26"/>
+        </w:rPr>
+        <w:t xml:space="preserve"> </w:t>
+      </w:r>
+      <w:proofErr w:type="spellStart"/>
+      <w:r>
+        <w:rPr>
+          <w:rFonts w:ascii="Times New Roman" w:eastAsia="Times New Roman" w:hAnsi="Times New Roman" w:cs="Times New Roman"/>
+          <w:color w:val="000000"/>
+          <w:sz w:val="26"/>
+          <w:szCs w:val="26"/>
         </w:rPr>
         <w:t>thuế</w:t>
       </w:r>
@@ -2297,8 +2313,8 @@
         <w:rPr>
           <w:rFonts w:ascii="Times New Roman" w:eastAsia="Times New Roman" w:hAnsi="Times New Roman" w:cs="Times New Roman"/>
           <w:color w:val="000000"/>
-          <w:sz w:val="24"/>
-          <w:szCs w:val="24"/>
+          <w:sz w:val="26"/>
+          <w:szCs w:val="26"/>
         </w:rPr>
         <w:t xml:space="preserve"> GTGT   </w:t>
       </w:r>
@@ -2307,8 +2323,8 @@
           <w:rPr>
             <w:rFonts w:ascii="Times New Roman" w:eastAsia="Times New Roman" w:hAnsi="Times New Roman" w:cs="Times New Roman"/>
             <w:color w:val="000000"/>
-            <w:sz w:val="24"/>
-            <w:szCs w:val="24"/>
+            <w:sz w:val="26"/>
+            <w:szCs w:val="26"/>
           </w:rPr>
           <w:id w:val="-1110499080"/>
           <w14:checkbox>
@@ -2317,13 +2333,14 @@
             <w14:uncheckedState w14:val="2610" w14:font="MS Gothic"/>
           </w14:checkbox>
         </w:sdtPr>
+        <w:sdtEndPr/>
         <w:sdtContent>
           <w:r>
             <w:rPr>
               <w:rFonts w:ascii="MS Gothic" w:eastAsia="MS Gothic" w:hAnsi="MS Gothic" w:cs="Times New Roman" w:hint="eastAsia"/>
               <w:color w:val="000000"/>
-              <w:sz w:val="24"/>
-              <w:szCs w:val="24"/>
+              <w:sz w:val="26"/>
+              <w:szCs w:val="26"/>
             </w:rPr>
             <w:t>☐</w:t>
           </w:r>
@@ -2332,12 +2349,12 @@
     </w:p>
     <w:p>
       <w:pPr>
-        <w:spacing w:after="0" w:line="240" w:lineRule="auto"/>
-        <w:rPr>
-          <w:rFonts w:ascii="Times New Roman" w:eastAsia="Times New Roman" w:hAnsi="Times New Roman" w:cs="Times New Roman"/>
-          <w:color w:val="000000"/>
-          <w:sz w:val="24"/>
-          <w:szCs w:val="24"/>
+        <w:spacing w:before="60" w:after="60" w:line="240" w:lineRule="auto"/>
+        <w:rPr>
+          <w:rFonts w:ascii="Times New Roman" w:eastAsia="Times New Roman" w:hAnsi="Times New Roman" w:cs="Times New Roman"/>
+          <w:color w:val="000000"/>
+          <w:sz w:val="26"/>
+          <w:szCs w:val="26"/>
         </w:rPr>
       </w:pPr>
       <w:proofErr w:type="spellStart"/>
@@ -2345,8 +2362,8 @@
         <w:rPr>
           <w:rFonts w:ascii="Times New Roman" w:eastAsia="Times New Roman" w:hAnsi="Times New Roman" w:cs="Times New Roman"/>
           <w:color w:val="000000"/>
-          <w:sz w:val="24"/>
-          <w:szCs w:val="24"/>
+          <w:sz w:val="26"/>
+          <w:szCs w:val="26"/>
         </w:rPr>
         <w:t>Tại</w:t>
       </w:r>
@@ -2355,200 +2372,69 @@
         <w:rPr>
           <w:rFonts w:ascii="Times New Roman" w:eastAsia="Times New Roman" w:hAnsi="Times New Roman" w:cs="Times New Roman"/>
           <w:color w:val="000000"/>
-          <w:sz w:val="24"/>
-          <w:szCs w:val="24"/>
-        </w:rPr>
-        <w:t xml:space="preserve"> KBNN: Kho </w:t>
-      </w:r>
-      <w:proofErr w:type="spellStart"/>
-      <w:r>
-        <w:rPr>
-          <w:rFonts w:ascii="Times New Roman" w:eastAsia="Times New Roman" w:hAnsi="Times New Roman" w:cs="Times New Roman"/>
-          <w:color w:val="000000"/>
-          <w:sz w:val="24"/>
-          <w:szCs w:val="24"/>
-        </w:rPr>
-        <w:t>bạc</w:t>
-      </w:r>
-      <w:proofErr w:type="spellEnd"/>
-      <w:r>
-        <w:rPr>
-          <w:rFonts w:ascii="Times New Roman" w:eastAsia="Times New Roman" w:hAnsi="Times New Roman" w:cs="Times New Roman"/>
-          <w:color w:val="000000"/>
-          <w:sz w:val="24"/>
-          <w:szCs w:val="24"/>
-        </w:rPr>
-        <w:t xml:space="preserve"> </w:t>
-      </w:r>
-      <w:proofErr w:type="spellStart"/>
-      <w:r>
-        <w:rPr>
-          <w:rFonts w:ascii="Times New Roman" w:eastAsia="Times New Roman" w:hAnsi="Times New Roman" w:cs="Times New Roman"/>
-          <w:color w:val="000000"/>
-          <w:sz w:val="24"/>
-          <w:szCs w:val="24"/>
-        </w:rPr>
-        <w:t>Nhà</w:t>
-      </w:r>
-      <w:proofErr w:type="spellEnd"/>
-      <w:r>
-        <w:rPr>
-          <w:rFonts w:ascii="Times New Roman" w:eastAsia="Times New Roman" w:hAnsi="Times New Roman" w:cs="Times New Roman"/>
-          <w:color w:val="000000"/>
-          <w:sz w:val="24"/>
-          <w:szCs w:val="24"/>
-        </w:rPr>
-        <w:t xml:space="preserve"> </w:t>
-      </w:r>
-      <w:proofErr w:type="spellStart"/>
-      <w:r>
-        <w:rPr>
-          <w:rFonts w:ascii="Times New Roman" w:eastAsia="Times New Roman" w:hAnsi="Times New Roman" w:cs="Times New Roman"/>
-          <w:color w:val="000000"/>
-          <w:sz w:val="24"/>
-          <w:szCs w:val="24"/>
-        </w:rPr>
-        <w:t>nước</w:t>
-      </w:r>
-      <w:proofErr w:type="spellEnd"/>
-      <w:r>
-        <w:rPr>
-          <w:rFonts w:ascii="Times New Roman" w:eastAsia="Times New Roman" w:hAnsi="Times New Roman" w:cs="Times New Roman"/>
-          <w:color w:val="000000"/>
-          <w:sz w:val="24"/>
-          <w:szCs w:val="24"/>
-        </w:rPr>
-        <w:t xml:space="preserve"> </w:t>
-      </w:r>
-      <w:proofErr w:type="spellStart"/>
-      <w:r>
-        <w:rPr>
-          <w:rFonts w:ascii="Times New Roman" w:eastAsia="Times New Roman" w:hAnsi="Times New Roman" w:cs="Times New Roman"/>
-          <w:color w:val="000000"/>
-          <w:sz w:val="24"/>
-          <w:szCs w:val="24"/>
-        </w:rPr>
-        <w:t>khu</w:t>
-      </w:r>
-      <w:proofErr w:type="spellEnd"/>
-      <w:r>
-        <w:rPr>
-          <w:rFonts w:ascii="Times New Roman" w:eastAsia="Times New Roman" w:hAnsi="Times New Roman" w:cs="Times New Roman"/>
-          <w:color w:val="000000"/>
-          <w:sz w:val="24"/>
-          <w:szCs w:val="24"/>
-        </w:rPr>
-        <w:t xml:space="preserve"> </w:t>
-      </w:r>
-      <w:proofErr w:type="spellStart"/>
-      <w:r>
-        <w:rPr>
-          <w:rFonts w:ascii="Times New Roman" w:eastAsia="Times New Roman" w:hAnsi="Times New Roman" w:cs="Times New Roman"/>
-          <w:color w:val="000000"/>
-          <w:sz w:val="24"/>
-          <w:szCs w:val="24"/>
-        </w:rPr>
-        <w:t>vực</w:t>
-      </w:r>
-      <w:proofErr w:type="spellEnd"/>
-      <w:r>
-        <w:rPr>
-          <w:rFonts w:ascii="Times New Roman" w:eastAsia="Times New Roman" w:hAnsi="Times New Roman" w:cs="Times New Roman"/>
-          <w:color w:val="000000"/>
-          <w:sz w:val="24"/>
-          <w:szCs w:val="24"/>
-        </w:rPr>
-        <w:t xml:space="preserve"> XX - </w:t>
-      </w:r>
-      <w:proofErr w:type="spellStart"/>
-      <w:r>
-        <w:rPr>
-          <w:rFonts w:ascii="Times New Roman" w:eastAsia="Times New Roman" w:hAnsi="Times New Roman" w:cs="Times New Roman"/>
-          <w:color w:val="000000"/>
-          <w:sz w:val="24"/>
-          <w:szCs w:val="24"/>
-        </w:rPr>
-        <w:t>Phòng</w:t>
-      </w:r>
-      <w:proofErr w:type="spellEnd"/>
-      <w:r>
-        <w:rPr>
-          <w:rFonts w:ascii="Times New Roman" w:eastAsia="Times New Roman" w:hAnsi="Times New Roman" w:cs="Times New Roman"/>
-          <w:color w:val="000000"/>
-          <w:sz w:val="24"/>
-          <w:szCs w:val="24"/>
-        </w:rPr>
-        <w:t xml:space="preserve"> </w:t>
-      </w:r>
-      <w:proofErr w:type="spellStart"/>
-      <w:r>
-        <w:rPr>
-          <w:rFonts w:ascii="Times New Roman" w:eastAsia="Times New Roman" w:hAnsi="Times New Roman" w:cs="Times New Roman"/>
-          <w:color w:val="000000"/>
-          <w:sz w:val="24"/>
-          <w:szCs w:val="24"/>
-        </w:rPr>
-        <w:t>Giao</w:t>
-      </w:r>
-      <w:proofErr w:type="spellEnd"/>
-      <w:r>
-        <w:rPr>
-          <w:rFonts w:ascii="Times New Roman" w:eastAsia="Times New Roman" w:hAnsi="Times New Roman" w:cs="Times New Roman"/>
-          <w:color w:val="000000"/>
-          <w:sz w:val="24"/>
-          <w:szCs w:val="24"/>
-        </w:rPr>
-        <w:t xml:space="preserve"> </w:t>
-      </w:r>
-      <w:proofErr w:type="spellStart"/>
-      <w:r>
-        <w:rPr>
-          <w:rFonts w:ascii="Times New Roman" w:eastAsia="Times New Roman" w:hAnsi="Times New Roman" w:cs="Times New Roman"/>
-          <w:color w:val="000000"/>
-          <w:sz w:val="24"/>
-          <w:szCs w:val="24"/>
-        </w:rPr>
-        <w:t>dịch</w:t>
-      </w:r>
-      <w:proofErr w:type="spellEnd"/>
-      <w:r>
-        <w:rPr>
-          <w:rFonts w:ascii="Times New Roman" w:eastAsia="Times New Roman" w:hAnsi="Times New Roman" w:cs="Times New Roman"/>
-          <w:color w:val="000000"/>
-          <w:sz w:val="24"/>
-          <w:szCs w:val="24"/>
-        </w:rPr>
-        <w:t xml:space="preserve"> </w:t>
-      </w:r>
-      <w:proofErr w:type="spellStart"/>
-      <w:r>
-        <w:rPr>
-          <w:rFonts w:ascii="Times New Roman" w:eastAsia="Times New Roman" w:hAnsi="Times New Roman" w:cs="Times New Roman"/>
-          <w:color w:val="000000"/>
-          <w:sz w:val="24"/>
-          <w:szCs w:val="24"/>
-        </w:rPr>
-        <w:t>số</w:t>
-      </w:r>
-      <w:proofErr w:type="spellEnd"/>
-      <w:r>
-        <w:rPr>
-          <w:rFonts w:ascii="Times New Roman" w:eastAsia="Times New Roman" w:hAnsi="Times New Roman" w:cs="Times New Roman"/>
-          <w:color w:val="000000"/>
-          <w:sz w:val="24"/>
-          <w:szCs w:val="24"/>
-        </w:rPr>
-        <w:t xml:space="preserve"> 18</w:t>
+          <w:sz w:val="26"/>
+          <w:szCs w:val="26"/>
+        </w:rPr>
+        <w:t xml:space="preserve"> KBNN: </w:t>
+      </w:r>
+      <w:r>
+        <w:rPr>
+          <w:rFonts w:ascii="Times New Roman" w:eastAsia="Times New Roman" w:hAnsi="Times New Roman" w:cs="Times New Roman"/>
+          <w:color w:val="000000"/>
+          <w:sz w:val="26"/>
+          <w:szCs w:val="26"/>
+        </w:rPr>
+        <w:t>{</w:t>
+      </w:r>
+      <w:proofErr w:type="gramStart"/>
+      <w:r>
+        <w:rPr>
+          <w:rFonts w:ascii="Times New Roman" w:eastAsia="Times New Roman" w:hAnsi="Times New Roman" w:cs="Times New Roman"/>
+          <w:color w:val="000000"/>
+          <w:sz w:val="26"/>
+          <w:szCs w:val="26"/>
+        </w:rPr>
+        <w:t xml:space="preserve">{ </w:t>
+      </w:r>
+      <w:proofErr w:type="spellStart"/>
+      <w:r>
+        <w:rPr>
+          <w:rFonts w:ascii="Times New Roman" w:eastAsia="Times New Roman" w:hAnsi="Times New Roman" w:cs="Times New Roman"/>
+          <w:color w:val="000000"/>
+          <w:sz w:val="26"/>
+          <w:szCs w:val="26"/>
+        </w:rPr>
+        <w:t>kho</w:t>
+      </w:r>
+      <w:proofErr w:type="gramEnd"/>
+      <w:r>
+        <w:rPr>
+          <w:rFonts w:ascii="Times New Roman" w:eastAsia="Times New Roman" w:hAnsi="Times New Roman" w:cs="Times New Roman"/>
+          <w:color w:val="000000"/>
+          <w:sz w:val="26"/>
+          <w:szCs w:val="26"/>
+        </w:rPr>
+        <w:t>_bac</w:t>
+      </w:r>
+      <w:proofErr w:type="spellEnd"/>
+      <w:r>
+        <w:rPr>
+          <w:rFonts w:ascii="Times New Roman" w:eastAsia="Times New Roman" w:hAnsi="Times New Roman" w:cs="Times New Roman"/>
+          <w:color w:val="000000"/>
+          <w:sz w:val="26"/>
+          <w:szCs w:val="26"/>
+        </w:rPr>
+        <w:t xml:space="preserve"> }} </w:t>
       </w:r>
     </w:p>
     <w:p>
       <w:pPr>
-        <w:spacing w:after="0" w:line="240" w:lineRule="auto"/>
-        <w:rPr>
-          <w:rFonts w:ascii="Times New Roman" w:eastAsia="Times New Roman" w:hAnsi="Times New Roman" w:cs="Times New Roman"/>
-          <w:color w:val="000000"/>
-          <w:sz w:val="24"/>
-          <w:szCs w:val="24"/>
+        <w:spacing w:before="60" w:after="60" w:line="240" w:lineRule="auto"/>
+        <w:rPr>
+          <w:rFonts w:ascii="Times New Roman" w:eastAsia="Times New Roman" w:hAnsi="Times New Roman" w:cs="Times New Roman"/>
+          <w:color w:val="000000"/>
+          <w:sz w:val="26"/>
+          <w:szCs w:val="26"/>
         </w:rPr>
       </w:pPr>
       <w:proofErr w:type="spellStart"/>
@@ -2556,8 +2442,8 @@
         <w:rPr>
           <w:rFonts w:ascii="Times New Roman" w:eastAsia="Times New Roman" w:hAnsi="Times New Roman" w:cs="Times New Roman"/>
           <w:color w:val="000000"/>
-          <w:sz w:val="24"/>
-          <w:szCs w:val="24"/>
+          <w:sz w:val="26"/>
+          <w:szCs w:val="26"/>
         </w:rPr>
         <w:t>Nộp</w:t>
       </w:r>
@@ -2566,8 +2452,8 @@
         <w:rPr>
           <w:rFonts w:ascii="Times New Roman" w:eastAsia="Times New Roman" w:hAnsi="Times New Roman" w:cs="Times New Roman"/>
           <w:color w:val="000000"/>
-          <w:sz w:val="24"/>
-          <w:szCs w:val="24"/>
+          <w:sz w:val="26"/>
+          <w:szCs w:val="26"/>
         </w:rPr>
         <w:t xml:space="preserve"> </w:t>
       </w:r>
@@ -2577,8 +2463,8 @@
         <w:rPr>
           <w:rFonts w:ascii="Times New Roman" w:eastAsia="Times New Roman" w:hAnsi="Times New Roman" w:cs="Times New Roman"/>
           <w:color w:val="000000"/>
-          <w:sz w:val="24"/>
-          <w:szCs w:val="24"/>
+          <w:sz w:val="26"/>
+          <w:szCs w:val="26"/>
         </w:rPr>
         <w:t>theo</w:t>
       </w:r>
@@ -2588,18 +2474,18 @@
         <w:rPr>
           <w:rFonts w:ascii="Times New Roman" w:eastAsia="Times New Roman" w:hAnsi="Times New Roman" w:cs="Times New Roman"/>
           <w:color w:val="000000"/>
-          <w:sz w:val="24"/>
-          <w:szCs w:val="24"/>
-        </w:rPr>
-        <w:t xml:space="preserve"> </w:t>
-      </w:r>
-      <w:proofErr w:type="spellStart"/>
-      <w:r>
-        <w:rPr>
-          <w:rFonts w:ascii="Times New Roman" w:eastAsia="Times New Roman" w:hAnsi="Times New Roman" w:cs="Times New Roman"/>
-          <w:color w:val="000000"/>
-          <w:sz w:val="24"/>
-          <w:szCs w:val="24"/>
+          <w:sz w:val="26"/>
+          <w:szCs w:val="26"/>
+        </w:rPr>
+        <w:t xml:space="preserve"> </w:t>
+      </w:r>
+      <w:proofErr w:type="spellStart"/>
+      <w:r>
+        <w:rPr>
+          <w:rFonts w:ascii="Times New Roman" w:eastAsia="Times New Roman" w:hAnsi="Times New Roman" w:cs="Times New Roman"/>
+          <w:color w:val="000000"/>
+          <w:sz w:val="26"/>
+          <w:szCs w:val="26"/>
         </w:rPr>
         <w:t>văn</w:t>
       </w:r>
@@ -2608,18 +2494,18 @@
         <w:rPr>
           <w:rFonts w:ascii="Times New Roman" w:eastAsia="Times New Roman" w:hAnsi="Times New Roman" w:cs="Times New Roman"/>
           <w:color w:val="000000"/>
-          <w:sz w:val="24"/>
-          <w:szCs w:val="24"/>
-        </w:rPr>
-        <w:t xml:space="preserve"> </w:t>
-      </w:r>
-      <w:proofErr w:type="spellStart"/>
-      <w:r>
-        <w:rPr>
-          <w:rFonts w:ascii="Times New Roman" w:eastAsia="Times New Roman" w:hAnsi="Times New Roman" w:cs="Times New Roman"/>
-          <w:color w:val="000000"/>
-          <w:sz w:val="24"/>
-          <w:szCs w:val="24"/>
+          <w:sz w:val="26"/>
+          <w:szCs w:val="26"/>
+        </w:rPr>
+        <w:t xml:space="preserve"> </w:t>
+      </w:r>
+      <w:proofErr w:type="spellStart"/>
+      <w:r>
+        <w:rPr>
+          <w:rFonts w:ascii="Times New Roman" w:eastAsia="Times New Roman" w:hAnsi="Times New Roman" w:cs="Times New Roman"/>
+          <w:color w:val="000000"/>
+          <w:sz w:val="26"/>
+          <w:szCs w:val="26"/>
         </w:rPr>
         <w:t>bản</w:t>
       </w:r>
@@ -2628,18 +2514,18 @@
         <w:rPr>
           <w:rFonts w:ascii="Times New Roman" w:eastAsia="Times New Roman" w:hAnsi="Times New Roman" w:cs="Times New Roman"/>
           <w:color w:val="000000"/>
-          <w:sz w:val="24"/>
-          <w:szCs w:val="24"/>
-        </w:rPr>
-        <w:t xml:space="preserve"> </w:t>
-      </w:r>
-      <w:proofErr w:type="spellStart"/>
-      <w:r>
-        <w:rPr>
-          <w:rFonts w:ascii="Times New Roman" w:eastAsia="Times New Roman" w:hAnsi="Times New Roman" w:cs="Times New Roman"/>
-          <w:color w:val="000000"/>
-          <w:sz w:val="24"/>
-          <w:szCs w:val="24"/>
+          <w:sz w:val="26"/>
+          <w:szCs w:val="26"/>
+        </w:rPr>
+        <w:t xml:space="preserve"> </w:t>
+      </w:r>
+      <w:proofErr w:type="spellStart"/>
+      <w:r>
+        <w:rPr>
+          <w:rFonts w:ascii="Times New Roman" w:eastAsia="Times New Roman" w:hAnsi="Times New Roman" w:cs="Times New Roman"/>
+          <w:color w:val="000000"/>
+          <w:sz w:val="26"/>
+          <w:szCs w:val="26"/>
         </w:rPr>
         <w:t>của</w:t>
       </w:r>
@@ -2648,18 +2534,18 @@
         <w:rPr>
           <w:rFonts w:ascii="Times New Roman" w:eastAsia="Times New Roman" w:hAnsi="Times New Roman" w:cs="Times New Roman"/>
           <w:color w:val="000000"/>
-          <w:sz w:val="24"/>
-          <w:szCs w:val="24"/>
-        </w:rPr>
-        <w:t xml:space="preserve"> </w:t>
-      </w:r>
-      <w:proofErr w:type="spellStart"/>
-      <w:r>
-        <w:rPr>
-          <w:rFonts w:ascii="Times New Roman" w:eastAsia="Times New Roman" w:hAnsi="Times New Roman" w:cs="Times New Roman"/>
-          <w:color w:val="000000"/>
-          <w:sz w:val="24"/>
-          <w:szCs w:val="24"/>
+          <w:sz w:val="26"/>
+          <w:szCs w:val="26"/>
+        </w:rPr>
+        <w:t xml:space="preserve"> </w:t>
+      </w:r>
+      <w:proofErr w:type="spellStart"/>
+      <w:r>
+        <w:rPr>
+          <w:rFonts w:ascii="Times New Roman" w:eastAsia="Times New Roman" w:hAnsi="Times New Roman" w:cs="Times New Roman"/>
+          <w:color w:val="000000"/>
+          <w:sz w:val="26"/>
+          <w:szCs w:val="26"/>
         </w:rPr>
         <w:t>cơ</w:t>
       </w:r>
@@ -2668,18 +2554,18 @@
         <w:rPr>
           <w:rFonts w:ascii="Times New Roman" w:eastAsia="Times New Roman" w:hAnsi="Times New Roman" w:cs="Times New Roman"/>
           <w:color w:val="000000"/>
-          <w:sz w:val="24"/>
-          <w:szCs w:val="24"/>
-        </w:rPr>
-        <w:t xml:space="preserve"> </w:t>
-      </w:r>
-      <w:proofErr w:type="spellStart"/>
-      <w:r>
-        <w:rPr>
-          <w:rFonts w:ascii="Times New Roman" w:eastAsia="Times New Roman" w:hAnsi="Times New Roman" w:cs="Times New Roman"/>
-          <w:color w:val="000000"/>
-          <w:sz w:val="24"/>
-          <w:szCs w:val="24"/>
+          <w:sz w:val="26"/>
+          <w:szCs w:val="26"/>
+        </w:rPr>
+        <w:t xml:space="preserve"> </w:t>
+      </w:r>
+      <w:proofErr w:type="spellStart"/>
+      <w:r>
+        <w:rPr>
+          <w:rFonts w:ascii="Times New Roman" w:eastAsia="Times New Roman" w:hAnsi="Times New Roman" w:cs="Times New Roman"/>
+          <w:color w:val="000000"/>
+          <w:sz w:val="26"/>
+          <w:szCs w:val="26"/>
         </w:rPr>
         <w:t>quan</w:t>
       </w:r>
@@ -2688,18 +2574,18 @@
         <w:rPr>
           <w:rFonts w:ascii="Times New Roman" w:eastAsia="Times New Roman" w:hAnsi="Times New Roman" w:cs="Times New Roman"/>
           <w:color w:val="000000"/>
-          <w:sz w:val="24"/>
-          <w:szCs w:val="24"/>
-        </w:rPr>
-        <w:t xml:space="preserve"> </w:t>
-      </w:r>
-      <w:proofErr w:type="spellStart"/>
-      <w:r>
-        <w:rPr>
-          <w:rFonts w:ascii="Times New Roman" w:eastAsia="Times New Roman" w:hAnsi="Times New Roman" w:cs="Times New Roman"/>
-          <w:color w:val="000000"/>
-          <w:sz w:val="24"/>
-          <w:szCs w:val="24"/>
+          <w:sz w:val="26"/>
+          <w:szCs w:val="26"/>
+        </w:rPr>
+        <w:t xml:space="preserve"> </w:t>
+      </w:r>
+      <w:proofErr w:type="spellStart"/>
+      <w:r>
+        <w:rPr>
+          <w:rFonts w:ascii="Times New Roman" w:eastAsia="Times New Roman" w:hAnsi="Times New Roman" w:cs="Times New Roman"/>
+          <w:color w:val="000000"/>
+          <w:sz w:val="26"/>
+          <w:szCs w:val="26"/>
         </w:rPr>
         <w:t>có</w:t>
       </w:r>
@@ -2708,18 +2594,18 @@
         <w:rPr>
           <w:rFonts w:ascii="Times New Roman" w:eastAsia="Times New Roman" w:hAnsi="Times New Roman" w:cs="Times New Roman"/>
           <w:color w:val="000000"/>
-          <w:sz w:val="24"/>
-          <w:szCs w:val="24"/>
-        </w:rPr>
-        <w:t xml:space="preserve"> </w:t>
-      </w:r>
-      <w:proofErr w:type="spellStart"/>
-      <w:r>
-        <w:rPr>
-          <w:rFonts w:ascii="Times New Roman" w:eastAsia="Times New Roman" w:hAnsi="Times New Roman" w:cs="Times New Roman"/>
-          <w:color w:val="000000"/>
-          <w:sz w:val="24"/>
-          <w:szCs w:val="24"/>
+          <w:sz w:val="26"/>
+          <w:szCs w:val="26"/>
+        </w:rPr>
+        <w:t xml:space="preserve"> </w:t>
+      </w:r>
+      <w:proofErr w:type="spellStart"/>
+      <w:r>
+        <w:rPr>
+          <w:rFonts w:ascii="Times New Roman" w:eastAsia="Times New Roman" w:hAnsi="Times New Roman" w:cs="Times New Roman"/>
+          <w:color w:val="000000"/>
+          <w:sz w:val="26"/>
+          <w:szCs w:val="26"/>
         </w:rPr>
         <w:t>thẩm</w:t>
       </w:r>
@@ -2728,18 +2614,18 @@
         <w:rPr>
           <w:rFonts w:ascii="Times New Roman" w:eastAsia="Times New Roman" w:hAnsi="Times New Roman" w:cs="Times New Roman"/>
           <w:color w:val="000000"/>
-          <w:sz w:val="24"/>
-          <w:szCs w:val="24"/>
-        </w:rPr>
-        <w:t xml:space="preserve"> </w:t>
-      </w:r>
-      <w:proofErr w:type="spellStart"/>
-      <w:r>
-        <w:rPr>
-          <w:rFonts w:ascii="Times New Roman" w:eastAsia="Times New Roman" w:hAnsi="Times New Roman" w:cs="Times New Roman"/>
-          <w:color w:val="000000"/>
-          <w:sz w:val="24"/>
-          <w:szCs w:val="24"/>
+          <w:sz w:val="26"/>
+          <w:szCs w:val="26"/>
+        </w:rPr>
+        <w:t xml:space="preserve"> </w:t>
+      </w:r>
+      <w:proofErr w:type="spellStart"/>
+      <w:r>
+        <w:rPr>
+          <w:rFonts w:ascii="Times New Roman" w:eastAsia="Times New Roman" w:hAnsi="Times New Roman" w:cs="Times New Roman"/>
+          <w:color w:val="000000"/>
+          <w:sz w:val="26"/>
+          <w:szCs w:val="26"/>
         </w:rPr>
         <w:t>quyền</w:t>
       </w:r>
@@ -2748,20 +2634,20 @@
         <w:rPr>
           <w:rFonts w:ascii="Times New Roman" w:eastAsia="Times New Roman" w:hAnsi="Times New Roman" w:cs="Times New Roman"/>
           <w:color w:val="000000"/>
-          <w:sz w:val="24"/>
-          <w:szCs w:val="24"/>
+          <w:sz w:val="26"/>
+          <w:szCs w:val="26"/>
         </w:rPr>
         <w:t>:</w:t>
       </w:r>
     </w:p>
     <w:p>
       <w:pPr>
-        <w:spacing w:after="0" w:line="240" w:lineRule="auto"/>
-        <w:rPr>
-          <w:rFonts w:ascii="Times New Roman" w:eastAsia="Times New Roman" w:hAnsi="Times New Roman" w:cs="Times New Roman"/>
-          <w:color w:val="000000"/>
-          <w:sz w:val="24"/>
-          <w:szCs w:val="24"/>
+        <w:spacing w:before="60" w:after="60" w:line="240" w:lineRule="auto"/>
+        <w:rPr>
+          <w:rFonts w:ascii="Times New Roman" w:eastAsia="Times New Roman" w:hAnsi="Times New Roman" w:cs="Times New Roman"/>
+          <w:color w:val="000000"/>
+          <w:sz w:val="26"/>
+          <w:szCs w:val="26"/>
         </w:rPr>
       </w:pPr>
       <w:proofErr w:type="spellStart"/>
@@ -2769,8 +2655,8 @@
         <w:rPr>
           <w:rFonts w:ascii="Times New Roman" w:eastAsia="Times New Roman" w:hAnsi="Times New Roman" w:cs="Times New Roman"/>
           <w:color w:val="000000"/>
-          <w:sz w:val="24"/>
-          <w:szCs w:val="24"/>
+          <w:sz w:val="26"/>
+          <w:szCs w:val="26"/>
         </w:rPr>
         <w:t>Kiểm</w:t>
       </w:r>
@@ -2779,18 +2665,18 @@
         <w:rPr>
           <w:rFonts w:ascii="Times New Roman" w:eastAsia="Times New Roman" w:hAnsi="Times New Roman" w:cs="Times New Roman"/>
           <w:color w:val="000000"/>
-          <w:sz w:val="24"/>
-          <w:szCs w:val="24"/>
-        </w:rPr>
-        <w:t xml:space="preserve"> </w:t>
-      </w:r>
-      <w:proofErr w:type="spellStart"/>
-      <w:r>
-        <w:rPr>
-          <w:rFonts w:ascii="Times New Roman" w:eastAsia="Times New Roman" w:hAnsi="Times New Roman" w:cs="Times New Roman"/>
-          <w:color w:val="000000"/>
-          <w:sz w:val="24"/>
-          <w:szCs w:val="24"/>
+          <w:sz w:val="26"/>
+          <w:szCs w:val="26"/>
+        </w:rPr>
+        <w:t xml:space="preserve"> </w:t>
+      </w:r>
+      <w:proofErr w:type="spellStart"/>
+      <w:r>
+        <w:rPr>
+          <w:rFonts w:ascii="Times New Roman" w:eastAsia="Times New Roman" w:hAnsi="Times New Roman" w:cs="Times New Roman"/>
+          <w:color w:val="000000"/>
+          <w:sz w:val="26"/>
+          <w:szCs w:val="26"/>
         </w:rPr>
         <w:t>toán</w:t>
       </w:r>
@@ -2799,18 +2685,18 @@
         <w:rPr>
           <w:rFonts w:ascii="Times New Roman" w:eastAsia="Times New Roman" w:hAnsi="Times New Roman" w:cs="Times New Roman"/>
           <w:color w:val="000000"/>
-          <w:sz w:val="24"/>
-          <w:szCs w:val="24"/>
-        </w:rPr>
-        <w:t xml:space="preserve"> </w:t>
-      </w:r>
-      <w:proofErr w:type="spellStart"/>
-      <w:r>
-        <w:rPr>
-          <w:rFonts w:ascii="Times New Roman" w:eastAsia="Times New Roman" w:hAnsi="Times New Roman" w:cs="Times New Roman"/>
-          <w:color w:val="000000"/>
-          <w:sz w:val="24"/>
-          <w:szCs w:val="24"/>
+          <w:sz w:val="26"/>
+          <w:szCs w:val="26"/>
+        </w:rPr>
+        <w:t xml:space="preserve"> </w:t>
+      </w:r>
+      <w:proofErr w:type="spellStart"/>
+      <w:r>
+        <w:rPr>
+          <w:rFonts w:ascii="Times New Roman" w:eastAsia="Times New Roman" w:hAnsi="Times New Roman" w:cs="Times New Roman"/>
+          <w:color w:val="000000"/>
+          <w:sz w:val="26"/>
+          <w:szCs w:val="26"/>
         </w:rPr>
         <w:t>Nhà</w:t>
       </w:r>
@@ -2819,18 +2705,18 @@
         <w:rPr>
           <w:rFonts w:ascii="Times New Roman" w:eastAsia="Times New Roman" w:hAnsi="Times New Roman" w:cs="Times New Roman"/>
           <w:color w:val="000000"/>
-          <w:sz w:val="24"/>
-          <w:szCs w:val="24"/>
-        </w:rPr>
-        <w:t xml:space="preserve"> </w:t>
-      </w:r>
-      <w:proofErr w:type="spellStart"/>
-      <w:r>
-        <w:rPr>
-          <w:rFonts w:ascii="Times New Roman" w:eastAsia="Times New Roman" w:hAnsi="Times New Roman" w:cs="Times New Roman"/>
-          <w:color w:val="000000"/>
-          <w:sz w:val="24"/>
-          <w:szCs w:val="24"/>
+          <w:sz w:val="26"/>
+          <w:szCs w:val="26"/>
+        </w:rPr>
+        <w:t xml:space="preserve"> </w:t>
+      </w:r>
+      <w:proofErr w:type="spellStart"/>
+      <w:r>
+        <w:rPr>
+          <w:rFonts w:ascii="Times New Roman" w:eastAsia="Times New Roman" w:hAnsi="Times New Roman" w:cs="Times New Roman"/>
+          <w:color w:val="000000"/>
+          <w:sz w:val="26"/>
+          <w:szCs w:val="26"/>
         </w:rPr>
         <w:t>nước</w:t>
       </w:r>
@@ -2839,8 +2725,8 @@
         <w:rPr>
           <w:rFonts w:ascii="Times New Roman" w:eastAsia="Times New Roman" w:hAnsi="Times New Roman" w:cs="Times New Roman"/>
           <w:color w:val="000000"/>
-          <w:sz w:val="24"/>
-          <w:szCs w:val="24"/>
+          <w:sz w:val="26"/>
+          <w:szCs w:val="26"/>
         </w:rPr>
         <w:t xml:space="preserve">    </w:t>
       </w:r>
@@ -2849,8 +2735,8 @@
           <w:rPr>
             <w:rFonts w:ascii="Times New Roman" w:eastAsia="Times New Roman" w:hAnsi="Times New Roman" w:cs="Times New Roman"/>
             <w:color w:val="000000"/>
-            <w:sz w:val="24"/>
-            <w:szCs w:val="24"/>
+            <w:sz w:val="26"/>
+            <w:szCs w:val="26"/>
           </w:rPr>
           <w:id w:val="-98559805"/>
           <w14:checkbox>
@@ -2859,13 +2745,14 @@
             <w14:uncheckedState w14:val="2610" w14:font="MS Gothic"/>
           </w14:checkbox>
         </w:sdtPr>
+        <w:sdtEndPr/>
         <w:sdtContent>
           <w:r>
             <w:rPr>
               <w:rFonts w:ascii="MS Gothic" w:eastAsia="MS Gothic" w:hAnsi="MS Gothic" w:cs="Times New Roman" w:hint="eastAsia"/>
               <w:color w:val="000000"/>
-              <w:sz w:val="24"/>
-              <w:szCs w:val="24"/>
+              <w:sz w:val="26"/>
+              <w:szCs w:val="26"/>
             </w:rPr>
             <w:t>☐</w:t>
           </w:r>
@@ -2875,8 +2762,8 @@
         <w:rPr>
           <w:rFonts w:ascii="Times New Roman" w:eastAsia="Times New Roman" w:hAnsi="Times New Roman" w:cs="Times New Roman"/>
           <w:color w:val="000000"/>
-          <w:sz w:val="24"/>
-          <w:szCs w:val="24"/>
+          <w:sz w:val="26"/>
+          <w:szCs w:val="26"/>
         </w:rPr>
         <w:t xml:space="preserve">                                   </w:t>
       </w:r>
@@ -2885,8 +2772,8 @@
         <w:rPr>
           <w:rFonts w:ascii="Times New Roman" w:eastAsia="Times New Roman" w:hAnsi="Times New Roman" w:cs="Times New Roman"/>
           <w:color w:val="000000"/>
-          <w:sz w:val="24"/>
-          <w:szCs w:val="24"/>
+          <w:sz w:val="26"/>
+          <w:szCs w:val="26"/>
         </w:rPr>
         <w:t>Thanh</w:t>
       </w:r>
@@ -2895,18 +2782,18 @@
         <w:rPr>
           <w:rFonts w:ascii="Times New Roman" w:eastAsia="Times New Roman" w:hAnsi="Times New Roman" w:cs="Times New Roman"/>
           <w:color w:val="000000"/>
-          <w:sz w:val="24"/>
-          <w:szCs w:val="24"/>
-        </w:rPr>
-        <w:t xml:space="preserve"> </w:t>
-      </w:r>
-      <w:proofErr w:type="spellStart"/>
-      <w:r>
-        <w:rPr>
-          <w:rFonts w:ascii="Times New Roman" w:eastAsia="Times New Roman" w:hAnsi="Times New Roman" w:cs="Times New Roman"/>
-          <w:color w:val="000000"/>
-          <w:sz w:val="24"/>
-          <w:szCs w:val="24"/>
+          <w:sz w:val="26"/>
+          <w:szCs w:val="26"/>
+        </w:rPr>
+        <w:t xml:space="preserve"> </w:t>
+      </w:r>
+      <w:proofErr w:type="spellStart"/>
+      <w:r>
+        <w:rPr>
+          <w:rFonts w:ascii="Times New Roman" w:eastAsia="Times New Roman" w:hAnsi="Times New Roman" w:cs="Times New Roman"/>
+          <w:color w:val="000000"/>
+          <w:sz w:val="26"/>
+          <w:szCs w:val="26"/>
         </w:rPr>
         <w:t>tra</w:t>
       </w:r>
@@ -2915,18 +2802,18 @@
         <w:rPr>
           <w:rFonts w:ascii="Times New Roman" w:eastAsia="Times New Roman" w:hAnsi="Times New Roman" w:cs="Times New Roman"/>
           <w:color w:val="000000"/>
-          <w:sz w:val="24"/>
-          <w:szCs w:val="24"/>
-        </w:rPr>
-        <w:t xml:space="preserve"> </w:t>
-      </w:r>
-      <w:proofErr w:type="spellStart"/>
-      <w:r>
-        <w:rPr>
-          <w:rFonts w:ascii="Times New Roman" w:eastAsia="Times New Roman" w:hAnsi="Times New Roman" w:cs="Times New Roman"/>
-          <w:color w:val="000000"/>
-          <w:sz w:val="24"/>
-          <w:szCs w:val="24"/>
+          <w:sz w:val="26"/>
+          <w:szCs w:val="26"/>
+        </w:rPr>
+        <w:t xml:space="preserve"> </w:t>
+      </w:r>
+      <w:proofErr w:type="spellStart"/>
+      <w:r>
+        <w:rPr>
+          <w:rFonts w:ascii="Times New Roman" w:eastAsia="Times New Roman" w:hAnsi="Times New Roman" w:cs="Times New Roman"/>
+          <w:color w:val="000000"/>
+          <w:sz w:val="26"/>
+          <w:szCs w:val="26"/>
         </w:rPr>
         <w:t>tài</w:t>
       </w:r>
@@ -2935,18 +2822,18 @@
         <w:rPr>
           <w:rFonts w:ascii="Times New Roman" w:eastAsia="Times New Roman" w:hAnsi="Times New Roman" w:cs="Times New Roman"/>
           <w:color w:val="000000"/>
-          <w:sz w:val="24"/>
-          <w:szCs w:val="24"/>
-        </w:rPr>
-        <w:t xml:space="preserve"> </w:t>
-      </w:r>
-      <w:proofErr w:type="spellStart"/>
-      <w:r>
-        <w:rPr>
-          <w:rFonts w:ascii="Times New Roman" w:eastAsia="Times New Roman" w:hAnsi="Times New Roman" w:cs="Times New Roman"/>
-          <w:color w:val="000000"/>
-          <w:sz w:val="24"/>
-          <w:szCs w:val="24"/>
+          <w:sz w:val="26"/>
+          <w:szCs w:val="26"/>
+        </w:rPr>
+        <w:t xml:space="preserve"> </w:t>
+      </w:r>
+      <w:proofErr w:type="spellStart"/>
+      <w:r>
+        <w:rPr>
+          <w:rFonts w:ascii="Times New Roman" w:eastAsia="Times New Roman" w:hAnsi="Times New Roman" w:cs="Times New Roman"/>
+          <w:color w:val="000000"/>
+          <w:sz w:val="26"/>
+          <w:szCs w:val="26"/>
         </w:rPr>
         <w:t>chính</w:t>
       </w:r>
@@ -2955,8 +2842,8 @@
         <w:rPr>
           <w:rFonts w:ascii="Times New Roman" w:eastAsia="Times New Roman" w:hAnsi="Times New Roman" w:cs="Times New Roman"/>
           <w:color w:val="000000"/>
-          <w:sz w:val="24"/>
-          <w:szCs w:val="24"/>
+          <w:sz w:val="26"/>
+          <w:szCs w:val="26"/>
         </w:rPr>
         <w:t xml:space="preserve">             </w:t>
       </w:r>
@@ -2965,8 +2852,8 @@
           <w:rPr>
             <w:rFonts w:ascii="Times New Roman" w:eastAsia="Times New Roman" w:hAnsi="Times New Roman" w:cs="Times New Roman"/>
             <w:color w:val="000000"/>
-            <w:sz w:val="24"/>
-            <w:szCs w:val="24"/>
+            <w:sz w:val="26"/>
+            <w:szCs w:val="26"/>
           </w:rPr>
           <w:id w:val="-1124544440"/>
           <w14:checkbox>
@@ -2975,13 +2862,14 @@
             <w14:uncheckedState w14:val="2610" w14:font="MS Gothic"/>
           </w14:checkbox>
         </w:sdtPr>
+        <w:sdtEndPr/>
         <w:sdtContent>
           <w:r>
             <w:rPr>
               <w:rFonts w:ascii="MS Gothic" w:eastAsia="MS Gothic" w:hAnsi="MS Gothic" w:cs="Times New Roman" w:hint="eastAsia"/>
               <w:color w:val="000000"/>
-              <w:sz w:val="24"/>
-              <w:szCs w:val="24"/>
+              <w:sz w:val="26"/>
+              <w:szCs w:val="26"/>
             </w:rPr>
             <w:t>☐</w:t>
           </w:r>
@@ -2990,12 +2878,12 @@
     </w:p>
     <w:p>
       <w:pPr>
-        <w:spacing w:after="0" w:line="240" w:lineRule="auto"/>
-        <w:rPr>
-          <w:rFonts w:ascii="Times New Roman" w:eastAsia="Times New Roman" w:hAnsi="Times New Roman" w:cs="Times New Roman"/>
-          <w:color w:val="000000"/>
-          <w:sz w:val="24"/>
-          <w:szCs w:val="24"/>
+        <w:spacing w:before="60" w:after="60" w:line="240" w:lineRule="auto"/>
+        <w:rPr>
+          <w:rFonts w:ascii="Times New Roman" w:eastAsia="Times New Roman" w:hAnsi="Times New Roman" w:cs="Times New Roman"/>
+          <w:color w:val="000000"/>
+          <w:sz w:val="26"/>
+          <w:szCs w:val="26"/>
         </w:rPr>
       </w:pPr>
       <w:proofErr w:type="spellStart"/>
@@ -3003,8 +2891,8 @@
         <w:rPr>
           <w:rFonts w:ascii="Times New Roman" w:eastAsia="Times New Roman" w:hAnsi="Times New Roman" w:cs="Times New Roman"/>
           <w:color w:val="000000"/>
-          <w:sz w:val="24"/>
-          <w:szCs w:val="24"/>
+          <w:sz w:val="26"/>
+          <w:szCs w:val="26"/>
         </w:rPr>
         <w:t>Thanh</w:t>
       </w:r>
@@ -3013,18 +2901,18 @@
         <w:rPr>
           <w:rFonts w:ascii="Times New Roman" w:eastAsia="Times New Roman" w:hAnsi="Times New Roman" w:cs="Times New Roman"/>
           <w:color w:val="000000"/>
-          <w:sz w:val="24"/>
-          <w:szCs w:val="24"/>
-        </w:rPr>
-        <w:t xml:space="preserve"> </w:t>
-      </w:r>
-      <w:proofErr w:type="spellStart"/>
-      <w:r>
-        <w:rPr>
-          <w:rFonts w:ascii="Times New Roman" w:eastAsia="Times New Roman" w:hAnsi="Times New Roman" w:cs="Times New Roman"/>
-          <w:color w:val="000000"/>
-          <w:sz w:val="24"/>
-          <w:szCs w:val="24"/>
+          <w:sz w:val="26"/>
+          <w:szCs w:val="26"/>
+        </w:rPr>
+        <w:t xml:space="preserve"> </w:t>
+      </w:r>
+      <w:proofErr w:type="spellStart"/>
+      <w:r>
+        <w:rPr>
+          <w:rFonts w:ascii="Times New Roman" w:eastAsia="Times New Roman" w:hAnsi="Times New Roman" w:cs="Times New Roman"/>
+          <w:color w:val="000000"/>
+          <w:sz w:val="26"/>
+          <w:szCs w:val="26"/>
         </w:rPr>
         <w:t>tra</w:t>
       </w:r>
@@ -3033,18 +2921,18 @@
         <w:rPr>
           <w:rFonts w:ascii="Times New Roman" w:eastAsia="Times New Roman" w:hAnsi="Times New Roman" w:cs="Times New Roman"/>
           <w:color w:val="000000"/>
-          <w:sz w:val="24"/>
-          <w:szCs w:val="24"/>
-        </w:rPr>
-        <w:t xml:space="preserve"> </w:t>
-      </w:r>
-      <w:proofErr w:type="spellStart"/>
-      <w:r>
-        <w:rPr>
-          <w:rFonts w:ascii="Times New Roman" w:eastAsia="Times New Roman" w:hAnsi="Times New Roman" w:cs="Times New Roman"/>
-          <w:color w:val="000000"/>
-          <w:sz w:val="24"/>
-          <w:szCs w:val="24"/>
+          <w:sz w:val="26"/>
+          <w:szCs w:val="26"/>
+        </w:rPr>
+        <w:t xml:space="preserve"> </w:t>
+      </w:r>
+      <w:proofErr w:type="spellStart"/>
+      <w:r>
+        <w:rPr>
+          <w:rFonts w:ascii="Times New Roman" w:eastAsia="Times New Roman" w:hAnsi="Times New Roman" w:cs="Times New Roman"/>
+          <w:color w:val="000000"/>
+          <w:sz w:val="26"/>
+          <w:szCs w:val="26"/>
         </w:rPr>
         <w:t>chính</w:t>
       </w:r>
@@ -3053,18 +2941,18 @@
         <w:rPr>
           <w:rFonts w:ascii="Times New Roman" w:eastAsia="Times New Roman" w:hAnsi="Times New Roman" w:cs="Times New Roman"/>
           <w:color w:val="000000"/>
-          <w:sz w:val="24"/>
-          <w:szCs w:val="24"/>
-        </w:rPr>
-        <w:t xml:space="preserve"> </w:t>
-      </w:r>
-      <w:proofErr w:type="spellStart"/>
-      <w:r>
-        <w:rPr>
-          <w:rFonts w:ascii="Times New Roman" w:eastAsia="Times New Roman" w:hAnsi="Times New Roman" w:cs="Times New Roman"/>
-          <w:color w:val="000000"/>
-          <w:sz w:val="24"/>
-          <w:szCs w:val="24"/>
+          <w:sz w:val="26"/>
+          <w:szCs w:val="26"/>
+        </w:rPr>
+        <w:t xml:space="preserve"> </w:t>
+      </w:r>
+      <w:proofErr w:type="spellStart"/>
+      <w:r>
+        <w:rPr>
+          <w:rFonts w:ascii="Times New Roman" w:eastAsia="Times New Roman" w:hAnsi="Times New Roman" w:cs="Times New Roman"/>
+          <w:color w:val="000000"/>
+          <w:sz w:val="26"/>
+          <w:szCs w:val="26"/>
         </w:rPr>
         <w:t>phủ</w:t>
       </w:r>
@@ -3073,8 +2961,8 @@
         <w:rPr>
           <w:rFonts w:ascii="Times New Roman" w:eastAsia="Times New Roman" w:hAnsi="Times New Roman" w:cs="Times New Roman"/>
           <w:color w:val="000000"/>
-          <w:sz w:val="24"/>
-          <w:szCs w:val="24"/>
+          <w:sz w:val="26"/>
+          <w:szCs w:val="26"/>
         </w:rPr>
         <w:t xml:space="preserve">      </w:t>
       </w:r>
@@ -3083,8 +2971,8 @@
           <w:rPr>
             <w:rFonts w:ascii="Times New Roman" w:eastAsia="Times New Roman" w:hAnsi="Times New Roman" w:cs="Times New Roman"/>
             <w:color w:val="000000"/>
-            <w:sz w:val="24"/>
-            <w:szCs w:val="24"/>
+            <w:sz w:val="26"/>
+            <w:szCs w:val="26"/>
           </w:rPr>
           <w:id w:val="1269584130"/>
           <w14:checkbox>
@@ -3093,26 +2981,25 @@
             <w14:uncheckedState w14:val="2610" w14:font="MS Gothic"/>
           </w14:checkbox>
         </w:sdtPr>
+        <w:sdtEndPr/>
         <w:sdtContent>
           <w:r>
             <w:rPr>
               <w:rFonts w:ascii="MS Gothic" w:eastAsia="MS Gothic" w:hAnsi="MS Gothic" w:cs="Times New Roman" w:hint="eastAsia"/>
               <w:color w:val="000000"/>
-              <w:sz w:val="24"/>
-              <w:szCs w:val="24"/>
+              <w:sz w:val="26"/>
+              <w:szCs w:val="26"/>
             </w:rPr>
             <w:t>☐</w:t>
           </w:r>
         </w:sdtContent>
       </w:sdt>
-      <w:bookmarkStart w:id="0" w:name="_GoBack"/>
-      <w:bookmarkEnd w:id="0"/>
-      <w:r>
-        <w:rPr>
-          <w:rFonts w:ascii="Times New Roman" w:eastAsia="Times New Roman" w:hAnsi="Times New Roman" w:cs="Times New Roman"/>
-          <w:color w:val="000000"/>
-          <w:sz w:val="24"/>
-          <w:szCs w:val="24"/>
+      <w:r>
+        <w:rPr>
+          <w:rFonts w:ascii="Times New Roman" w:eastAsia="Times New Roman" w:hAnsi="Times New Roman" w:cs="Times New Roman"/>
+          <w:color w:val="000000"/>
+          <w:sz w:val="26"/>
+          <w:szCs w:val="26"/>
         </w:rPr>
         <w:t xml:space="preserve">                                 CQ </w:t>
       </w:r>
@@ -3121,8 +3008,8 @@
         <w:rPr>
           <w:rFonts w:ascii="Times New Roman" w:eastAsia="Times New Roman" w:hAnsi="Times New Roman" w:cs="Times New Roman"/>
           <w:color w:val="000000"/>
-          <w:sz w:val="24"/>
-          <w:szCs w:val="24"/>
+          <w:sz w:val="26"/>
+          <w:szCs w:val="26"/>
         </w:rPr>
         <w:t>có</w:t>
       </w:r>
@@ -3131,18 +3018,18 @@
         <w:rPr>
           <w:rFonts w:ascii="Times New Roman" w:eastAsia="Times New Roman" w:hAnsi="Times New Roman" w:cs="Times New Roman"/>
           <w:color w:val="000000"/>
-          <w:sz w:val="24"/>
-          <w:szCs w:val="24"/>
-        </w:rPr>
-        <w:t xml:space="preserve"> </w:t>
-      </w:r>
-      <w:proofErr w:type="spellStart"/>
-      <w:r>
-        <w:rPr>
-          <w:rFonts w:ascii="Times New Roman" w:eastAsia="Times New Roman" w:hAnsi="Times New Roman" w:cs="Times New Roman"/>
-          <w:color w:val="000000"/>
-          <w:sz w:val="24"/>
-          <w:szCs w:val="24"/>
+          <w:sz w:val="26"/>
+          <w:szCs w:val="26"/>
+        </w:rPr>
+        <w:t xml:space="preserve"> </w:t>
+      </w:r>
+      <w:proofErr w:type="spellStart"/>
+      <w:r>
+        <w:rPr>
+          <w:rFonts w:ascii="Times New Roman" w:eastAsia="Times New Roman" w:hAnsi="Times New Roman" w:cs="Times New Roman"/>
+          <w:color w:val="000000"/>
+          <w:sz w:val="26"/>
+          <w:szCs w:val="26"/>
         </w:rPr>
         <w:t>thẩm</w:t>
       </w:r>
@@ -3151,18 +3038,18 @@
         <w:rPr>
           <w:rFonts w:ascii="Times New Roman" w:eastAsia="Times New Roman" w:hAnsi="Times New Roman" w:cs="Times New Roman"/>
           <w:color w:val="000000"/>
-          <w:sz w:val="24"/>
-          <w:szCs w:val="24"/>
-        </w:rPr>
-        <w:t xml:space="preserve"> </w:t>
-      </w:r>
-      <w:proofErr w:type="spellStart"/>
-      <w:r>
-        <w:rPr>
-          <w:rFonts w:ascii="Times New Roman" w:eastAsia="Times New Roman" w:hAnsi="Times New Roman" w:cs="Times New Roman"/>
-          <w:color w:val="000000"/>
-          <w:sz w:val="24"/>
-          <w:szCs w:val="24"/>
+          <w:sz w:val="26"/>
+          <w:szCs w:val="26"/>
+        </w:rPr>
+        <w:t xml:space="preserve"> </w:t>
+      </w:r>
+      <w:proofErr w:type="spellStart"/>
+      <w:r>
+        <w:rPr>
+          <w:rFonts w:ascii="Times New Roman" w:eastAsia="Times New Roman" w:hAnsi="Times New Roman" w:cs="Times New Roman"/>
+          <w:color w:val="000000"/>
+          <w:sz w:val="26"/>
+          <w:szCs w:val="26"/>
         </w:rPr>
         <w:t>quyền</w:t>
       </w:r>
@@ -3171,18 +3058,18 @@
         <w:rPr>
           <w:rFonts w:ascii="Times New Roman" w:eastAsia="Times New Roman" w:hAnsi="Times New Roman" w:cs="Times New Roman"/>
           <w:color w:val="000000"/>
-          <w:sz w:val="24"/>
-          <w:szCs w:val="24"/>
-        </w:rPr>
-        <w:t xml:space="preserve"> </w:t>
-      </w:r>
-      <w:proofErr w:type="spellStart"/>
-      <w:r>
-        <w:rPr>
-          <w:rFonts w:ascii="Times New Roman" w:eastAsia="Times New Roman" w:hAnsi="Times New Roman" w:cs="Times New Roman"/>
-          <w:color w:val="000000"/>
-          <w:sz w:val="24"/>
-          <w:szCs w:val="24"/>
+          <w:sz w:val="26"/>
+          <w:szCs w:val="26"/>
+        </w:rPr>
+        <w:t xml:space="preserve"> </w:t>
+      </w:r>
+      <w:proofErr w:type="spellStart"/>
+      <w:r>
+        <w:rPr>
+          <w:rFonts w:ascii="Times New Roman" w:eastAsia="Times New Roman" w:hAnsi="Times New Roman" w:cs="Times New Roman"/>
+          <w:color w:val="000000"/>
+          <w:sz w:val="26"/>
+          <w:szCs w:val="26"/>
         </w:rPr>
         <w:t>khác</w:t>
       </w:r>
@@ -3191,8 +3078,8 @@
         <w:rPr>
           <w:rFonts w:ascii="Times New Roman" w:eastAsia="Times New Roman" w:hAnsi="Times New Roman" w:cs="Times New Roman"/>
           <w:color w:val="000000"/>
-          <w:sz w:val="24"/>
-          <w:szCs w:val="24"/>
+          <w:sz w:val="26"/>
+          <w:szCs w:val="26"/>
         </w:rPr>
         <w:t xml:space="preserve">:    </w:t>
       </w:r>
@@ -3201,8 +3088,8 @@
           <w:rPr>
             <w:rFonts w:ascii="Times New Roman" w:eastAsia="Times New Roman" w:hAnsi="Times New Roman" w:cs="Times New Roman"/>
             <w:color w:val="000000"/>
-            <w:sz w:val="24"/>
-            <w:szCs w:val="24"/>
+            <w:sz w:val="26"/>
+            <w:szCs w:val="26"/>
           </w:rPr>
           <w:id w:val="-1040040020"/>
           <w14:checkbox>
@@ -3211,13 +3098,14 @@
             <w14:uncheckedState w14:val="2610" w14:font="MS Gothic"/>
           </w14:checkbox>
         </w:sdtPr>
+        <w:sdtEndPr/>
         <w:sdtContent>
           <w:r>
             <w:rPr>
               <w:rFonts w:ascii="MS Gothic" w:eastAsia="MS Gothic" w:hAnsi="MS Gothic" w:cs="Times New Roman" w:hint="eastAsia"/>
               <w:color w:val="000000"/>
-              <w:sz w:val="24"/>
-              <w:szCs w:val="24"/>
+              <w:sz w:val="26"/>
+              <w:szCs w:val="26"/>
             </w:rPr>
             <w:t>☐</w:t>
           </w:r>
@@ -3226,287 +3114,300 @@
     </w:p>
     <w:p>
       <w:pPr>
-        <w:rPr>
-          <w:rFonts w:ascii="Times New Roman" w:hAnsi="Times New Roman" w:cs="Times New Roman"/>
-          <w:sz w:val="26"/>
-          <w:szCs w:val="26"/>
+        <w:spacing w:before="60" w:after="60" w:line="240" w:lineRule="auto"/>
+        <w:rPr>
+          <w:rFonts w:ascii="Times New Roman" w:eastAsia="Times New Roman" w:hAnsi="Times New Roman" w:cs="Times New Roman"/>
+          <w:b/>
+          <w:bCs/>
+          <w:color w:val="000000"/>
+          <w:sz w:val="24"/>
+          <w:szCs w:val="24"/>
         </w:rPr>
       </w:pPr>
+      <w:proofErr w:type="spellStart"/>
+      <w:r>
+        <w:rPr>
+          <w:rFonts w:ascii="Times New Roman" w:eastAsia="Times New Roman" w:hAnsi="Times New Roman" w:cs="Times New Roman"/>
+          <w:b/>
+          <w:bCs/>
+          <w:color w:val="000000"/>
+          <w:sz w:val="24"/>
+          <w:szCs w:val="24"/>
+        </w:rPr>
+        <w:t>Tên</w:t>
+      </w:r>
+      <w:proofErr w:type="spellEnd"/>
+      <w:r>
+        <w:rPr>
+          <w:rFonts w:ascii="Times New Roman" w:eastAsia="Times New Roman" w:hAnsi="Times New Roman" w:cs="Times New Roman"/>
+          <w:b/>
+          <w:bCs/>
+          <w:color w:val="000000"/>
+          <w:sz w:val="24"/>
+          <w:szCs w:val="24"/>
+        </w:rPr>
+        <w:t xml:space="preserve"> </w:t>
+      </w:r>
+      <w:proofErr w:type="spellStart"/>
+      <w:r>
+        <w:rPr>
+          <w:rFonts w:ascii="Times New Roman" w:eastAsia="Times New Roman" w:hAnsi="Times New Roman" w:cs="Times New Roman"/>
+          <w:b/>
+          <w:bCs/>
+          <w:color w:val="000000"/>
+          <w:sz w:val="24"/>
+          <w:szCs w:val="24"/>
+        </w:rPr>
+        <w:t>cơ</w:t>
+      </w:r>
+      <w:proofErr w:type="spellEnd"/>
+      <w:r>
+        <w:rPr>
+          <w:rFonts w:ascii="Times New Roman" w:eastAsia="Times New Roman" w:hAnsi="Times New Roman" w:cs="Times New Roman"/>
+          <w:b/>
+          <w:bCs/>
+          <w:color w:val="000000"/>
+          <w:sz w:val="24"/>
+          <w:szCs w:val="24"/>
+        </w:rPr>
+        <w:t xml:space="preserve"> </w:t>
+      </w:r>
+      <w:proofErr w:type="spellStart"/>
+      <w:r>
+        <w:rPr>
+          <w:rFonts w:ascii="Times New Roman" w:eastAsia="Times New Roman" w:hAnsi="Times New Roman" w:cs="Times New Roman"/>
+          <w:b/>
+          <w:bCs/>
+          <w:color w:val="000000"/>
+          <w:sz w:val="24"/>
+          <w:szCs w:val="24"/>
+        </w:rPr>
+        <w:t>quan</w:t>
+      </w:r>
+      <w:proofErr w:type="spellEnd"/>
+      <w:r>
+        <w:rPr>
+          <w:rFonts w:ascii="Times New Roman" w:eastAsia="Times New Roman" w:hAnsi="Times New Roman" w:cs="Times New Roman"/>
+          <w:b/>
+          <w:bCs/>
+          <w:color w:val="000000"/>
+          <w:sz w:val="24"/>
+          <w:szCs w:val="24"/>
+        </w:rPr>
+        <w:t xml:space="preserve"> </w:t>
+      </w:r>
+      <w:proofErr w:type="spellStart"/>
+      <w:r>
+        <w:rPr>
+          <w:rFonts w:ascii="Times New Roman" w:eastAsia="Times New Roman" w:hAnsi="Times New Roman" w:cs="Times New Roman"/>
+          <w:b/>
+          <w:bCs/>
+          <w:color w:val="000000"/>
+          <w:sz w:val="24"/>
+          <w:szCs w:val="24"/>
+        </w:rPr>
+        <w:t>quản</w:t>
+      </w:r>
+      <w:proofErr w:type="spellEnd"/>
+      <w:r>
+        <w:rPr>
+          <w:rFonts w:ascii="Times New Roman" w:eastAsia="Times New Roman" w:hAnsi="Times New Roman" w:cs="Times New Roman"/>
+          <w:b/>
+          <w:bCs/>
+          <w:color w:val="000000"/>
+          <w:sz w:val="24"/>
+          <w:szCs w:val="24"/>
+        </w:rPr>
+        <w:t xml:space="preserve"> </w:t>
+      </w:r>
+      <w:proofErr w:type="spellStart"/>
+      <w:r>
+        <w:rPr>
+          <w:rFonts w:ascii="Times New Roman" w:eastAsia="Times New Roman" w:hAnsi="Times New Roman" w:cs="Times New Roman"/>
+          <w:b/>
+          <w:bCs/>
+          <w:color w:val="000000"/>
+          <w:sz w:val="24"/>
+          <w:szCs w:val="24"/>
+        </w:rPr>
+        <w:t>lý</w:t>
+      </w:r>
+      <w:proofErr w:type="spellEnd"/>
+      <w:r>
+        <w:rPr>
+          <w:rFonts w:ascii="Times New Roman" w:eastAsia="Times New Roman" w:hAnsi="Times New Roman" w:cs="Times New Roman"/>
+          <w:b/>
+          <w:bCs/>
+          <w:color w:val="000000"/>
+          <w:sz w:val="24"/>
+          <w:szCs w:val="24"/>
+        </w:rPr>
+        <w:t xml:space="preserve"> </w:t>
+      </w:r>
+      <w:proofErr w:type="spellStart"/>
+      <w:r>
+        <w:rPr>
+          <w:rFonts w:ascii="Times New Roman" w:eastAsia="Times New Roman" w:hAnsi="Times New Roman" w:cs="Times New Roman"/>
+          <w:b/>
+          <w:bCs/>
+          <w:color w:val="000000"/>
+          <w:sz w:val="24"/>
+          <w:szCs w:val="24"/>
+        </w:rPr>
+        <w:t>thu</w:t>
+      </w:r>
+      <w:proofErr w:type="spellEnd"/>
+      <w:r>
+        <w:rPr>
+          <w:rFonts w:ascii="Times New Roman" w:eastAsia="Times New Roman" w:hAnsi="Times New Roman" w:cs="Times New Roman"/>
+          <w:b/>
+          <w:bCs/>
+          <w:color w:val="000000"/>
+          <w:sz w:val="24"/>
+          <w:szCs w:val="24"/>
+        </w:rPr>
+        <w:t xml:space="preserve">: </w:t>
+      </w:r>
+      <w:r>
+        <w:rPr>
+          <w:rFonts w:ascii="Times New Roman" w:eastAsia="Times New Roman" w:hAnsi="Times New Roman" w:cs="Times New Roman"/>
+          <w:b/>
+          <w:bCs/>
+          <w:color w:val="000000"/>
+          <w:sz w:val="24"/>
+          <w:szCs w:val="24"/>
+        </w:rPr>
+        <w:t>{</w:t>
+      </w:r>
+      <w:proofErr w:type="gramStart"/>
+      <w:r>
+        <w:rPr>
+          <w:rFonts w:ascii="Times New Roman" w:eastAsia="Times New Roman" w:hAnsi="Times New Roman" w:cs="Times New Roman"/>
+          <w:b/>
+          <w:bCs/>
+          <w:color w:val="000000"/>
+          <w:sz w:val="24"/>
+          <w:szCs w:val="24"/>
+        </w:rPr>
+        <w:t xml:space="preserve">{ </w:t>
+      </w:r>
+      <w:proofErr w:type="spellStart"/>
+      <w:r>
+        <w:rPr>
+          <w:rFonts w:ascii="Times New Roman" w:eastAsia="Times New Roman" w:hAnsi="Times New Roman" w:cs="Times New Roman"/>
+          <w:b/>
+          <w:bCs/>
+          <w:color w:val="000000"/>
+          <w:sz w:val="24"/>
+          <w:szCs w:val="24"/>
+        </w:rPr>
+        <w:t>ten</w:t>
+      </w:r>
+      <w:proofErr w:type="gramEnd"/>
+      <w:r>
+        <w:rPr>
+          <w:rFonts w:ascii="Times New Roman" w:eastAsia="Times New Roman" w:hAnsi="Times New Roman" w:cs="Times New Roman"/>
+          <w:b/>
+          <w:bCs/>
+          <w:color w:val="000000"/>
+          <w:sz w:val="24"/>
+          <w:szCs w:val="24"/>
+        </w:rPr>
+        <w:t>_co_quan_thu</w:t>
+      </w:r>
+      <w:proofErr w:type="spellEnd"/>
+      <w:r>
+        <w:rPr>
+          <w:rFonts w:ascii="Times New Roman" w:eastAsia="Times New Roman" w:hAnsi="Times New Roman" w:cs="Times New Roman"/>
+          <w:b/>
+          <w:bCs/>
+          <w:color w:val="000000"/>
+          <w:sz w:val="24"/>
+          <w:szCs w:val="24"/>
+        </w:rPr>
+        <w:t xml:space="preserve"> }} </w:t>
+      </w:r>
+      <w:r>
+        <w:rPr>
+          <w:rFonts w:ascii="Times New Roman" w:eastAsia="Times New Roman" w:hAnsi="Times New Roman" w:cs="Times New Roman"/>
+          <w:b/>
+          <w:bCs/>
+          <w:color w:val="000000"/>
+          <w:sz w:val="24"/>
+          <w:szCs w:val="24"/>
+        </w:rPr>
+        <w:t xml:space="preserve">- </w:t>
+      </w:r>
+      <w:proofErr w:type="spellStart"/>
+      <w:r>
+        <w:rPr>
+          <w:rFonts w:ascii="Times New Roman" w:eastAsia="Times New Roman" w:hAnsi="Times New Roman" w:cs="Times New Roman"/>
+          <w:b/>
+          <w:bCs/>
+          <w:color w:val="000000"/>
+          <w:sz w:val="24"/>
+          <w:szCs w:val="24"/>
+        </w:rPr>
+        <w:t>Mã</w:t>
+      </w:r>
+      <w:proofErr w:type="spellEnd"/>
+      <w:r>
+        <w:rPr>
+          <w:rFonts w:ascii="Times New Roman" w:eastAsia="Times New Roman" w:hAnsi="Times New Roman" w:cs="Times New Roman"/>
+          <w:b/>
+          <w:bCs/>
+          <w:color w:val="000000"/>
+          <w:sz w:val="24"/>
+          <w:szCs w:val="24"/>
+        </w:rPr>
+        <w:t xml:space="preserve"> CQ Thu: </w:t>
+      </w:r>
+      <w:r>
+        <w:rPr>
+          <w:rFonts w:ascii="Times New Roman" w:eastAsia="Times New Roman" w:hAnsi="Times New Roman" w:cs="Times New Roman"/>
+          <w:b/>
+          <w:bCs/>
+          <w:color w:val="000000"/>
+          <w:sz w:val="24"/>
+          <w:szCs w:val="24"/>
+        </w:rPr>
+        <w:t xml:space="preserve">{{ </w:t>
+      </w:r>
+      <w:proofErr w:type="spellStart"/>
+      <w:r>
+        <w:rPr>
+          <w:rFonts w:ascii="Times New Roman" w:eastAsia="Times New Roman" w:hAnsi="Times New Roman" w:cs="Times New Roman"/>
+          <w:b/>
+          <w:bCs/>
+          <w:color w:val="000000"/>
+          <w:sz w:val="24"/>
+          <w:szCs w:val="24"/>
+        </w:rPr>
+        <w:t>ma_co_quan_thu</w:t>
+      </w:r>
+      <w:proofErr w:type="spellEnd"/>
+      <w:r>
+        <w:rPr>
+          <w:rFonts w:ascii="Times New Roman" w:eastAsia="Times New Roman" w:hAnsi="Times New Roman" w:cs="Times New Roman"/>
+          <w:b/>
+          <w:bCs/>
+          <w:color w:val="000000"/>
+          <w:sz w:val="24"/>
+          <w:szCs w:val="24"/>
+        </w:rPr>
+        <w:t xml:space="preserve"> }}</w:t>
+      </w:r>
     </w:p>
     <w:p>
       <w:pPr>
-        <w:rPr>
-          <w:rFonts w:ascii="Times New Roman" w:hAnsi="Times New Roman" w:cs="Times New Roman"/>
-          <w:sz w:val="26"/>
-          <w:szCs w:val="26"/>
-        </w:rPr>
-      </w:pPr>
-    </w:p>
-    <w:p>
-      <w:pPr>
-        <w:rPr>
-          <w:rFonts w:ascii="Times New Roman" w:hAnsi="Times New Roman" w:cs="Times New Roman"/>
-          <w:sz w:val="26"/>
-          <w:szCs w:val="26"/>
-        </w:rPr>
-      </w:pPr>
-      <w:r>
-        <w:rPr>
-          <w:rFonts w:ascii="Times New Roman" w:hAnsi="Times New Roman" w:cs="Times New Roman"/>
-          <w:sz w:val="26"/>
-          <w:szCs w:val="26"/>
-        </w:rPr>
-        <w:t>{</w:t>
-      </w:r>
-      <w:proofErr w:type="gramStart"/>
-      <w:r>
-        <w:rPr>
-          <w:rFonts w:ascii="Times New Roman" w:hAnsi="Times New Roman" w:cs="Times New Roman"/>
-          <w:sz w:val="26"/>
-          <w:szCs w:val="26"/>
-        </w:rPr>
-        <w:t xml:space="preserve">{ </w:t>
-      </w:r>
-      <w:proofErr w:type="spellStart"/>
-      <w:r>
-        <w:rPr>
-          <w:rFonts w:ascii="Times New Roman" w:hAnsi="Times New Roman" w:cs="Times New Roman"/>
-          <w:sz w:val="26"/>
-          <w:szCs w:val="26"/>
-        </w:rPr>
-        <w:t>ngay</w:t>
-      </w:r>
-      <w:proofErr w:type="gramEnd"/>
-      <w:r>
-        <w:rPr>
-          <w:rFonts w:ascii="Times New Roman" w:hAnsi="Times New Roman" w:cs="Times New Roman"/>
-          <w:sz w:val="26"/>
-          <w:szCs w:val="26"/>
-        </w:rPr>
-        <w:t>_thang_nam_text</w:t>
-      </w:r>
-      <w:proofErr w:type="spellEnd"/>
-      <w:r>
-        <w:rPr>
-          <w:rFonts w:ascii="Times New Roman" w:hAnsi="Times New Roman" w:cs="Times New Roman"/>
-          <w:sz w:val="26"/>
-          <w:szCs w:val="26"/>
-        </w:rPr>
-        <w:t xml:space="preserve"> }}</w:t>
-      </w:r>
-    </w:p>
-    <w:p>
-      <w:pPr>
-        <w:rPr>
-          <w:rFonts w:ascii="Times New Roman" w:hAnsi="Times New Roman" w:cs="Times New Roman"/>
-          <w:sz w:val="26"/>
-          <w:szCs w:val="26"/>
-        </w:rPr>
-      </w:pPr>
-    </w:p>
-    <w:p>
-      <w:pPr>
-        <w:rPr>
-          <w:rFonts w:ascii="Times New Roman" w:hAnsi="Times New Roman" w:cs="Times New Roman"/>
-          <w:sz w:val="26"/>
-          <w:szCs w:val="26"/>
-        </w:rPr>
-      </w:pPr>
-      <w:r>
-        <w:rPr>
-          <w:rFonts w:ascii="Times New Roman" w:hAnsi="Times New Roman" w:cs="Times New Roman"/>
-          <w:sz w:val="26"/>
-          <w:szCs w:val="26"/>
-        </w:rPr>
-        <w:t>{</w:t>
-      </w:r>
-      <w:proofErr w:type="gramStart"/>
-      <w:r>
-        <w:rPr>
-          <w:rFonts w:ascii="Times New Roman" w:hAnsi="Times New Roman" w:cs="Times New Roman"/>
-          <w:sz w:val="26"/>
-          <w:szCs w:val="26"/>
-        </w:rPr>
-        <w:t xml:space="preserve">{ </w:t>
-      </w:r>
-      <w:proofErr w:type="spellStart"/>
-      <w:r>
-        <w:rPr>
-          <w:rFonts w:ascii="Times New Roman" w:hAnsi="Times New Roman" w:cs="Times New Roman"/>
-          <w:sz w:val="26"/>
-          <w:szCs w:val="26"/>
-        </w:rPr>
-        <w:t>co</w:t>
-      </w:r>
-      <w:proofErr w:type="gramEnd"/>
-      <w:r>
-        <w:rPr>
-          <w:rFonts w:ascii="Times New Roman" w:hAnsi="Times New Roman" w:cs="Times New Roman"/>
-          <w:sz w:val="26"/>
-          <w:szCs w:val="26"/>
-        </w:rPr>
-        <w:t>_quan_thue</w:t>
-      </w:r>
-      <w:proofErr w:type="spellEnd"/>
-      <w:r>
-        <w:rPr>
-          <w:rFonts w:ascii="Times New Roman" w:hAnsi="Times New Roman" w:cs="Times New Roman"/>
-          <w:sz w:val="26"/>
-          <w:szCs w:val="26"/>
-        </w:rPr>
-        <w:t xml:space="preserve"> }}</w:t>
-      </w:r>
-    </w:p>
-    <w:p>
-      <w:pPr>
-        <w:rPr>
-          <w:rFonts w:ascii="Times New Roman" w:hAnsi="Times New Roman" w:cs="Times New Roman"/>
-          <w:sz w:val="26"/>
-          <w:szCs w:val="26"/>
-        </w:rPr>
-      </w:pPr>
-      <w:r>
-        <w:rPr>
-          <w:rFonts w:ascii="Times New Roman" w:hAnsi="Times New Roman" w:cs="Times New Roman"/>
-          <w:sz w:val="26"/>
-          <w:szCs w:val="26"/>
-        </w:rPr>
-        <w:t>{</w:t>
-      </w:r>
-      <w:proofErr w:type="gramStart"/>
-      <w:r>
-        <w:rPr>
-          <w:rFonts w:ascii="Times New Roman" w:hAnsi="Times New Roman" w:cs="Times New Roman"/>
-          <w:sz w:val="26"/>
-          <w:szCs w:val="26"/>
-        </w:rPr>
-        <w:t xml:space="preserve">{ </w:t>
-      </w:r>
-      <w:proofErr w:type="spellStart"/>
-      <w:r>
-        <w:rPr>
-          <w:rFonts w:ascii="Times New Roman" w:hAnsi="Times New Roman" w:cs="Times New Roman"/>
-          <w:sz w:val="26"/>
-          <w:szCs w:val="26"/>
-        </w:rPr>
-        <w:t>ma</w:t>
-      </w:r>
-      <w:proofErr w:type="gramEnd"/>
-      <w:r>
-        <w:rPr>
-          <w:rFonts w:ascii="Times New Roman" w:hAnsi="Times New Roman" w:cs="Times New Roman"/>
-          <w:sz w:val="26"/>
-          <w:szCs w:val="26"/>
-        </w:rPr>
-        <w:t>_dia_ban</w:t>
-      </w:r>
-      <w:proofErr w:type="spellEnd"/>
-      <w:r>
-        <w:rPr>
-          <w:rFonts w:ascii="Times New Roman" w:hAnsi="Times New Roman" w:cs="Times New Roman"/>
-          <w:sz w:val="26"/>
-          <w:szCs w:val="26"/>
-        </w:rPr>
-        <w:t xml:space="preserve"> }}</w:t>
-      </w:r>
-    </w:p>
-    <w:p>
-      <w:pPr>
-        <w:rPr>
-          <w:rFonts w:ascii="Times New Roman" w:hAnsi="Times New Roman" w:cs="Times New Roman"/>
-          <w:sz w:val="26"/>
-          <w:szCs w:val="26"/>
-        </w:rPr>
-      </w:pPr>
-    </w:p>
-    <w:p>
-      <w:pPr>
-        <w:rPr>
-          <w:rFonts w:ascii="Times New Roman" w:hAnsi="Times New Roman" w:cs="Times New Roman"/>
-          <w:sz w:val="26"/>
-          <w:szCs w:val="26"/>
-        </w:rPr>
-      </w:pPr>
-      <w:proofErr w:type="spellStart"/>
-      <w:r>
-        <w:rPr>
-          <w:rFonts w:ascii="Times New Roman" w:hAnsi="Times New Roman" w:cs="Times New Roman"/>
-          <w:sz w:val="26"/>
-          <w:szCs w:val="26"/>
-        </w:rPr>
-        <w:t>Tổng</w:t>
-      </w:r>
-      <w:proofErr w:type="spellEnd"/>
-      <w:r>
-        <w:rPr>
-          <w:rFonts w:ascii="Times New Roman" w:hAnsi="Times New Roman" w:cs="Times New Roman"/>
-          <w:sz w:val="26"/>
-          <w:szCs w:val="26"/>
-        </w:rPr>
-        <w:t xml:space="preserve"> </w:t>
-      </w:r>
-      <w:proofErr w:type="spellStart"/>
-      <w:r>
-        <w:rPr>
-          <w:rFonts w:ascii="Times New Roman" w:hAnsi="Times New Roman" w:cs="Times New Roman"/>
-          <w:sz w:val="26"/>
-          <w:szCs w:val="26"/>
-        </w:rPr>
-        <w:t>số</w:t>
-      </w:r>
-      <w:proofErr w:type="spellEnd"/>
-      <w:r>
-        <w:rPr>
-          <w:rFonts w:ascii="Times New Roman" w:hAnsi="Times New Roman" w:cs="Times New Roman"/>
-          <w:sz w:val="26"/>
-          <w:szCs w:val="26"/>
-        </w:rPr>
-        <w:t xml:space="preserve"> </w:t>
-      </w:r>
-      <w:proofErr w:type="spellStart"/>
-      <w:r>
-        <w:rPr>
-          <w:rFonts w:ascii="Times New Roman" w:hAnsi="Times New Roman" w:cs="Times New Roman"/>
-          <w:sz w:val="26"/>
-          <w:szCs w:val="26"/>
-        </w:rPr>
-        <w:t>tiền</w:t>
-      </w:r>
-      <w:proofErr w:type="spellEnd"/>
-      <w:r>
-        <w:rPr>
-          <w:rFonts w:ascii="Times New Roman" w:hAnsi="Times New Roman" w:cs="Times New Roman"/>
-          <w:sz w:val="26"/>
-          <w:szCs w:val="26"/>
-        </w:rPr>
-        <w:t xml:space="preserve"> (</w:t>
-      </w:r>
-      <w:proofErr w:type="spellStart"/>
-      <w:r>
-        <w:rPr>
-          <w:rFonts w:ascii="Times New Roman" w:hAnsi="Times New Roman" w:cs="Times New Roman"/>
-          <w:sz w:val="26"/>
-          <w:szCs w:val="26"/>
-        </w:rPr>
-        <w:t>đã</w:t>
-      </w:r>
-      <w:proofErr w:type="spellEnd"/>
-      <w:r>
-        <w:rPr>
-          <w:rFonts w:ascii="Times New Roman" w:hAnsi="Times New Roman" w:cs="Times New Roman"/>
-          <w:sz w:val="26"/>
-          <w:szCs w:val="26"/>
-        </w:rPr>
-        <w:t xml:space="preserve"> format) | `</w:t>
-      </w:r>
-    </w:p>
-    <w:p>
-      <w:pPr>
-        <w:rPr>
-          <w:rStyle w:val="HTMLCode"/>
-          <w:rFonts w:ascii="Times New Roman" w:eastAsiaTheme="minorHAnsi" w:hAnsi="Times New Roman" w:cs="Times New Roman"/>
-          <w:sz w:val="26"/>
-          <w:szCs w:val="26"/>
+        <w:spacing w:after="0" w:line="240" w:lineRule="auto"/>
+        <w:rPr>
+          <w:rFonts w:ascii="Times New Roman" w:eastAsia="Times New Roman" w:hAnsi="Times New Roman" w:cs="Times New Roman"/>
+          <w:b/>
+          <w:bCs/>
+          <w:color w:val="000000"/>
+          <w:sz w:val="24"/>
+          <w:szCs w:val="24"/>
         </w:rPr>
       </w:pPr>
     </w:p>
@@ -3517,20 +3418,24 @@
         <w:tblLook w:val="04A0" w:firstRow="1" w:lastRow="0" w:firstColumn="1" w:lastColumn="0" w:noHBand="0" w:noVBand="1"/>
       </w:tblPr>
       <w:tblGrid>
-        <w:gridCol w:w="2337"/>
-        <w:gridCol w:w="2337"/>
-        <w:gridCol w:w="2338"/>
-        <w:gridCol w:w="2338"/>
+        <w:gridCol w:w="989"/>
+        <w:gridCol w:w="1841"/>
+        <w:gridCol w:w="2268"/>
+        <w:gridCol w:w="3470"/>
+        <w:gridCol w:w="2195"/>
       </w:tblGrid>
       <w:tr>
         <w:tc>
           <w:tcPr>
-            <w:tcW w:w="2337" w:type="dxa"/>
+            <w:tcW w:w="989" w:type="dxa"/>
+            <w:vAlign w:val="center"/>
           </w:tcPr>
           <w:p>
             <w:pPr>
-              <w:rPr>
-                <w:rFonts w:ascii="Times New Roman" w:hAnsi="Times New Roman" w:cs="Times New Roman"/>
+              <w:jc w:val="center"/>
+              <w:rPr>
+                <w:rFonts w:ascii="Times New Roman" w:hAnsi="Times New Roman" w:cs="Times New Roman"/>
+                <w:b/>
                 <w:sz w:val="26"/>
                 <w:szCs w:val="26"/>
               </w:rPr>
@@ -3538,6 +3443,7 @@
             <w:r>
               <w:rPr>
                 <w:rFonts w:ascii="Times New Roman" w:hAnsi="Times New Roman" w:cs="Times New Roman"/>
+                <w:b/>
                 <w:sz w:val="26"/>
                 <w:szCs w:val="26"/>
               </w:rPr>
@@ -3547,12 +3453,17 @@
         </w:tc>
         <w:tc>
           <w:tcPr>
-            <w:tcW w:w="2337" w:type="dxa"/>
+            <w:tcW w:w="1841" w:type="dxa"/>
+            <w:vAlign w:val="center"/>
           </w:tcPr>
           <w:p>
             <w:pPr>
-              <w:rPr>
-                <w:rFonts w:ascii="Times New Roman" w:hAnsi="Times New Roman" w:cs="Times New Roman"/>
+              <w:jc w:val="center"/>
+              <w:rPr>
+                <w:rFonts w:ascii="Times New Roman" w:hAnsi="Times New Roman" w:cs="Times New Roman"/>
+                <w:b/>
+                <w:bCs/>
+                <w:color w:val="000000"/>
                 <w:sz w:val="26"/>
                 <w:szCs w:val="26"/>
               </w:rPr>
@@ -3561,15 +3472,21 @@
             <w:r>
               <w:rPr>
                 <w:rFonts w:ascii="Times New Roman" w:hAnsi="Times New Roman" w:cs="Times New Roman"/>
-                <w:sz w:val="26"/>
-                <w:szCs w:val="26"/>
-              </w:rPr>
-              <w:t>Mã</w:t>
+                <w:b/>
+                <w:bCs/>
+                <w:color w:val="000000"/>
+                <w:sz w:val="26"/>
+                <w:szCs w:val="26"/>
+              </w:rPr>
+              <w:t>Số</w:t>
             </w:r>
             <w:proofErr w:type="spellEnd"/>
             <w:r>
               <w:rPr>
                 <w:rFonts w:ascii="Times New Roman" w:hAnsi="Times New Roman" w:cs="Times New Roman"/>
+                <w:b/>
+                <w:bCs/>
+                <w:color w:val="000000"/>
                 <w:sz w:val="26"/>
                 <w:szCs w:val="26"/>
               </w:rPr>
@@ -3579,15 +3496,21 @@
             <w:r>
               <w:rPr>
                 <w:rFonts w:ascii="Times New Roman" w:hAnsi="Times New Roman" w:cs="Times New Roman"/>
-                <w:sz w:val="26"/>
-                <w:szCs w:val="26"/>
-              </w:rPr>
-              <w:t>Tiểu</w:t>
+                <w:b/>
+                <w:bCs/>
+                <w:color w:val="000000"/>
+                <w:sz w:val="26"/>
+                <w:szCs w:val="26"/>
+              </w:rPr>
+              <w:t>tờ</w:t>
             </w:r>
             <w:proofErr w:type="spellEnd"/>
             <w:r>
               <w:rPr>
                 <w:rFonts w:ascii="Times New Roman" w:hAnsi="Times New Roman" w:cs="Times New Roman"/>
+                <w:b/>
+                <w:bCs/>
+                <w:color w:val="000000"/>
                 <w:sz w:val="26"/>
                 <w:szCs w:val="26"/>
               </w:rPr>
@@ -3597,22 +3520,185 @@
             <w:r>
               <w:rPr>
                 <w:rFonts w:ascii="Times New Roman" w:hAnsi="Times New Roman" w:cs="Times New Roman"/>
-                <w:sz w:val="26"/>
-                <w:szCs w:val="26"/>
-              </w:rPr>
-              <w:t>Mục</w:t>
+                <w:b/>
+                <w:bCs/>
+                <w:color w:val="000000"/>
+                <w:sz w:val="26"/>
+                <w:szCs w:val="26"/>
+              </w:rPr>
+              <w:t>khai</w:t>
+            </w:r>
+            <w:proofErr w:type="spellEnd"/>
+            <w:r>
+              <w:rPr>
+                <w:rFonts w:ascii="Times New Roman" w:hAnsi="Times New Roman" w:cs="Times New Roman"/>
+                <w:b/>
+                <w:bCs/>
+                <w:color w:val="000000"/>
+                <w:sz w:val="26"/>
+                <w:szCs w:val="26"/>
+              </w:rPr>
+              <w:t xml:space="preserve">/ </w:t>
+            </w:r>
+            <w:proofErr w:type="spellStart"/>
+            <w:r>
+              <w:rPr>
+                <w:rFonts w:ascii="Times New Roman" w:hAnsi="Times New Roman" w:cs="Times New Roman"/>
+                <w:b/>
+                <w:bCs/>
+                <w:color w:val="000000"/>
+                <w:sz w:val="26"/>
+                <w:szCs w:val="26"/>
+              </w:rPr>
+              <w:t>Số</w:t>
+            </w:r>
+            <w:proofErr w:type="spellEnd"/>
+            <w:r>
+              <w:rPr>
+                <w:rFonts w:ascii="Times New Roman" w:hAnsi="Times New Roman" w:cs="Times New Roman"/>
+                <w:b/>
+                <w:bCs/>
+                <w:color w:val="000000"/>
+                <w:sz w:val="26"/>
+                <w:szCs w:val="26"/>
+              </w:rPr>
+              <w:t xml:space="preserve"> </w:t>
+            </w:r>
+            <w:proofErr w:type="spellStart"/>
+            <w:r>
+              <w:rPr>
+                <w:rFonts w:ascii="Times New Roman" w:hAnsi="Times New Roman" w:cs="Times New Roman"/>
+                <w:b/>
+                <w:bCs/>
+                <w:color w:val="000000"/>
+                <w:sz w:val="26"/>
+                <w:szCs w:val="26"/>
+              </w:rPr>
+              <w:t>quyết</w:t>
+            </w:r>
+            <w:proofErr w:type="spellEnd"/>
+            <w:r>
+              <w:rPr>
+                <w:rFonts w:ascii="Times New Roman" w:hAnsi="Times New Roman" w:cs="Times New Roman"/>
+                <w:b/>
+                <w:bCs/>
+                <w:color w:val="000000"/>
+                <w:sz w:val="26"/>
+                <w:szCs w:val="26"/>
+              </w:rPr>
+              <w:t xml:space="preserve"> </w:t>
+            </w:r>
+            <w:proofErr w:type="spellStart"/>
+            <w:r>
+              <w:rPr>
+                <w:rFonts w:ascii="Times New Roman" w:hAnsi="Times New Roman" w:cs="Times New Roman"/>
+                <w:b/>
+                <w:bCs/>
+                <w:color w:val="000000"/>
+                <w:sz w:val="26"/>
+                <w:szCs w:val="26"/>
+              </w:rPr>
+              <w:t>đị</w:t>
+            </w:r>
+            <w:r>
+              <w:rPr>
+                <w:rFonts w:ascii="Times New Roman" w:hAnsi="Times New Roman" w:cs="Times New Roman"/>
+                <w:b/>
+                <w:bCs/>
+                <w:color w:val="000000"/>
+                <w:sz w:val="26"/>
+                <w:szCs w:val="26"/>
+              </w:rPr>
+              <w:t>nh</w:t>
+            </w:r>
+            <w:proofErr w:type="spellEnd"/>
+            <w:r>
+              <w:rPr>
+                <w:rFonts w:ascii="Times New Roman" w:hAnsi="Times New Roman" w:cs="Times New Roman"/>
+                <w:b/>
+                <w:bCs/>
+                <w:color w:val="000000"/>
+                <w:sz w:val="26"/>
+                <w:szCs w:val="26"/>
+              </w:rPr>
+              <w:t xml:space="preserve">/ </w:t>
+            </w:r>
+            <w:proofErr w:type="spellStart"/>
+            <w:r>
+              <w:rPr>
+                <w:rFonts w:ascii="Times New Roman" w:hAnsi="Times New Roman" w:cs="Times New Roman"/>
+                <w:b/>
+                <w:bCs/>
+                <w:color w:val="000000"/>
+                <w:sz w:val="26"/>
+                <w:szCs w:val="26"/>
+              </w:rPr>
+              <w:t>Số</w:t>
+            </w:r>
+            <w:proofErr w:type="spellEnd"/>
+            <w:r>
+              <w:rPr>
+                <w:rFonts w:ascii="Times New Roman" w:hAnsi="Times New Roman" w:cs="Times New Roman"/>
+                <w:b/>
+                <w:bCs/>
+                <w:color w:val="000000"/>
+                <w:sz w:val="26"/>
+                <w:szCs w:val="26"/>
+              </w:rPr>
+              <w:t xml:space="preserve"> </w:t>
+            </w:r>
+            <w:proofErr w:type="spellStart"/>
+            <w:r>
+              <w:rPr>
+                <w:rFonts w:ascii="Times New Roman" w:hAnsi="Times New Roman" w:cs="Times New Roman"/>
+                <w:b/>
+                <w:bCs/>
+                <w:color w:val="000000"/>
+                <w:sz w:val="26"/>
+                <w:szCs w:val="26"/>
+              </w:rPr>
+              <w:t>thông</w:t>
+            </w:r>
+            <w:proofErr w:type="spellEnd"/>
+            <w:r>
+              <w:rPr>
+                <w:rFonts w:ascii="Times New Roman" w:hAnsi="Times New Roman" w:cs="Times New Roman"/>
+                <w:b/>
+                <w:bCs/>
+                <w:color w:val="000000"/>
+                <w:sz w:val="26"/>
+                <w:szCs w:val="26"/>
+              </w:rPr>
+              <w:t xml:space="preserve"> </w:t>
+            </w:r>
+            <w:proofErr w:type="spellStart"/>
+            <w:r>
+              <w:rPr>
+                <w:rFonts w:ascii="Times New Roman" w:hAnsi="Times New Roman" w:cs="Times New Roman"/>
+                <w:b/>
+                <w:bCs/>
+                <w:color w:val="000000"/>
+                <w:sz w:val="26"/>
+                <w:szCs w:val="26"/>
+              </w:rPr>
+              <w:t>báo</w:t>
             </w:r>
             <w:proofErr w:type="spellEnd"/>
           </w:p>
         </w:tc>
         <w:tc>
           <w:tcPr>
-            <w:tcW w:w="2338" w:type="dxa"/>
+            <w:tcW w:w="2268" w:type="dxa"/>
+            <w:vAlign w:val="center"/>
           </w:tcPr>
           <w:p>
             <w:pPr>
-              <w:rPr>
-                <w:rFonts w:ascii="Times New Roman" w:hAnsi="Times New Roman" w:cs="Times New Roman"/>
+              <w:jc w:val="center"/>
+              <w:rPr>
+                <w:rFonts w:ascii="Times New Roman" w:hAnsi="Times New Roman" w:cs="Times New Roman"/>
+                <w:b/>
+                <w:bCs/>
+                <w:color w:val="000000"/>
                 <w:sz w:val="26"/>
                 <w:szCs w:val="26"/>
               </w:rPr>
@@ -3621,30 +3707,207 @@
             <w:r>
               <w:rPr>
                 <w:rFonts w:ascii="Times New Roman" w:hAnsi="Times New Roman" w:cs="Times New Roman"/>
-                <w:sz w:val="26"/>
-                <w:szCs w:val="26"/>
-              </w:rPr>
-              <w:t>Nội</w:t>
+                <w:b/>
+                <w:bCs/>
+                <w:color w:val="000000"/>
+                <w:sz w:val="26"/>
+                <w:szCs w:val="26"/>
+              </w:rPr>
+              <w:t>Kỳ</w:t>
             </w:r>
             <w:proofErr w:type="spellEnd"/>
             <w:r>
               <w:rPr>
                 <w:rFonts w:ascii="Times New Roman" w:hAnsi="Times New Roman" w:cs="Times New Roman"/>
-                <w:sz w:val="26"/>
-                <w:szCs w:val="26"/>
-              </w:rPr>
-              <w:t xml:space="preserve"> Dung</w:t>
-            </w:r>
+                <w:b/>
+                <w:bCs/>
+                <w:color w:val="000000"/>
+                <w:sz w:val="26"/>
+                <w:szCs w:val="26"/>
+              </w:rPr>
+              <w:t xml:space="preserve"> </w:t>
+            </w:r>
+            <w:proofErr w:type="spellStart"/>
+            <w:r>
+              <w:rPr>
+                <w:rFonts w:ascii="Times New Roman" w:hAnsi="Times New Roman" w:cs="Times New Roman"/>
+                <w:b/>
+                <w:bCs/>
+                <w:color w:val="000000"/>
+                <w:sz w:val="26"/>
+                <w:szCs w:val="26"/>
+              </w:rPr>
+              <w:t>thuế</w:t>
+            </w:r>
+            <w:proofErr w:type="spellEnd"/>
+            <w:r>
+              <w:rPr>
+                <w:rFonts w:ascii="Times New Roman" w:hAnsi="Times New Roman" w:cs="Times New Roman"/>
+                <w:b/>
+                <w:bCs/>
+                <w:color w:val="000000"/>
+                <w:sz w:val="26"/>
+                <w:szCs w:val="26"/>
+              </w:rPr>
+              <w:t xml:space="preserve">/ </w:t>
+            </w:r>
+            <w:proofErr w:type="spellStart"/>
+            <w:r>
+              <w:rPr>
+                <w:rFonts w:ascii="Times New Roman" w:hAnsi="Times New Roman" w:cs="Times New Roman"/>
+                <w:b/>
+                <w:bCs/>
+                <w:color w:val="000000"/>
+                <w:sz w:val="26"/>
+                <w:szCs w:val="26"/>
+              </w:rPr>
+              <w:t>Ngày</w:t>
+            </w:r>
+            <w:proofErr w:type="spellEnd"/>
+            <w:r>
+              <w:rPr>
+                <w:rFonts w:ascii="Times New Roman" w:hAnsi="Times New Roman" w:cs="Times New Roman"/>
+                <w:b/>
+                <w:bCs/>
+                <w:color w:val="000000"/>
+                <w:sz w:val="26"/>
+                <w:szCs w:val="26"/>
+              </w:rPr>
+              <w:t xml:space="preserve"> </w:t>
+            </w:r>
+            <w:proofErr w:type="spellStart"/>
+            <w:r>
+              <w:rPr>
+                <w:rFonts w:ascii="Times New Roman" w:hAnsi="Times New Roman" w:cs="Times New Roman"/>
+                <w:b/>
+                <w:bCs/>
+                <w:color w:val="000000"/>
+                <w:sz w:val="26"/>
+                <w:szCs w:val="26"/>
+              </w:rPr>
+              <w:t>quyết</w:t>
+            </w:r>
+            <w:proofErr w:type="spellEnd"/>
+            <w:r>
+              <w:rPr>
+                <w:rFonts w:ascii="Times New Roman" w:hAnsi="Times New Roman" w:cs="Times New Roman"/>
+                <w:b/>
+                <w:bCs/>
+                <w:color w:val="000000"/>
+                <w:sz w:val="26"/>
+                <w:szCs w:val="26"/>
+              </w:rPr>
+              <w:t xml:space="preserve"> </w:t>
+            </w:r>
+            <w:proofErr w:type="spellStart"/>
+            <w:r>
+              <w:rPr>
+                <w:rFonts w:ascii="Times New Roman" w:hAnsi="Times New Roman" w:cs="Times New Roman"/>
+                <w:b/>
+                <w:bCs/>
+                <w:color w:val="000000"/>
+                <w:sz w:val="26"/>
+                <w:szCs w:val="26"/>
+              </w:rPr>
+              <w:t>đị</w:t>
+            </w:r>
+            <w:r>
+              <w:rPr>
+                <w:rFonts w:ascii="Times New Roman" w:hAnsi="Times New Roman" w:cs="Times New Roman"/>
+                <w:b/>
+                <w:bCs/>
+                <w:color w:val="000000"/>
+                <w:sz w:val="26"/>
+                <w:szCs w:val="26"/>
+              </w:rPr>
+              <w:t>nh</w:t>
+            </w:r>
+            <w:proofErr w:type="spellEnd"/>
+            <w:r>
+              <w:rPr>
+                <w:rFonts w:ascii="Times New Roman" w:hAnsi="Times New Roman" w:cs="Times New Roman"/>
+                <w:b/>
+                <w:bCs/>
+                <w:color w:val="000000"/>
+                <w:sz w:val="26"/>
+                <w:szCs w:val="26"/>
+              </w:rPr>
+              <w:t xml:space="preserve">/ </w:t>
+            </w:r>
+            <w:proofErr w:type="spellStart"/>
+            <w:r>
+              <w:rPr>
+                <w:rFonts w:ascii="Times New Roman" w:hAnsi="Times New Roman" w:cs="Times New Roman"/>
+                <w:b/>
+                <w:bCs/>
+                <w:color w:val="000000"/>
+                <w:sz w:val="26"/>
+                <w:szCs w:val="26"/>
+              </w:rPr>
+              <w:t>Ngày</w:t>
+            </w:r>
+            <w:proofErr w:type="spellEnd"/>
+            <w:r>
+              <w:rPr>
+                <w:rFonts w:ascii="Times New Roman" w:hAnsi="Times New Roman" w:cs="Times New Roman"/>
+                <w:b/>
+                <w:bCs/>
+                <w:color w:val="000000"/>
+                <w:sz w:val="26"/>
+                <w:szCs w:val="26"/>
+              </w:rPr>
+              <w:t xml:space="preserve"> </w:t>
+            </w:r>
+            <w:proofErr w:type="spellStart"/>
+            <w:r>
+              <w:rPr>
+                <w:rFonts w:ascii="Times New Roman" w:hAnsi="Times New Roman" w:cs="Times New Roman"/>
+                <w:b/>
+                <w:bCs/>
+                <w:color w:val="000000"/>
+                <w:sz w:val="26"/>
+                <w:szCs w:val="26"/>
+              </w:rPr>
+              <w:t>thông</w:t>
+            </w:r>
+            <w:proofErr w:type="spellEnd"/>
+            <w:r>
+              <w:rPr>
+                <w:rFonts w:ascii="Times New Roman" w:hAnsi="Times New Roman" w:cs="Times New Roman"/>
+                <w:b/>
+                <w:bCs/>
+                <w:color w:val="000000"/>
+                <w:sz w:val="26"/>
+                <w:szCs w:val="26"/>
+              </w:rPr>
+              <w:t xml:space="preserve"> </w:t>
+            </w:r>
+            <w:proofErr w:type="spellStart"/>
+            <w:r>
+              <w:rPr>
+                <w:rFonts w:ascii="Times New Roman" w:hAnsi="Times New Roman" w:cs="Times New Roman"/>
+                <w:b/>
+                <w:bCs/>
+                <w:color w:val="000000"/>
+                <w:sz w:val="26"/>
+                <w:szCs w:val="26"/>
+              </w:rPr>
+              <w:t>báo</w:t>
+            </w:r>
+            <w:proofErr w:type="spellEnd"/>
           </w:p>
         </w:tc>
         <w:tc>
           <w:tcPr>
-            <w:tcW w:w="2338" w:type="dxa"/>
+            <w:tcW w:w="3470" w:type="dxa"/>
+            <w:vAlign w:val="center"/>
           </w:tcPr>
           <w:p>
             <w:pPr>
-              <w:rPr>
-                <w:rFonts w:ascii="Times New Roman" w:hAnsi="Times New Roman" w:cs="Times New Roman"/>
+              <w:jc w:val="center"/>
+              <w:rPr>
+                <w:rFonts w:ascii="Times New Roman" w:hAnsi="Times New Roman" w:cs="Times New Roman"/>
+                <w:b/>
                 <w:sz w:val="26"/>
                 <w:szCs w:val="26"/>
               </w:rPr>
@@ -3653,6 +3916,44 @@
             <w:r>
               <w:rPr>
                 <w:rFonts w:ascii="Times New Roman" w:hAnsi="Times New Roman" w:cs="Times New Roman"/>
+                <w:b/>
+                <w:sz w:val="26"/>
+                <w:szCs w:val="26"/>
+              </w:rPr>
+              <w:t>Nội</w:t>
+            </w:r>
+            <w:proofErr w:type="spellEnd"/>
+            <w:r>
+              <w:rPr>
+                <w:rFonts w:ascii="Times New Roman" w:hAnsi="Times New Roman" w:cs="Times New Roman"/>
+                <w:b/>
+                <w:sz w:val="26"/>
+                <w:szCs w:val="26"/>
+              </w:rPr>
+              <w:t xml:space="preserve"> Dung</w:t>
+            </w:r>
+          </w:p>
+        </w:tc>
+        <w:tc>
+          <w:tcPr>
+            <w:tcW w:w="2195" w:type="dxa"/>
+            <w:vAlign w:val="center"/>
+          </w:tcPr>
+          <w:p>
+            <w:pPr>
+              <w:jc w:val="center"/>
+              <w:rPr>
+                <w:rFonts w:ascii="Times New Roman" w:hAnsi="Times New Roman" w:cs="Times New Roman"/>
+                <w:b/>
+                <w:sz w:val="26"/>
+                <w:szCs w:val="26"/>
+              </w:rPr>
+            </w:pPr>
+            <w:proofErr w:type="spellStart"/>
+            <w:r>
+              <w:rPr>
+                <w:rFonts w:ascii="Times New Roman" w:hAnsi="Times New Roman" w:cs="Times New Roman"/>
+                <w:b/>
                 <w:sz w:val="26"/>
                 <w:szCs w:val="26"/>
               </w:rPr>
@@ -3662,6 +3963,7 @@
             <w:r>
               <w:rPr>
                 <w:rFonts w:ascii="Times New Roman" w:hAnsi="Times New Roman" w:cs="Times New Roman"/>
+                <w:b/>
                 <w:sz w:val="26"/>
                 <w:szCs w:val="26"/>
               </w:rPr>
@@ -3671,6 +3973,7 @@
             <w:r>
               <w:rPr>
                 <w:rFonts w:ascii="Times New Roman" w:hAnsi="Times New Roman" w:cs="Times New Roman"/>
+                <w:b/>
                 <w:sz w:val="26"/>
                 <w:szCs w:val="26"/>
               </w:rPr>
@@ -3683,220 +3986,151 @@
       <w:tr>
         <w:tc>
           <w:tcPr>
-            <w:tcW w:w="2337" w:type="dxa"/>
+            <w:tcW w:w="989" w:type="dxa"/>
+            <w:vAlign w:val="center"/>
           </w:tcPr>
           <w:p>
             <w:pPr>
-              <w:rPr>
-                <w:rFonts w:ascii="Times New Roman" w:hAnsi="Times New Roman" w:cs="Times New Roman"/>
+              <w:jc w:val="center"/>
+              <w:rPr>
+                <w:rFonts w:ascii="Times New Roman" w:hAnsi="Times New Roman" w:cs="Times New Roman"/>
+                <w:b/>
                 <w:sz w:val="26"/>
                 <w:szCs w:val="26"/>
               </w:rPr>
             </w:pPr>
-            <w:r>
-              <w:rPr>
-                <w:rStyle w:val="HTMLCode"/>
-                <w:rFonts w:ascii="Times New Roman" w:eastAsiaTheme="minorHAnsi" w:hAnsi="Times New Roman" w:cs="Times New Roman"/>
-                <w:sz w:val="26"/>
-                <w:szCs w:val="26"/>
-              </w:rPr>
-              <w:t>{% for item in items %}</w:t>
-            </w:r>
-            <w:r>
-              <w:rPr>
-                <w:rFonts w:ascii="Times New Roman" w:hAnsi="Times New Roman" w:cs="Times New Roman"/>
-                <w:sz w:val="26"/>
-                <w:szCs w:val="26"/>
-              </w:rPr>
-              <w:t xml:space="preserve"> </w:t>
-            </w:r>
-            <w:r>
-              <w:rPr>
-                <w:rStyle w:val="HTMLCode"/>
-                <w:rFonts w:ascii="Times New Roman" w:eastAsiaTheme="minorHAnsi" w:hAnsi="Times New Roman" w:cs="Times New Roman"/>
-                <w:sz w:val="26"/>
-                <w:szCs w:val="26"/>
-              </w:rPr>
-              <w:t xml:space="preserve">{{ </w:t>
+            <w:bookmarkStart w:id="0" w:name="_GoBack"/>
+            <w:bookmarkEnd w:id="0"/>
+            <w:r>
+              <w:t xml:space="preserve">{% for item in items %}{{ </w:t>
             </w:r>
             <w:proofErr w:type="spellStart"/>
             <w:r>
-              <w:rPr>
-                <w:rStyle w:val="HTMLCode"/>
-                <w:rFonts w:ascii="Times New Roman" w:eastAsiaTheme="minorHAnsi" w:hAnsi="Times New Roman" w:cs="Times New Roman"/>
-                <w:sz w:val="26"/>
-                <w:szCs w:val="26"/>
-              </w:rPr>
               <w:t>item.stt</w:t>
             </w:r>
             <w:proofErr w:type="spellEnd"/>
             <w:r>
-              <w:rPr>
-                <w:rStyle w:val="HTMLCode"/>
-                <w:rFonts w:ascii="Times New Roman" w:eastAsiaTheme="minorHAnsi" w:hAnsi="Times New Roman" w:cs="Times New Roman"/>
-                <w:sz w:val="26"/>
-                <w:szCs w:val="26"/>
-              </w:rPr>
               <w:t xml:space="preserve"> }}</w:t>
             </w:r>
           </w:p>
         </w:tc>
         <w:tc>
           <w:tcPr>
-            <w:tcW w:w="2337" w:type="dxa"/>
+            <w:tcW w:w="1841" w:type="dxa"/>
+            <w:vAlign w:val="center"/>
           </w:tcPr>
           <w:p>
             <w:pPr>
-              <w:rPr>
-                <w:rFonts w:ascii="Times New Roman" w:hAnsi="Times New Roman" w:cs="Times New Roman"/>
+              <w:jc w:val="center"/>
+              <w:rPr>
+                <w:rFonts w:ascii="Times New Roman" w:hAnsi="Times New Roman" w:cs="Times New Roman"/>
+                <w:b/>
+                <w:bCs/>
+                <w:color w:val="000000"/>
                 <w:sz w:val="26"/>
                 <w:szCs w:val="26"/>
               </w:rPr>
             </w:pPr>
-            <w:r>
-              <w:rPr>
-                <w:rFonts w:ascii="Times New Roman" w:hAnsi="Times New Roman" w:cs="Times New Roman"/>
-                <w:sz w:val="26"/>
-                <w:szCs w:val="26"/>
-              </w:rPr>
-              <w:t xml:space="preserve">{{ </w:t>
-            </w:r>
-            <w:proofErr w:type="spellStart"/>
-            <w:r>
-              <w:rPr>
-                <w:rFonts w:ascii="Times New Roman" w:hAnsi="Times New Roman" w:cs="Times New Roman"/>
-                <w:sz w:val="26"/>
-                <w:szCs w:val="26"/>
-              </w:rPr>
-              <w:t>item.ma_tieu_muc</w:t>
-            </w:r>
-            <w:proofErr w:type="spellEnd"/>
-            <w:r>
-              <w:rPr>
-                <w:rFonts w:ascii="Times New Roman" w:hAnsi="Times New Roman" w:cs="Times New Roman"/>
-                <w:sz w:val="26"/>
-                <w:szCs w:val="26"/>
-              </w:rPr>
-              <w:t xml:space="preserve"> }}</w:t>
-            </w:r>
           </w:p>
         </w:tc>
         <w:tc>
           <w:tcPr>
-            <w:tcW w:w="2338" w:type="dxa"/>
+            <w:tcW w:w="2268" w:type="dxa"/>
+            <w:vAlign w:val="center"/>
           </w:tcPr>
           <w:p>
             <w:pPr>
-              <w:rPr>
-                <w:rFonts w:ascii="Times New Roman" w:hAnsi="Times New Roman" w:cs="Times New Roman"/>
+              <w:jc w:val="center"/>
+              <w:rPr>
+                <w:rFonts w:ascii="Times New Roman" w:hAnsi="Times New Roman" w:cs="Times New Roman"/>
+                <w:b/>
+                <w:bCs/>
+                <w:color w:val="000000"/>
                 <w:sz w:val="26"/>
                 <w:szCs w:val="26"/>
               </w:rPr>
             </w:pPr>
-            <w:r>
-              <w:rPr>
-                <w:rFonts w:ascii="Times New Roman" w:hAnsi="Times New Roman" w:cs="Times New Roman"/>
-                <w:sz w:val="26"/>
-                <w:szCs w:val="26"/>
-              </w:rPr>
-              <w:t xml:space="preserve">{{ </w:t>
-            </w:r>
-            <w:proofErr w:type="spellStart"/>
-            <w:r>
-              <w:rPr>
-                <w:rFonts w:ascii="Times New Roman" w:hAnsi="Times New Roman" w:cs="Times New Roman"/>
-                <w:sz w:val="26"/>
-                <w:szCs w:val="26"/>
-              </w:rPr>
-              <w:t>item.noi_dung</w:t>
-            </w:r>
-            <w:proofErr w:type="spellEnd"/>
-            <w:r>
-              <w:rPr>
-                <w:rFonts w:ascii="Times New Roman" w:hAnsi="Times New Roman" w:cs="Times New Roman"/>
-                <w:sz w:val="26"/>
-                <w:szCs w:val="26"/>
-              </w:rPr>
-              <w:t xml:space="preserve"> }}</w:t>
-            </w:r>
           </w:p>
         </w:tc>
         <w:tc>
           <w:tcPr>
-            <w:tcW w:w="2338" w:type="dxa"/>
+            <w:tcW w:w="3470" w:type="dxa"/>
+            <w:vAlign w:val="center"/>
           </w:tcPr>
           <w:p>
             <w:pPr>
-              <w:rPr>
-                <w:rFonts w:ascii="Times New Roman" w:hAnsi="Times New Roman" w:cs="Times New Roman"/>
+              <w:jc w:val="center"/>
+              <w:rPr>
+                <w:rFonts w:ascii="Times New Roman" w:hAnsi="Times New Roman" w:cs="Times New Roman"/>
+                <w:b/>
                 <w:sz w:val="26"/>
                 <w:szCs w:val="26"/>
               </w:rPr>
             </w:pPr>
             <w:r>
-              <w:rPr>
-                <w:rStyle w:val="HTMLCode"/>
-                <w:rFonts w:ascii="Times New Roman" w:eastAsiaTheme="minorHAnsi" w:hAnsi="Times New Roman" w:cs="Times New Roman"/>
-                <w:sz w:val="26"/>
-                <w:szCs w:val="26"/>
-              </w:rPr>
               <w:t xml:space="preserve">{{ </w:t>
             </w:r>
             <w:proofErr w:type="spellStart"/>
             <w:r>
-              <w:rPr>
-                <w:rStyle w:val="HTMLCode"/>
-                <w:rFonts w:ascii="Times New Roman" w:eastAsiaTheme="minorHAnsi" w:hAnsi="Times New Roman" w:cs="Times New Roman"/>
-                <w:sz w:val="26"/>
-                <w:szCs w:val="26"/>
-              </w:rPr>
+              <w:t>item.noi_dung</w:t>
+            </w:r>
+            <w:proofErr w:type="spellEnd"/>
+            <w:r>
+              <w:t xml:space="preserve"> }}</w:t>
+            </w:r>
+            <w:r>
+              <w:t xml:space="preserve"> (TM – {{ </w:t>
+            </w:r>
+            <w:proofErr w:type="spellStart"/>
+            <w:r>
+              <w:t>item.ma_tieu_muc</w:t>
+            </w:r>
+            <w:proofErr w:type="spellEnd"/>
+            <w:r>
+              <w:t xml:space="preserve">}} – </w:t>
+            </w:r>
+            <w:proofErr w:type="spellStart"/>
+            <w:r>
+              <w:t>Chương</w:t>
+            </w:r>
+            <w:proofErr w:type="spellEnd"/>
+            <w:r>
+              <w:t xml:space="preserve"> 857)</w:t>
+            </w:r>
+          </w:p>
+        </w:tc>
+        <w:tc>
+          <w:tcPr>
+            <w:tcW w:w="2195" w:type="dxa"/>
+            <w:vAlign w:val="center"/>
+          </w:tcPr>
+          <w:p>
+            <w:pPr>
+              <w:jc w:val="center"/>
+              <w:rPr>
+                <w:rFonts w:ascii="Times New Roman" w:hAnsi="Times New Roman" w:cs="Times New Roman"/>
+                <w:b/>
+                <w:sz w:val="26"/>
+                <w:szCs w:val="26"/>
+              </w:rPr>
+            </w:pPr>
+            <w:r>
+              <w:t xml:space="preserve">{{ </w:t>
+            </w:r>
+            <w:proofErr w:type="spellStart"/>
+            <w:r>
               <w:t>item.so_tien</w:t>
             </w:r>
             <w:proofErr w:type="spellEnd"/>
             <w:r>
-              <w:rPr>
-                <w:rStyle w:val="HTMLCode"/>
-                <w:rFonts w:ascii="Times New Roman" w:eastAsiaTheme="minorHAnsi" w:hAnsi="Times New Roman" w:cs="Times New Roman"/>
-                <w:sz w:val="26"/>
-                <w:szCs w:val="26"/>
-              </w:rPr>
-              <w:t xml:space="preserve"> }}</w:t>
-            </w:r>
-            <w:r>
-              <w:rPr>
-                <w:rFonts w:ascii="Times New Roman" w:hAnsi="Times New Roman" w:cs="Times New Roman"/>
-                <w:sz w:val="26"/>
-                <w:szCs w:val="26"/>
-              </w:rPr>
-              <w:t xml:space="preserve"> </w:t>
-            </w:r>
-            <w:r>
-              <w:rPr>
-                <w:rStyle w:val="HTMLCode"/>
-                <w:rFonts w:ascii="Times New Roman" w:eastAsiaTheme="minorHAnsi" w:hAnsi="Times New Roman" w:cs="Times New Roman"/>
-                <w:sz w:val="26"/>
-                <w:szCs w:val="26"/>
-              </w:rPr>
-              <w:t xml:space="preserve">{% </w:t>
+              <w:t xml:space="preserve"> }}{% </w:t>
             </w:r>
             <w:proofErr w:type="spellStart"/>
             <w:r>
-              <w:rPr>
-                <w:rStyle w:val="HTMLCode"/>
-                <w:rFonts w:ascii="Times New Roman" w:eastAsiaTheme="minorHAnsi" w:hAnsi="Times New Roman" w:cs="Times New Roman"/>
-                <w:sz w:val="26"/>
-                <w:szCs w:val="26"/>
-              </w:rPr>
               <w:t>endfor</w:t>
             </w:r>
             <w:proofErr w:type="spellEnd"/>
             <w:r>
-              <w:rPr>
-                <w:rStyle w:val="HTMLCode"/>
-                <w:rFonts w:ascii="Times New Roman" w:eastAsiaTheme="minorHAnsi" w:hAnsi="Times New Roman" w:cs="Times New Roman"/>
-                <w:sz w:val="26"/>
-                <w:szCs w:val="26"/>
-              </w:rPr>
               <w:t xml:space="preserve"> %}</w:t>
             </w:r>
           </w:p>
@@ -3905,11 +4139,349 @@
       <w:tr>
         <w:tc>
           <w:tcPr>
-            <w:tcW w:w="7012" w:type="dxa"/>
+            <w:tcW w:w="8568" w:type="dxa"/>
+            <w:gridSpan w:val="4"/>
+            <w:vAlign w:val="center"/>
+          </w:tcPr>
+          <w:p>
+            <w:pPr>
+              <w:jc w:val="right"/>
+            </w:pPr>
+            <w:proofErr w:type="spellStart"/>
+            <w:r>
+              <w:t>Tổng</w:t>
+            </w:r>
+            <w:proofErr w:type="spellEnd"/>
+            <w:r>
+              <w:t xml:space="preserve"> </w:t>
+            </w:r>
+            <w:proofErr w:type="spellStart"/>
+            <w:r>
+              <w:t>số</w:t>
+            </w:r>
+            <w:proofErr w:type="spellEnd"/>
+            <w:r>
+              <w:t xml:space="preserve"> </w:t>
+            </w:r>
+            <w:proofErr w:type="spellStart"/>
+            <w:r>
+              <w:t>tiền</w:t>
+            </w:r>
+            <w:proofErr w:type="spellEnd"/>
+            <w:r>
+              <w:t>:</w:t>
+            </w:r>
+          </w:p>
+        </w:tc>
+        <w:tc>
+          <w:tcPr>
+            <w:tcW w:w="2195" w:type="dxa"/>
+            <w:vAlign w:val="center"/>
+          </w:tcPr>
+          <w:p>
+            <w:pPr>
+              <w:jc w:val="center"/>
+            </w:pPr>
+            <w:r>
+              <w:t xml:space="preserve">{{ </w:t>
+            </w:r>
+            <w:proofErr w:type="spellStart"/>
+            <w:r>
+              <w:t>tong_so_tien</w:t>
+            </w:r>
+            <w:proofErr w:type="spellEnd"/>
+            <w:r>
+              <w:t xml:space="preserve"> }}</w:t>
+            </w:r>
+          </w:p>
+        </w:tc>
+      </w:tr>
+    </w:tbl>
+    <w:p>
+      <w:pPr>
+        <w:rPr>
+          <w:rFonts w:ascii="Times New Roman" w:hAnsi="Times New Roman" w:cs="Times New Roman"/>
+          <w:sz w:val="26"/>
+          <w:szCs w:val="26"/>
+        </w:rPr>
+      </w:pPr>
+      <w:r>
+        <w:rPr>
+          <w:rFonts w:ascii="Times New Roman" w:hAnsi="Times New Roman" w:cs="Times New Roman"/>
+          <w:sz w:val="26"/>
+          <w:szCs w:val="26"/>
+        </w:rPr>
+        <w:t xml:space="preserve">Số </w:t>
+      </w:r>
+      <w:proofErr w:type="spellStart"/>
+      <w:r>
+        <w:rPr>
+          <w:rFonts w:ascii="Times New Roman" w:hAnsi="Times New Roman" w:cs="Times New Roman"/>
+          <w:sz w:val="26"/>
+          <w:szCs w:val="26"/>
+        </w:rPr>
+        <w:t>tiền</w:t>
+      </w:r>
+      <w:proofErr w:type="spellEnd"/>
+      <w:r>
+        <w:rPr>
+          <w:rFonts w:ascii="Times New Roman" w:hAnsi="Times New Roman" w:cs="Times New Roman"/>
+          <w:sz w:val="26"/>
+          <w:szCs w:val="26"/>
+        </w:rPr>
+        <w:t xml:space="preserve"> </w:t>
+      </w:r>
+      <w:proofErr w:type="spellStart"/>
+      <w:r>
+        <w:rPr>
+          <w:rFonts w:ascii="Times New Roman" w:hAnsi="Times New Roman" w:cs="Times New Roman"/>
+          <w:sz w:val="26"/>
+          <w:szCs w:val="26"/>
+        </w:rPr>
+        <w:t>bằng</w:t>
+      </w:r>
+      <w:proofErr w:type="spellEnd"/>
+      <w:r>
+        <w:rPr>
+          <w:rFonts w:ascii="Times New Roman" w:hAnsi="Times New Roman" w:cs="Times New Roman"/>
+          <w:sz w:val="26"/>
+          <w:szCs w:val="26"/>
+        </w:rPr>
+        <w:t xml:space="preserve"> </w:t>
+      </w:r>
+      <w:proofErr w:type="spellStart"/>
+      <w:r>
+        <w:rPr>
+          <w:rFonts w:ascii="Times New Roman" w:hAnsi="Times New Roman" w:cs="Times New Roman"/>
+          <w:sz w:val="26"/>
+          <w:szCs w:val="26"/>
+        </w:rPr>
+        <w:t>chữ</w:t>
+      </w:r>
+      <w:proofErr w:type="spellEnd"/>
+      <w:r>
+        <w:rPr>
+          <w:rFonts w:ascii="Times New Roman" w:hAnsi="Times New Roman" w:cs="Times New Roman"/>
+          <w:sz w:val="26"/>
+          <w:szCs w:val="26"/>
+        </w:rPr>
+        <w:t xml:space="preserve">: </w:t>
+      </w:r>
+      <w:r>
+        <w:rPr>
+          <w:rFonts w:ascii="Times New Roman" w:hAnsi="Times New Roman" w:cs="Times New Roman"/>
+          <w:sz w:val="26"/>
+          <w:szCs w:val="26"/>
+        </w:rPr>
+        <w:t>{</w:t>
+      </w:r>
+      <w:proofErr w:type="gramStart"/>
+      <w:r>
+        <w:rPr>
+          <w:rFonts w:ascii="Times New Roman" w:hAnsi="Times New Roman" w:cs="Times New Roman"/>
+          <w:sz w:val="26"/>
+          <w:szCs w:val="26"/>
+        </w:rPr>
+        <w:t xml:space="preserve">{ </w:t>
+      </w:r>
+      <w:proofErr w:type="spellStart"/>
+      <w:r>
+        <w:rPr>
+          <w:rFonts w:ascii="Times New Roman" w:hAnsi="Times New Roman" w:cs="Times New Roman"/>
+          <w:sz w:val="26"/>
+          <w:szCs w:val="26"/>
+        </w:rPr>
+        <w:t>so</w:t>
+      </w:r>
+      <w:proofErr w:type="gramEnd"/>
+      <w:r>
+        <w:rPr>
+          <w:rFonts w:ascii="Times New Roman" w:hAnsi="Times New Roman" w:cs="Times New Roman"/>
+          <w:sz w:val="26"/>
+          <w:szCs w:val="26"/>
+        </w:rPr>
+        <w:t>_tien_bang_chu</w:t>
+      </w:r>
+      <w:proofErr w:type="spellEnd"/>
+      <w:r>
+        <w:rPr>
+          <w:rFonts w:ascii="Times New Roman" w:hAnsi="Times New Roman" w:cs="Times New Roman"/>
+          <w:sz w:val="26"/>
+          <w:szCs w:val="26"/>
+        </w:rPr>
+        <w:t xml:space="preserve"> }}</w:t>
+      </w:r>
+    </w:p>
+    <w:tbl>
+      <w:tblPr>
+        <w:tblStyle w:val="TableGrid"/>
+        <w:tblW w:w="10910" w:type="dxa"/>
+        <w:tblBorders>
+          <w:top w:val="none" w:sz="0" w:space="0" w:color="auto"/>
+          <w:left w:val="none" w:sz="0" w:space="0" w:color="auto"/>
+          <w:bottom w:val="none" w:sz="0" w:space="0" w:color="auto"/>
+          <w:right w:val="none" w:sz="0" w:space="0" w:color="auto"/>
+          <w:insideH w:val="none" w:sz="0" w:space="0" w:color="auto"/>
+          <w:insideV w:val="none" w:sz="0" w:space="0" w:color="auto"/>
+        </w:tblBorders>
+        <w:tblLook w:val="04A0" w:firstRow="1" w:lastRow="0" w:firstColumn="1" w:lastColumn="0" w:noHBand="0" w:noVBand="1"/>
+      </w:tblPr>
+      <w:tblGrid>
+        <w:gridCol w:w="1980"/>
+        <w:gridCol w:w="1843"/>
+        <w:gridCol w:w="2268"/>
+        <w:gridCol w:w="4819"/>
+      </w:tblGrid>
+      <w:tr>
+        <w:tc>
+          <w:tcPr>
+            <w:tcW w:w="6091" w:type="dxa"/>
             <w:gridSpan w:val="3"/>
           </w:tcPr>
           <w:p>
             <w:pPr>
+              <w:jc w:val="center"/>
+              <w:rPr>
+                <w:rFonts w:ascii="Times New Roman" w:hAnsi="Times New Roman" w:cs="Times New Roman"/>
+                <w:b/>
+                <w:bCs/>
+                <w:color w:val="000000"/>
+                <w:sz w:val="26"/>
+                <w:szCs w:val="26"/>
+              </w:rPr>
+            </w:pPr>
+            <w:r>
+              <w:rPr>
+                <w:rFonts w:ascii="Times New Roman" w:hAnsi="Times New Roman" w:cs="Times New Roman"/>
+                <w:b/>
+                <w:bCs/>
+                <w:color w:val="000000"/>
+                <w:sz w:val="26"/>
+                <w:szCs w:val="26"/>
+              </w:rPr>
+              <w:t>NGƯỜI NỘP TIỀN</w:t>
+            </w:r>
+          </w:p>
+        </w:tc>
+        <w:tc>
+          <w:tcPr>
+            <w:tcW w:w="4819" w:type="dxa"/>
+          </w:tcPr>
+          <w:p>
+            <w:pPr>
+              <w:jc w:val="center"/>
+              <w:rPr>
+                <w:rFonts w:ascii="Times New Roman" w:hAnsi="Times New Roman" w:cs="Times New Roman"/>
+                <w:b/>
+                <w:sz w:val="26"/>
+                <w:szCs w:val="26"/>
+              </w:rPr>
+            </w:pPr>
+            <w:r>
+              <w:rPr>
+                <w:rFonts w:ascii="Times New Roman" w:hAnsi="Times New Roman" w:cs="Times New Roman"/>
+                <w:b/>
+                <w:sz w:val="26"/>
+                <w:szCs w:val="26"/>
+              </w:rPr>
+              <w:t>NGÂN HÀNG/ KHO BẠC NHÀ NƯỚC</w:t>
+            </w:r>
+          </w:p>
+        </w:tc>
+      </w:tr>
+      <w:tr>
+        <w:tc>
+          <w:tcPr>
+            <w:tcW w:w="6091" w:type="dxa"/>
+            <w:gridSpan w:val="3"/>
+          </w:tcPr>
+          <w:p>
+            <w:pPr>
+              <w:jc w:val="center"/>
+              <w:rPr>
+                <w:rFonts w:ascii="Times New Roman" w:hAnsi="Times New Roman" w:cs="Times New Roman"/>
+                <w:sz w:val="26"/>
+                <w:szCs w:val="26"/>
+              </w:rPr>
+            </w:pPr>
+            <w:r>
+              <w:rPr>
+                <w:rFonts w:ascii="Times New Roman" w:hAnsi="Times New Roman" w:cs="Times New Roman"/>
+                <w:sz w:val="26"/>
+                <w:szCs w:val="26"/>
+              </w:rPr>
+              <w:t xml:space="preserve">{{ </w:t>
+            </w:r>
+            <w:proofErr w:type="spellStart"/>
+            <w:r>
+              <w:rPr>
+                <w:rFonts w:ascii="Times New Roman" w:hAnsi="Times New Roman" w:cs="Times New Roman"/>
+                <w:sz w:val="26"/>
+                <w:szCs w:val="26"/>
+              </w:rPr>
+              <w:t>ngay_thang_nam_text</w:t>
+            </w:r>
+            <w:proofErr w:type="spellEnd"/>
+            <w:r>
+              <w:rPr>
+                <w:rFonts w:ascii="Times New Roman" w:hAnsi="Times New Roman" w:cs="Times New Roman"/>
+                <w:sz w:val="26"/>
+                <w:szCs w:val="26"/>
+              </w:rPr>
+              <w:t xml:space="preserve"> }}</w:t>
+            </w:r>
+          </w:p>
+        </w:tc>
+        <w:tc>
+          <w:tcPr>
+            <w:tcW w:w="4819" w:type="dxa"/>
+          </w:tcPr>
+          <w:p>
+            <w:pPr>
+              <w:jc w:val="center"/>
+              <w:rPr>
+                <w:rFonts w:ascii="Times New Roman" w:hAnsi="Times New Roman" w:cs="Times New Roman"/>
+                <w:sz w:val="26"/>
+                <w:szCs w:val="26"/>
+              </w:rPr>
+            </w:pPr>
+            <w:r>
+              <w:rPr>
+                <w:rFonts w:ascii="Times New Roman" w:hAnsi="Times New Roman" w:cs="Times New Roman"/>
+                <w:sz w:val="26"/>
+                <w:szCs w:val="26"/>
+              </w:rPr>
+              <w:t xml:space="preserve">{{ </w:t>
+            </w:r>
+            <w:proofErr w:type="spellStart"/>
+            <w:r>
+              <w:rPr>
+                <w:rFonts w:ascii="Times New Roman" w:hAnsi="Times New Roman" w:cs="Times New Roman"/>
+                <w:sz w:val="26"/>
+                <w:szCs w:val="26"/>
+              </w:rPr>
+              <w:t>ngay_thang_nam_text</w:t>
+            </w:r>
+            <w:proofErr w:type="spellEnd"/>
+            <w:r>
+              <w:rPr>
+                <w:rFonts w:ascii="Times New Roman" w:hAnsi="Times New Roman" w:cs="Times New Roman"/>
+                <w:sz w:val="26"/>
+                <w:szCs w:val="26"/>
+              </w:rPr>
+              <w:t xml:space="preserve"> }}</w:t>
+            </w:r>
+          </w:p>
+        </w:tc>
+      </w:tr>
+      <w:tr>
+        <w:tc>
+          <w:tcPr>
+            <w:tcW w:w="1980" w:type="dxa"/>
+          </w:tcPr>
+          <w:p>
+            <w:pPr>
+              <w:jc w:val="center"/>
               <w:rPr>
                 <w:rFonts w:ascii="Times New Roman" w:hAnsi="Times New Roman" w:cs="Times New Roman"/>
                 <w:sz w:val="26"/>
@@ -3923,7 +4495,7 @@
                 <w:sz w:val="26"/>
                 <w:szCs w:val="26"/>
               </w:rPr>
-              <w:t>Tổng</w:t>
+              <w:t>Người</w:t>
             </w:r>
             <w:proofErr w:type="spellEnd"/>
             <w:r>
@@ -3941,7 +4513,7 @@
                 <w:sz w:val="26"/>
                 <w:szCs w:val="26"/>
               </w:rPr>
-              <w:t>số</w:t>
+              <w:t>nộp</w:t>
             </w:r>
             <w:proofErr w:type="spellEnd"/>
             <w:r>
@@ -3966,24 +4538,17 @@
         </w:tc>
         <w:tc>
           <w:tcPr>
-            <w:tcW w:w="2338" w:type="dxa"/>
+            <w:tcW w:w="1843" w:type="dxa"/>
           </w:tcPr>
           <w:p>
             <w:pPr>
+              <w:jc w:val="center"/>
               <w:rPr>
                 <w:rFonts w:ascii="Times New Roman" w:hAnsi="Times New Roman" w:cs="Times New Roman"/>
                 <w:sz w:val="26"/>
                 <w:szCs w:val="26"/>
               </w:rPr>
             </w:pPr>
-            <w:r>
-              <w:rPr>
-                <w:rFonts w:ascii="Times New Roman" w:hAnsi="Times New Roman" w:cs="Times New Roman"/>
-                <w:sz w:val="26"/>
-                <w:szCs w:val="26"/>
-              </w:rPr>
-              <w:t xml:space="preserve">{{ </w:t>
-            </w:r>
             <w:proofErr w:type="spellStart"/>
             <w:r>
               <w:rPr>
@@ -3991,7 +4556,7 @@
                 <w:sz w:val="26"/>
                 <w:szCs w:val="26"/>
               </w:rPr>
-              <w:t>tong_so_tien</w:t>
+              <w:t>Kế</w:t>
             </w:r>
             <w:proofErr w:type="spellEnd"/>
             <w:r>
@@ -4000,8 +4565,212 @@
                 <w:sz w:val="26"/>
                 <w:szCs w:val="26"/>
               </w:rPr>
-              <w:t xml:space="preserve"> }}</w:t>
-            </w:r>
+              <w:t xml:space="preserve"> </w:t>
+            </w:r>
+            <w:proofErr w:type="spellStart"/>
+            <w:r>
+              <w:rPr>
+                <w:rFonts w:ascii="Times New Roman" w:hAnsi="Times New Roman" w:cs="Times New Roman"/>
+                <w:sz w:val="26"/>
+                <w:szCs w:val="26"/>
+              </w:rPr>
+              <w:t>toán</w:t>
+            </w:r>
+            <w:proofErr w:type="spellEnd"/>
+            <w:r>
+              <w:rPr>
+                <w:rFonts w:ascii="Times New Roman" w:hAnsi="Times New Roman" w:cs="Times New Roman"/>
+                <w:sz w:val="26"/>
+                <w:szCs w:val="26"/>
+              </w:rPr>
+              <w:t xml:space="preserve"> </w:t>
+            </w:r>
+            <w:proofErr w:type="spellStart"/>
+            <w:r>
+              <w:rPr>
+                <w:rFonts w:ascii="Times New Roman" w:hAnsi="Times New Roman" w:cs="Times New Roman"/>
+                <w:sz w:val="26"/>
+                <w:szCs w:val="26"/>
+              </w:rPr>
+              <w:t>trưởng</w:t>
+            </w:r>
+            <w:proofErr w:type="spellEnd"/>
+          </w:p>
+        </w:tc>
+        <w:tc>
+          <w:tcPr>
+            <w:tcW w:w="2268" w:type="dxa"/>
+          </w:tcPr>
+          <w:p>
+            <w:pPr>
+              <w:jc w:val="center"/>
+              <w:rPr>
+                <w:rFonts w:ascii="Times New Roman" w:hAnsi="Times New Roman" w:cs="Times New Roman"/>
+                <w:sz w:val="26"/>
+                <w:szCs w:val="26"/>
+              </w:rPr>
+            </w:pPr>
+            <w:proofErr w:type="spellStart"/>
+            <w:r>
+              <w:rPr>
+                <w:rFonts w:ascii="Times New Roman" w:hAnsi="Times New Roman" w:cs="Times New Roman"/>
+                <w:sz w:val="26"/>
+                <w:szCs w:val="26"/>
+              </w:rPr>
+              <w:t>Thủ</w:t>
+            </w:r>
+            <w:proofErr w:type="spellEnd"/>
+            <w:r>
+              <w:rPr>
+                <w:rFonts w:ascii="Times New Roman" w:hAnsi="Times New Roman" w:cs="Times New Roman"/>
+                <w:sz w:val="26"/>
+                <w:szCs w:val="26"/>
+              </w:rPr>
+              <w:t xml:space="preserve"> </w:t>
+            </w:r>
+            <w:proofErr w:type="spellStart"/>
+            <w:r>
+              <w:rPr>
+                <w:rFonts w:ascii="Times New Roman" w:hAnsi="Times New Roman" w:cs="Times New Roman"/>
+                <w:sz w:val="26"/>
+                <w:szCs w:val="26"/>
+              </w:rPr>
+              <w:t>trưởng</w:t>
+            </w:r>
+            <w:proofErr w:type="spellEnd"/>
+            <w:r>
+              <w:rPr>
+                <w:rFonts w:ascii="Times New Roman" w:hAnsi="Times New Roman" w:cs="Times New Roman"/>
+                <w:sz w:val="26"/>
+                <w:szCs w:val="26"/>
+              </w:rPr>
+              <w:t xml:space="preserve"> </w:t>
+            </w:r>
+            <w:proofErr w:type="spellStart"/>
+            <w:r>
+              <w:rPr>
+                <w:rFonts w:ascii="Times New Roman" w:hAnsi="Times New Roman" w:cs="Times New Roman"/>
+                <w:sz w:val="26"/>
+                <w:szCs w:val="26"/>
+              </w:rPr>
+              <w:t>đơn</w:t>
+            </w:r>
+            <w:proofErr w:type="spellEnd"/>
+            <w:r>
+              <w:rPr>
+                <w:rFonts w:ascii="Times New Roman" w:hAnsi="Times New Roman" w:cs="Times New Roman"/>
+                <w:sz w:val="26"/>
+                <w:szCs w:val="26"/>
+              </w:rPr>
+              <w:t xml:space="preserve"> </w:t>
+            </w:r>
+            <w:proofErr w:type="spellStart"/>
+            <w:r>
+              <w:rPr>
+                <w:rFonts w:ascii="Times New Roman" w:hAnsi="Times New Roman" w:cs="Times New Roman"/>
+                <w:sz w:val="26"/>
+                <w:szCs w:val="26"/>
+              </w:rPr>
+              <w:t>vị</w:t>
+            </w:r>
+            <w:proofErr w:type="spellEnd"/>
+          </w:p>
+        </w:tc>
+        <w:tc>
+          <w:tcPr>
+            <w:tcW w:w="4819" w:type="dxa"/>
+          </w:tcPr>
+          <w:p>
+            <w:pPr>
+              <w:jc w:val="center"/>
+              <w:rPr>
+                <w:rFonts w:ascii="Times New Roman" w:hAnsi="Times New Roman" w:cs="Times New Roman"/>
+                <w:sz w:val="26"/>
+                <w:szCs w:val="26"/>
+              </w:rPr>
+            </w:pPr>
+            <w:proofErr w:type="spellStart"/>
+            <w:r>
+              <w:rPr>
+                <w:rFonts w:ascii="Times New Roman" w:hAnsi="Times New Roman" w:cs="Times New Roman"/>
+                <w:sz w:val="26"/>
+                <w:szCs w:val="26"/>
+              </w:rPr>
+              <w:t>Người</w:t>
+            </w:r>
+            <w:proofErr w:type="spellEnd"/>
+            <w:r>
+              <w:rPr>
+                <w:rFonts w:ascii="Times New Roman" w:hAnsi="Times New Roman" w:cs="Times New Roman"/>
+                <w:sz w:val="26"/>
+                <w:szCs w:val="26"/>
+              </w:rPr>
+              <w:t xml:space="preserve"> </w:t>
+            </w:r>
+            <w:proofErr w:type="spellStart"/>
+            <w:r>
+              <w:rPr>
+                <w:rFonts w:ascii="Times New Roman" w:hAnsi="Times New Roman" w:cs="Times New Roman"/>
+                <w:sz w:val="26"/>
+                <w:szCs w:val="26"/>
+              </w:rPr>
+              <w:t>thực</w:t>
+            </w:r>
+            <w:proofErr w:type="spellEnd"/>
+            <w:r>
+              <w:rPr>
+                <w:rFonts w:ascii="Times New Roman" w:hAnsi="Times New Roman" w:cs="Times New Roman"/>
+                <w:sz w:val="26"/>
+                <w:szCs w:val="26"/>
+              </w:rPr>
+              <w:t xml:space="preserve"> </w:t>
+            </w:r>
+            <w:proofErr w:type="spellStart"/>
+            <w:r>
+              <w:rPr>
+                <w:rFonts w:ascii="Times New Roman" w:hAnsi="Times New Roman" w:cs="Times New Roman"/>
+                <w:sz w:val="26"/>
+                <w:szCs w:val="26"/>
+              </w:rPr>
+              <w:t>hiện</w:t>
+            </w:r>
+            <w:proofErr w:type="spellEnd"/>
+            <w:r>
+              <w:rPr>
+                <w:rFonts w:ascii="Times New Roman" w:hAnsi="Times New Roman" w:cs="Times New Roman"/>
+                <w:sz w:val="26"/>
+                <w:szCs w:val="26"/>
+              </w:rPr>
+              <w:t xml:space="preserve"> </w:t>
+            </w:r>
+            <w:proofErr w:type="spellStart"/>
+            <w:r>
+              <w:rPr>
+                <w:rFonts w:ascii="Times New Roman" w:hAnsi="Times New Roman" w:cs="Times New Roman"/>
+                <w:sz w:val="26"/>
+                <w:szCs w:val="26"/>
+              </w:rPr>
+              <w:t>giao</w:t>
+            </w:r>
+            <w:proofErr w:type="spellEnd"/>
+            <w:r>
+              <w:rPr>
+                <w:rFonts w:ascii="Times New Roman" w:hAnsi="Times New Roman" w:cs="Times New Roman"/>
+                <w:sz w:val="26"/>
+                <w:szCs w:val="26"/>
+              </w:rPr>
+              <w:t xml:space="preserve"> </w:t>
+            </w:r>
+            <w:proofErr w:type="spellStart"/>
+            <w:r>
+              <w:rPr>
+                <w:rFonts w:ascii="Times New Roman" w:hAnsi="Times New Roman" w:cs="Times New Roman"/>
+                <w:sz w:val="26"/>
+                <w:szCs w:val="26"/>
+              </w:rPr>
+              <w:t>dịch</w:t>
+            </w:r>
+            <w:proofErr w:type="spellEnd"/>
           </w:p>
         </w:tc>
       </w:tr>
@@ -4770,7 +5539,7 @@
 </file>
 
 <file path=customXml/itemProps1.xml><?xml version="1.0" encoding="utf-8"?>
-<ds:datastoreItem xmlns:ds="http://schemas.openxmlformats.org/officeDocument/2006/customXml" ds:itemID="{95E740A7-B9E4-4B4C-BD97-CADAA7F8A898}">
+<ds:datastoreItem xmlns:ds="http://schemas.openxmlformats.org/officeDocument/2006/customXml" ds:itemID="{187AD558-392D-42D8-AA35-1C5376F74E8F}">
   <ds:schemaRefs>
     <ds:schemaRef ds:uri="http://schemas.openxmlformats.org/officeDocument/2006/bibliography"/>
   </ds:schemaRefs>

--- a/tax_payment/templates/tax_statement_template.docx
+++ b/tax_payment/templates/tax_statement_template.docx
@@ -3986,6 +3986,51 @@
       <w:tr>
         <w:tc>
           <w:tcPr>
+            <w:tcW w:w="10763" w:type="dxa"/>
+            <w:gridSpan w:val="5"/>
+            <w:vAlign w:val="center"/>
+          </w:tcPr>
+          <w:p>
+            <w:pPr>
+              <w:jc w:val="center"/>
+              <w:rPr>
+                <w:rFonts w:ascii="Times New Roman" w:hAnsi="Times New Roman" w:cs="Times New Roman"/>
+                <w:sz w:val="26"/>
+                <w:szCs w:val="26"/>
+              </w:rPr>
+            </w:pPr>
+            <w:r>
+              <w:rPr>
+                <w:rFonts w:ascii="Times New Roman" w:hAnsi="Times New Roman" w:cs="Times New Roman"/>
+                <w:sz w:val="26"/>
+                <w:szCs w:val="26"/>
+              </w:rPr>
+              <w:t>{%</w:t>
+            </w:r>
+            <w:proofErr w:type="spellStart"/>
+            <w:r>
+              <w:rPr>
+                <w:rFonts w:ascii="Times New Roman" w:hAnsi="Times New Roman" w:cs="Times New Roman"/>
+                <w:sz w:val="26"/>
+                <w:szCs w:val="26"/>
+              </w:rPr>
+              <w:t>tr</w:t>
+            </w:r>
+            <w:proofErr w:type="spellEnd"/>
+            <w:r>
+              <w:rPr>
+                <w:rFonts w:ascii="Times New Roman" w:hAnsi="Times New Roman" w:cs="Times New Roman"/>
+                <w:sz w:val="26"/>
+                <w:szCs w:val="26"/>
+              </w:rPr>
+              <w:t xml:space="preserve"> for item in items %}</w:t>
+            </w:r>
+          </w:p>
+        </w:tc>
+      </w:tr>
+      <w:tr>
+        <w:tc>
+          <w:tcPr>
             <w:tcW w:w="989" w:type="dxa"/>
             <w:vAlign w:val="center"/>
           </w:tcPr>
@@ -3999,17 +4044,30 @@
                 <w:szCs w:val="26"/>
               </w:rPr>
             </w:pPr>
-            <w:bookmarkStart w:id="0" w:name="_GoBack"/>
-            <w:bookmarkEnd w:id="0"/>
-            <w:r>
-              <w:t xml:space="preserve">{% for item in items %}{{ </w:t>
+            <w:r>
+              <w:rPr>
+                <w:rFonts w:ascii="Times New Roman" w:hAnsi="Times New Roman" w:cs="Times New Roman"/>
+                <w:sz w:val="26"/>
+                <w:szCs w:val="26"/>
+              </w:rPr>
+              <w:t xml:space="preserve">{{ </w:t>
             </w:r>
             <w:proofErr w:type="spellStart"/>
             <w:r>
+              <w:rPr>
+                <w:rFonts w:ascii="Times New Roman" w:hAnsi="Times New Roman" w:cs="Times New Roman"/>
+                <w:sz w:val="26"/>
+                <w:szCs w:val="26"/>
+              </w:rPr>
               <w:t>item.stt</w:t>
             </w:r>
             <w:proofErr w:type="spellEnd"/>
             <w:r>
+              <w:rPr>
+                <w:rFonts w:ascii="Times New Roman" w:hAnsi="Times New Roman" w:cs="Times New Roman"/>
+                <w:sz w:val="26"/>
+                <w:szCs w:val="26"/>
+              </w:rPr>
               <w:t xml:space="preserve"> }}</w:t>
             </w:r>
           </w:p>
@@ -4059,7 +4117,6 @@
           </w:tcPr>
           <w:p>
             <w:pPr>
-              <w:jc w:val="center"/>
               <w:rPr>
                 <w:rFonts w:ascii="Times New Roman" w:hAnsi="Times New Roman" w:cs="Times New Roman"/>
                 <w:b/>
@@ -4068,33 +4125,73 @@
               </w:rPr>
             </w:pPr>
             <w:r>
+              <w:rPr>
+                <w:rFonts w:ascii="Times New Roman" w:hAnsi="Times New Roman" w:cs="Times New Roman"/>
+                <w:sz w:val="26"/>
+                <w:szCs w:val="26"/>
+              </w:rPr>
               <w:t xml:space="preserve">{{ </w:t>
             </w:r>
             <w:proofErr w:type="spellStart"/>
             <w:r>
+              <w:rPr>
+                <w:rFonts w:ascii="Times New Roman" w:hAnsi="Times New Roman" w:cs="Times New Roman"/>
+                <w:sz w:val="26"/>
+                <w:szCs w:val="26"/>
+              </w:rPr>
               <w:t>item.noi_dung</w:t>
             </w:r>
             <w:proofErr w:type="spellEnd"/>
             <w:r>
+              <w:rPr>
+                <w:rFonts w:ascii="Times New Roman" w:hAnsi="Times New Roman" w:cs="Times New Roman"/>
+                <w:sz w:val="26"/>
+                <w:szCs w:val="26"/>
+              </w:rPr>
               <w:t xml:space="preserve"> }}</w:t>
             </w:r>
             <w:r>
+              <w:rPr>
+                <w:rFonts w:ascii="Times New Roman" w:hAnsi="Times New Roman" w:cs="Times New Roman"/>
+                <w:sz w:val="26"/>
+                <w:szCs w:val="26"/>
+              </w:rPr>
               <w:t xml:space="preserve"> (TM – {{ </w:t>
             </w:r>
             <w:proofErr w:type="spellStart"/>
             <w:r>
+              <w:rPr>
+                <w:rFonts w:ascii="Times New Roman" w:hAnsi="Times New Roman" w:cs="Times New Roman"/>
+                <w:sz w:val="26"/>
+                <w:szCs w:val="26"/>
+              </w:rPr>
               <w:t>item.ma_tieu_muc</w:t>
             </w:r>
             <w:proofErr w:type="spellEnd"/>
             <w:r>
+              <w:rPr>
+                <w:rFonts w:ascii="Times New Roman" w:hAnsi="Times New Roman" w:cs="Times New Roman"/>
+                <w:sz w:val="26"/>
+                <w:szCs w:val="26"/>
+              </w:rPr>
               <w:t xml:space="preserve">}} – </w:t>
             </w:r>
             <w:proofErr w:type="spellStart"/>
             <w:r>
+              <w:rPr>
+                <w:rFonts w:ascii="Times New Roman" w:hAnsi="Times New Roman" w:cs="Times New Roman"/>
+                <w:sz w:val="26"/>
+                <w:szCs w:val="26"/>
+              </w:rPr>
               <w:t>Chương</w:t>
             </w:r>
             <w:proofErr w:type="spellEnd"/>
             <w:r>
+              <w:rPr>
+                <w:rFonts w:ascii="Times New Roman" w:hAnsi="Times New Roman" w:cs="Times New Roman"/>
+                <w:sz w:val="26"/>
+                <w:szCs w:val="26"/>
+              </w:rPr>
               <w:t xml:space="preserve"> 857)</w:t>
             </w:r>
           </w:p>
@@ -4115,22 +4212,102 @@
               </w:rPr>
             </w:pPr>
             <w:r>
+              <w:rPr>
+                <w:rFonts w:ascii="Times New Roman" w:hAnsi="Times New Roman" w:cs="Times New Roman"/>
+                <w:sz w:val="26"/>
+                <w:szCs w:val="26"/>
+              </w:rPr>
               <w:t xml:space="preserve">{{ </w:t>
             </w:r>
             <w:proofErr w:type="spellStart"/>
             <w:r>
-              <w:t>item.so_tien</w:t>
+              <w:rPr>
+                <w:rFonts w:ascii="Times New Roman" w:hAnsi="Times New Roman" w:cs="Times New Roman"/>
+                <w:sz w:val="26"/>
+                <w:szCs w:val="26"/>
+              </w:rPr>
+              <w:t>i</w:t>
+            </w:r>
+            <w:bookmarkStart w:id="0" w:name="_GoBack"/>
+            <w:bookmarkEnd w:id="0"/>
+            <w:r>
+              <w:rPr>
+                <w:rFonts w:ascii="Times New Roman" w:hAnsi="Times New Roman" w:cs="Times New Roman"/>
+                <w:sz w:val="26"/>
+                <w:szCs w:val="26"/>
+              </w:rPr>
+              <w:t>tem.so_tien</w:t>
             </w:r>
             <w:proofErr w:type="spellEnd"/>
             <w:r>
-              <w:t xml:space="preserve"> }}{% </w:t>
+              <w:rPr>
+                <w:rFonts w:ascii="Times New Roman" w:hAnsi="Times New Roman" w:cs="Times New Roman"/>
+                <w:sz w:val="26"/>
+                <w:szCs w:val="26"/>
+              </w:rPr>
+              <w:t xml:space="preserve"> }}</w:t>
+            </w:r>
+          </w:p>
+        </w:tc>
+      </w:tr>
+      <w:tr>
+        <w:tc>
+          <w:tcPr>
+            <w:tcW w:w="10763" w:type="dxa"/>
+            <w:gridSpan w:val="5"/>
+            <w:vAlign w:val="center"/>
+          </w:tcPr>
+          <w:p>
+            <w:pPr>
+              <w:jc w:val="center"/>
+              <w:rPr>
+                <w:rFonts w:ascii="Times New Roman" w:hAnsi="Times New Roman" w:cs="Times New Roman"/>
+                <w:sz w:val="26"/>
+                <w:szCs w:val="26"/>
+              </w:rPr>
+            </w:pPr>
+            <w:r>
+              <w:rPr>
+                <w:rFonts w:ascii="Times New Roman" w:hAnsi="Times New Roman" w:cs="Times New Roman"/>
+                <w:sz w:val="26"/>
+                <w:szCs w:val="26"/>
+              </w:rPr>
+              <w:t>{%</w:t>
             </w:r>
             <w:proofErr w:type="spellStart"/>
             <w:r>
+              <w:rPr>
+                <w:rFonts w:ascii="Times New Roman" w:hAnsi="Times New Roman" w:cs="Times New Roman"/>
+                <w:sz w:val="26"/>
+                <w:szCs w:val="26"/>
+              </w:rPr>
+              <w:t>tr</w:t>
+            </w:r>
+            <w:proofErr w:type="spellEnd"/>
+            <w:r>
+              <w:rPr>
+                <w:rFonts w:ascii="Times New Roman" w:hAnsi="Times New Roman" w:cs="Times New Roman"/>
+                <w:sz w:val="26"/>
+                <w:szCs w:val="26"/>
+              </w:rPr>
+              <w:t xml:space="preserve"> </w:t>
+            </w:r>
+            <w:proofErr w:type="spellStart"/>
+            <w:r>
+              <w:rPr>
+                <w:rFonts w:ascii="Times New Roman" w:hAnsi="Times New Roman" w:cs="Times New Roman"/>
+                <w:sz w:val="26"/>
+                <w:szCs w:val="26"/>
+              </w:rPr>
               <w:t>endfor</w:t>
             </w:r>
             <w:proofErr w:type="spellEnd"/>
             <w:r>
+              <w:rPr>
+                <w:rFonts w:ascii="Times New Roman" w:hAnsi="Times New Roman" w:cs="Times New Roman"/>
+                <w:sz w:val="26"/>
+                <w:szCs w:val="26"/>
+              </w:rPr>
               <w:t xml:space="preserve"> %}</w:t>
             </w:r>
           </w:p>
@@ -4146,29 +4323,64 @@
           <w:p>
             <w:pPr>
               <w:jc w:val="right"/>
+              <w:rPr>
+                <w:rFonts w:ascii="Times New Roman" w:hAnsi="Times New Roman" w:cs="Times New Roman"/>
+                <w:sz w:val="26"/>
+                <w:szCs w:val="26"/>
+              </w:rPr>
             </w:pPr>
             <w:proofErr w:type="spellStart"/>
             <w:r>
+              <w:rPr>
+                <w:rFonts w:ascii="Times New Roman" w:hAnsi="Times New Roman" w:cs="Times New Roman"/>
+                <w:sz w:val="26"/>
+                <w:szCs w:val="26"/>
+              </w:rPr>
               <w:t>Tổng</w:t>
             </w:r>
             <w:proofErr w:type="spellEnd"/>
             <w:r>
+              <w:rPr>
+                <w:rFonts w:ascii="Times New Roman" w:hAnsi="Times New Roman" w:cs="Times New Roman"/>
+                <w:sz w:val="26"/>
+                <w:szCs w:val="26"/>
+              </w:rPr>
               <w:t xml:space="preserve"> </w:t>
             </w:r>
             <w:proofErr w:type="spellStart"/>
             <w:r>
+              <w:rPr>
+                <w:rFonts w:ascii="Times New Roman" w:hAnsi="Times New Roman" w:cs="Times New Roman"/>
+                <w:sz w:val="26"/>
+                <w:szCs w:val="26"/>
+              </w:rPr>
               <w:t>số</w:t>
             </w:r>
             <w:proofErr w:type="spellEnd"/>
             <w:r>
+              <w:rPr>
+                <w:rFonts w:ascii="Times New Roman" w:hAnsi="Times New Roman" w:cs="Times New Roman"/>
+                <w:sz w:val="26"/>
+                <w:szCs w:val="26"/>
+              </w:rPr>
               <w:t xml:space="preserve"> </w:t>
             </w:r>
             <w:proofErr w:type="spellStart"/>
             <w:r>
+              <w:rPr>
+                <w:rFonts w:ascii="Times New Roman" w:hAnsi="Times New Roman" w:cs="Times New Roman"/>
+                <w:sz w:val="26"/>
+                <w:szCs w:val="26"/>
+              </w:rPr>
               <w:t>tiền</w:t>
             </w:r>
             <w:proofErr w:type="spellEnd"/>
             <w:r>
+              <w:rPr>
+                <w:rFonts w:ascii="Times New Roman" w:hAnsi="Times New Roman" w:cs="Times New Roman"/>
+                <w:sz w:val="26"/>
+                <w:szCs w:val="26"/>
+              </w:rPr>
               <w:t>:</w:t>
             </w:r>
           </w:p>
@@ -4181,16 +4393,36 @@
           <w:p>
             <w:pPr>
               <w:jc w:val="center"/>
+              <w:rPr>
+                <w:rFonts w:ascii="Times New Roman" w:hAnsi="Times New Roman" w:cs="Times New Roman"/>
+                <w:sz w:val="26"/>
+                <w:szCs w:val="26"/>
+              </w:rPr>
             </w:pPr>
             <w:r>
+              <w:rPr>
+                <w:rFonts w:ascii="Times New Roman" w:hAnsi="Times New Roman" w:cs="Times New Roman"/>
+                <w:sz w:val="26"/>
+                <w:szCs w:val="26"/>
+              </w:rPr>
               <w:t xml:space="preserve">{{ </w:t>
             </w:r>
             <w:proofErr w:type="spellStart"/>
             <w:r>
+              <w:rPr>
+                <w:rFonts w:ascii="Times New Roman" w:hAnsi="Times New Roman" w:cs="Times New Roman"/>
+                <w:sz w:val="26"/>
+                <w:szCs w:val="26"/>
+              </w:rPr>
               <w:t>tong_so_tien</w:t>
             </w:r>
             <w:proofErr w:type="spellEnd"/>
             <w:r>
+              <w:rPr>
+                <w:rFonts w:ascii="Times New Roman" w:hAnsi="Times New Roman" w:cs="Times New Roman"/>
+                <w:sz w:val="26"/>
+                <w:szCs w:val="26"/>
+              </w:rPr>
               <w:t xml:space="preserve"> }}</w:t>
             </w:r>
           </w:p>
@@ -5539,7 +5771,7 @@
 </file>
 
 <file path=customXml/itemProps1.xml><?xml version="1.0" encoding="utf-8"?>
-<ds:datastoreItem xmlns:ds="http://schemas.openxmlformats.org/officeDocument/2006/customXml" ds:itemID="{187AD558-392D-42D8-AA35-1C5376F74E8F}">
+<ds:datastoreItem xmlns:ds="http://schemas.openxmlformats.org/officeDocument/2006/customXml" ds:itemID="{3603740F-9995-49FD-81E1-702B68278217}">
   <ds:schemaRefs>
     <ds:schemaRef ds:uri="http://schemas.openxmlformats.org/officeDocument/2006/bibliography"/>
   </ds:schemaRefs>

--- a/tax_payment/templates/tax_statement_template.docx
+++ b/tax_payment/templates/tax_statement_template.docx
@@ -22,12 +22,12 @@
               <wp:anchor distT="0" distB="0" distL="114300" distR="114300" simplePos="0" relativeHeight="251659264" behindDoc="0" locked="0" layoutInCell="1" allowOverlap="1" wp14:anchorId="07C38EB5" wp14:editId="74466568">
                 <wp:simplePos x="0" y="0"/>
                 <wp:positionH relativeFrom="page">
-                  <wp:posOffset>5475324</wp:posOffset>
+                  <wp:posOffset>5374778</wp:posOffset>
                 </wp:positionH>
                 <wp:positionV relativeFrom="paragraph">
-                  <wp:posOffset>-730117</wp:posOffset>
+                  <wp:posOffset>-682846</wp:posOffset>
                 </wp:positionV>
-                <wp:extent cx="2162810" cy="1158948"/>
+                <wp:extent cx="2162810" cy="930302"/>
                 <wp:effectExtent l="0" t="0" r="27940" b="22225"/>
                 <wp:wrapNone/>
                 <wp:docPr id="2" name="TextBox 1">
@@ -45,7 +45,7 @@
                       <wps:spPr>
                         <a:xfrm>
                           <a:off x="0" y="0"/>
-                          <a:ext cx="2162810" cy="1158948"/>
+                          <a:ext cx="2162810" cy="930302"/>
                         </a:xfrm>
                         <a:prstGeom prst="rect">
                           <a:avLst/>
@@ -73,13 +73,16 @@
                               <w:pStyle w:val="NormalWeb"/>
                               <w:spacing w:before="0" w:beforeAutospacing="0" w:after="0" w:afterAutospacing="0"/>
                               <w:jc w:val="center"/>
+                              <w:rPr>
+                                <w:sz w:val="22"/>
+                              </w:rPr>
                             </w:pPr>
                             <w:proofErr w:type="spellStart"/>
                             <w:r>
                               <w:rPr>
                                 <w:rFonts w:ascii="Arial" w:hAnsi="Arial" w:cs="Arial"/>
                                 <w:color w:val="000000" w:themeColor="dark1"/>
-                                <w:sz w:val="20"/>
+                                <w:sz w:val="18"/>
                                 <w:szCs w:val="20"/>
                               </w:rPr>
                               <w:t>Mẫu</w:t>
@@ -89,7 +92,7 @@
                               <w:rPr>
                                 <w:rFonts w:ascii="Arial" w:hAnsi="Arial" w:cs="Arial"/>
                                 <w:color w:val="000000" w:themeColor="dark1"/>
-                                <w:sz w:val="20"/>
+                                <w:sz w:val="18"/>
                                 <w:szCs w:val="20"/>
                               </w:rPr>
                               <w:t xml:space="preserve"> </w:t>
@@ -99,7 +102,7 @@
                               <w:rPr>
                                 <w:rFonts w:ascii="Arial" w:hAnsi="Arial" w:cs="Arial"/>
                                 <w:color w:val="000000" w:themeColor="dark1"/>
-                                <w:sz w:val="20"/>
+                                <w:sz w:val="18"/>
                                 <w:szCs w:val="20"/>
                               </w:rPr>
                               <w:t>số</w:t>
@@ -109,7 +112,7 @@
                               <w:rPr>
                                 <w:rFonts w:ascii="Arial" w:hAnsi="Arial" w:cs="Arial"/>
                                 <w:color w:val="000000" w:themeColor="dark1"/>
-                                <w:sz w:val="20"/>
+                                <w:sz w:val="18"/>
                                 <w:szCs w:val="20"/>
                               </w:rPr>
                               <w:t>: 01</w:t>
@@ -120,13 +123,16 @@
                               <w:pStyle w:val="NormalWeb"/>
                               <w:spacing w:before="0" w:beforeAutospacing="0" w:after="0" w:afterAutospacing="0"/>
                               <w:jc w:val="center"/>
+                              <w:rPr>
+                                <w:sz w:val="22"/>
+                              </w:rPr>
                             </w:pPr>
                             <w:proofErr w:type="spellStart"/>
                             <w:r>
                               <w:rPr>
                                 <w:rFonts w:ascii="Arial" w:hAnsi="Arial" w:cs="Arial"/>
                                 <w:color w:val="000000" w:themeColor="dark1"/>
-                                <w:sz w:val="20"/>
+                                <w:sz w:val="18"/>
                                 <w:szCs w:val="20"/>
                               </w:rPr>
                               <w:t>Ký</w:t>
@@ -136,7 +142,7 @@
                               <w:rPr>
                                 <w:rFonts w:ascii="Arial" w:hAnsi="Arial" w:cs="Arial"/>
                                 <w:color w:val="000000" w:themeColor="dark1"/>
-                                <w:sz w:val="20"/>
+                                <w:sz w:val="18"/>
                                 <w:szCs w:val="20"/>
                               </w:rPr>
                               <w:t xml:space="preserve"> </w:t>
@@ -146,7 +152,7 @@
                               <w:rPr>
                                 <w:rFonts w:ascii="Arial" w:hAnsi="Arial" w:cs="Arial"/>
                                 <w:color w:val="000000" w:themeColor="dark1"/>
-                                <w:sz w:val="20"/>
+                                <w:sz w:val="18"/>
                                 <w:szCs w:val="20"/>
                               </w:rPr>
                               <w:t>hiệu</w:t>
@@ -156,7 +162,7 @@
                               <w:rPr>
                                 <w:rFonts w:ascii="Arial" w:hAnsi="Arial" w:cs="Arial"/>
                                 <w:color w:val="000000" w:themeColor="dark1"/>
-                                <w:sz w:val="20"/>
+                                <w:sz w:val="18"/>
                                 <w:szCs w:val="20"/>
                               </w:rPr>
                               <w:t xml:space="preserve">: </w:t>
@@ -165,7 +171,7 @@
                               <w:rPr>
                                 <w:rFonts w:ascii="Arial" w:hAnsi="Arial" w:cs="Arial"/>
                                 <w:color w:val="000000" w:themeColor="dark1"/>
-                                <w:sz w:val="22"/>
+                                <w:sz w:val="20"/>
                                 <w:szCs w:val="22"/>
                               </w:rPr>
                               <w:t>01/BKNT</w:t>
@@ -176,12 +182,15 @@
                               <w:pStyle w:val="NormalWeb"/>
                               <w:spacing w:before="0" w:beforeAutospacing="0" w:after="0" w:afterAutospacing="0"/>
                               <w:jc w:val="center"/>
+                              <w:rPr>
+                                <w:sz w:val="22"/>
+                              </w:rPr>
                             </w:pPr>
                             <w:r>
                               <w:rPr>
                                 <w:rFonts w:ascii="Arial" w:hAnsi="Arial" w:cs="Arial"/>
                                 <w:color w:val="000000" w:themeColor="dark1"/>
-                                <w:sz w:val="20"/>
+                                <w:sz w:val="18"/>
                                 <w:szCs w:val="20"/>
                               </w:rPr>
                               <w:t xml:space="preserve">(Ban </w:t>
@@ -191,7 +200,7 @@
                               <w:rPr>
                                 <w:rFonts w:ascii="Arial" w:hAnsi="Arial" w:cs="Arial"/>
                                 <w:color w:val="000000" w:themeColor="dark1"/>
-                                <w:sz w:val="20"/>
+                                <w:sz w:val="18"/>
                                 <w:szCs w:val="20"/>
                               </w:rPr>
                               <w:t>hành</w:t>
@@ -201,7 +210,7 @@
                               <w:rPr>
                                 <w:rFonts w:ascii="Arial" w:hAnsi="Arial" w:cs="Arial"/>
                                 <w:color w:val="000000" w:themeColor="dark1"/>
-                                <w:sz w:val="20"/>
+                                <w:sz w:val="18"/>
                                 <w:szCs w:val="20"/>
                               </w:rPr>
                               <w:t xml:space="preserve"> </w:t>
@@ -211,7 +220,7 @@
                               <w:rPr>
                                 <w:rFonts w:ascii="Arial" w:hAnsi="Arial" w:cs="Arial"/>
                                 <w:color w:val="000000" w:themeColor="dark1"/>
-                                <w:sz w:val="20"/>
+                                <w:sz w:val="18"/>
                                 <w:szCs w:val="20"/>
                               </w:rPr>
                               <w:t>kèm</w:t>
@@ -221,7 +230,7 @@
                               <w:rPr>
                                 <w:rFonts w:ascii="Arial" w:hAnsi="Arial" w:cs="Arial"/>
                                 <w:color w:val="000000" w:themeColor="dark1"/>
-                                <w:sz w:val="20"/>
+                                <w:sz w:val="18"/>
                                 <w:szCs w:val="20"/>
                               </w:rPr>
                               <w:t xml:space="preserve"> </w:t>
@@ -232,7 +241,7 @@
                               <w:rPr>
                                 <w:rFonts w:ascii="Arial" w:hAnsi="Arial" w:cs="Arial"/>
                                 <w:color w:val="000000" w:themeColor="dark1"/>
-                                <w:sz w:val="20"/>
+                                <w:sz w:val="18"/>
                                 <w:szCs w:val="20"/>
                               </w:rPr>
                               <w:t>theo</w:t>
@@ -243,7 +252,7 @@
                               <w:rPr>
                                 <w:rFonts w:ascii="Arial" w:hAnsi="Arial" w:cs="Arial"/>
                                 <w:color w:val="000000" w:themeColor="dark1"/>
-                                <w:sz w:val="20"/>
+                                <w:sz w:val="18"/>
                                 <w:szCs w:val="20"/>
                               </w:rPr>
                               <w:t xml:space="preserve"> NĐ </w:t>
@@ -253,7 +262,7 @@
                               <w:rPr>
                                 <w:rFonts w:ascii="Arial" w:hAnsi="Arial" w:cs="Arial"/>
                                 <w:color w:val="000000" w:themeColor="dark1"/>
-                                <w:sz w:val="20"/>
+                                <w:sz w:val="18"/>
                                 <w:szCs w:val="20"/>
                               </w:rPr>
                               <w:t>số</w:t>
@@ -263,7 +272,7 @@
                               <w:rPr>
                                 <w:rFonts w:ascii="Arial" w:hAnsi="Arial" w:cs="Arial"/>
                                 <w:color w:val="000000" w:themeColor="dark1"/>
-                                <w:sz w:val="20"/>
+                                <w:sz w:val="18"/>
                                 <w:szCs w:val="20"/>
                               </w:rPr>
                               <w:t xml:space="preserve"> </w:t>
@@ -274,12 +283,15 @@
                               <w:pStyle w:val="NormalWeb"/>
                               <w:spacing w:before="0" w:beforeAutospacing="0" w:after="0" w:afterAutospacing="0"/>
                               <w:jc w:val="center"/>
+                              <w:rPr>
+                                <w:sz w:val="22"/>
+                              </w:rPr>
                             </w:pPr>
                             <w:r>
                               <w:rPr>
                                 <w:rFonts w:ascii="Arial" w:hAnsi="Arial" w:cs="Arial"/>
                                 <w:color w:val="000000" w:themeColor="dark1"/>
-                                <w:sz w:val="20"/>
+                                <w:sz w:val="18"/>
                                 <w:szCs w:val="20"/>
                               </w:rPr>
                               <w:t xml:space="preserve">11/2020/NĐ-CP </w:t>
@@ -289,7 +301,7 @@
                               <w:rPr>
                                 <w:rFonts w:ascii="Arial" w:hAnsi="Arial" w:cs="Arial"/>
                                 <w:color w:val="000000" w:themeColor="dark1"/>
-                                <w:sz w:val="20"/>
+                                <w:sz w:val="18"/>
                                 <w:szCs w:val="20"/>
                               </w:rPr>
                               <w:t>của</w:t>
@@ -299,7 +311,7 @@
                               <w:rPr>
                                 <w:rFonts w:ascii="Arial" w:hAnsi="Arial" w:cs="Arial"/>
                                 <w:color w:val="000000" w:themeColor="dark1"/>
-                                <w:sz w:val="20"/>
+                                <w:sz w:val="18"/>
                                 <w:szCs w:val="20"/>
                               </w:rPr>
                               <w:t xml:space="preserve"> </w:t>
@@ -309,7 +321,7 @@
                               <w:rPr>
                                 <w:rFonts w:ascii="Arial" w:hAnsi="Arial" w:cs="Arial"/>
                                 <w:color w:val="000000" w:themeColor="dark1"/>
-                                <w:sz w:val="20"/>
+                                <w:sz w:val="18"/>
                                 <w:szCs w:val="20"/>
                               </w:rPr>
                               <w:t>Chính</w:t>
@@ -319,7 +331,7 @@
                               <w:rPr>
                                 <w:rFonts w:ascii="Arial" w:hAnsi="Arial" w:cs="Arial"/>
                                 <w:color w:val="000000" w:themeColor="dark1"/>
-                                <w:sz w:val="20"/>
+                                <w:sz w:val="18"/>
                                 <w:szCs w:val="20"/>
                               </w:rPr>
                               <w:t xml:space="preserve"> </w:t>
@@ -329,7 +341,7 @@
                               <w:rPr>
                                 <w:rFonts w:ascii="Arial" w:hAnsi="Arial" w:cs="Arial"/>
                                 <w:color w:val="000000" w:themeColor="dark1"/>
-                                <w:sz w:val="20"/>
+                                <w:sz w:val="18"/>
                                 <w:szCs w:val="20"/>
                               </w:rPr>
                               <w:t>Phủ</w:t>
@@ -339,7 +351,7 @@
                               <w:rPr>
                                 <w:rFonts w:ascii="Arial" w:hAnsi="Arial" w:cs="Arial"/>
                                 <w:color w:val="000000" w:themeColor="dark1"/>
-                                <w:sz w:val="20"/>
+                                <w:sz w:val="18"/>
                                 <w:szCs w:val="20"/>
                               </w:rPr>
                               <w:t>)</w:t>
@@ -350,13 +362,16 @@
                               <w:pStyle w:val="NormalWeb"/>
                               <w:spacing w:before="0" w:beforeAutospacing="0" w:after="0" w:afterAutospacing="0"/>
                               <w:jc w:val="center"/>
+                              <w:rPr>
+                                <w:sz w:val="22"/>
+                              </w:rPr>
                             </w:pPr>
                             <w:proofErr w:type="spellStart"/>
                             <w:r>
                               <w:rPr>
                                 <w:rFonts w:ascii="Arial" w:hAnsi="Arial" w:cs="Arial"/>
                                 <w:color w:val="000000" w:themeColor="dark1"/>
-                                <w:sz w:val="20"/>
+                                <w:sz w:val="18"/>
                                 <w:szCs w:val="20"/>
                               </w:rPr>
                               <w:t>Mã</w:t>
@@ -366,7 +381,7 @@
                               <w:rPr>
                                 <w:rFonts w:ascii="Arial" w:hAnsi="Arial" w:cs="Arial"/>
                                 <w:color w:val="000000" w:themeColor="dark1"/>
-                                <w:sz w:val="20"/>
+                                <w:sz w:val="18"/>
                                 <w:szCs w:val="20"/>
                               </w:rPr>
                               <w:t xml:space="preserve"> </w:t>
@@ -376,7 +391,7 @@
                               <w:rPr>
                                 <w:rFonts w:ascii="Arial" w:hAnsi="Arial" w:cs="Arial"/>
                                 <w:color w:val="000000" w:themeColor="dark1"/>
-                                <w:sz w:val="20"/>
+                                <w:sz w:val="18"/>
                                 <w:szCs w:val="20"/>
                               </w:rPr>
                               <w:t>hiệu</w:t>
@@ -387,7 +402,7 @@
                               <w:rPr>
                                 <w:rFonts w:ascii="Arial" w:hAnsi="Arial" w:cs="Arial"/>
                                 <w:color w:val="000000" w:themeColor="dark1"/>
-                                <w:sz w:val="20"/>
+                                <w:sz w:val="18"/>
                                 <w:szCs w:val="20"/>
                               </w:rPr>
                               <w:t>:............................</w:t>
@@ -399,13 +414,16 @@
                               <w:pStyle w:val="NormalWeb"/>
                               <w:spacing w:before="0" w:beforeAutospacing="0" w:after="0" w:afterAutospacing="0"/>
                               <w:jc w:val="center"/>
+                              <w:rPr>
+                                <w:sz w:val="22"/>
+                              </w:rPr>
                             </w:pPr>
                             <w:proofErr w:type="spellStart"/>
                             <w:r>
                               <w:rPr>
                                 <w:rFonts w:ascii="Arial" w:hAnsi="Arial" w:cs="Arial"/>
                                 <w:color w:val="000000" w:themeColor="dark1"/>
-                                <w:sz w:val="20"/>
+                                <w:sz w:val="18"/>
                                 <w:szCs w:val="20"/>
                               </w:rPr>
                               <w:t>Số</w:t>
@@ -416,7 +434,7 @@
                               <w:rPr>
                                 <w:rFonts w:ascii="Arial" w:hAnsi="Arial" w:cs="Arial"/>
                                 <w:color w:val="000000" w:themeColor="dark1"/>
-                                <w:sz w:val="20"/>
+                                <w:sz w:val="18"/>
                                 <w:szCs w:val="20"/>
                               </w:rPr>
                               <w:t>:...................................</w:t>
@@ -446,7 +464,7 @@
                 <v:stroke joinstyle="miter"/>
                 <v:path gradientshapeok="t" o:connecttype="rect"/>
               </v:shapetype>
-              <v:shape id="TextBox 1" o:spid="_x0000_s1026" type="#_x0000_t202" style="position:absolute;left:0;text-align:left;margin-left:431.15pt;margin-top:-57.5pt;width:170.3pt;height:91.25pt;z-index:251659264;visibility:visible;mso-wrap-style:square;mso-width-percent:0;mso-height-percent:0;mso-wrap-distance-left:9pt;mso-wrap-distance-top:0;mso-wrap-distance-right:9pt;mso-wrap-distance-bottom:0;mso-position-horizontal:absolute;mso-position-horizontal-relative:page;mso-position-vertical:absolute;mso-position-vertical-relative:text;mso-width-percent:0;mso-height-percent:0;mso-width-relative:margin;mso-height-relative:margin;v-text-anchor:middle" o:gfxdata="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" fillcolor="white [3201]" strokecolor="black [3200]" strokeweight=".5pt">
+              <v:shape id="TextBox 1" o:spid="_x0000_s1026" type="#_x0000_t202" style="position:absolute;left:0;text-align:left;margin-left:423.2pt;margin-top:-53.75pt;width:170.3pt;height:73.25pt;z-index:251659264;visibility:visible;mso-wrap-style:square;mso-width-percent:0;mso-height-percent:0;mso-wrap-distance-left:9pt;mso-wrap-distance-top:0;mso-wrap-distance-right:9pt;mso-wrap-distance-bottom:0;mso-position-horizontal:absolute;mso-position-horizontal-relative:page;mso-position-vertical:absolute;mso-position-vertical-relative:text;mso-width-percent:0;mso-height-percent:0;mso-width-relative:margin;mso-height-relative:margin;v-text-anchor:middle" o:gfxdata="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" fillcolor="white [3201]" strokecolor="black [3200]" strokeweight=".5pt">
                 <v:textbox>
                   <w:txbxContent>
                     <w:p>
@@ -454,13 +472,16 @@
                         <w:pStyle w:val="NormalWeb"/>
                         <w:spacing w:before="0" w:beforeAutospacing="0" w:after="0" w:afterAutospacing="0"/>
                         <w:jc w:val="center"/>
+                        <w:rPr>
+                          <w:sz w:val="22"/>
+                        </w:rPr>
                       </w:pPr>
                       <w:proofErr w:type="spellStart"/>
                       <w:r>
                         <w:rPr>
                           <w:rFonts w:ascii="Arial" w:hAnsi="Arial" w:cs="Arial"/>
                           <w:color w:val="000000" w:themeColor="dark1"/>
-                          <w:sz w:val="20"/>
+                          <w:sz w:val="18"/>
                           <w:szCs w:val="20"/>
                         </w:rPr>
                         <w:t>Mẫu</w:t>
@@ -470,7 +491,7 @@
                         <w:rPr>
                           <w:rFonts w:ascii="Arial" w:hAnsi="Arial" w:cs="Arial"/>
                           <w:color w:val="000000" w:themeColor="dark1"/>
-                          <w:sz w:val="20"/>
+                          <w:sz w:val="18"/>
                           <w:szCs w:val="20"/>
                         </w:rPr>
                         <w:t xml:space="preserve"> </w:t>
@@ -480,7 +501,7 @@
                         <w:rPr>
                           <w:rFonts w:ascii="Arial" w:hAnsi="Arial" w:cs="Arial"/>
                           <w:color w:val="000000" w:themeColor="dark1"/>
-                          <w:sz w:val="20"/>
+                          <w:sz w:val="18"/>
                           <w:szCs w:val="20"/>
                         </w:rPr>
                         <w:t>số</w:t>
@@ -490,7 +511,7 @@
                         <w:rPr>
                           <w:rFonts w:ascii="Arial" w:hAnsi="Arial" w:cs="Arial"/>
                           <w:color w:val="000000" w:themeColor="dark1"/>
-                          <w:sz w:val="20"/>
+                          <w:sz w:val="18"/>
                           <w:szCs w:val="20"/>
                         </w:rPr>
                         <w:t>: 01</w:t>
@@ -501,13 +522,16 @@
                         <w:pStyle w:val="NormalWeb"/>
                         <w:spacing w:before="0" w:beforeAutospacing="0" w:after="0" w:afterAutospacing="0"/>
                         <w:jc w:val="center"/>
+                        <w:rPr>
+                          <w:sz w:val="22"/>
+                        </w:rPr>
                       </w:pPr>
                       <w:proofErr w:type="spellStart"/>
                       <w:r>
                         <w:rPr>
                           <w:rFonts w:ascii="Arial" w:hAnsi="Arial" w:cs="Arial"/>
                           <w:color w:val="000000" w:themeColor="dark1"/>
-                          <w:sz w:val="20"/>
+                          <w:sz w:val="18"/>
                           <w:szCs w:val="20"/>
                         </w:rPr>
                         <w:t>Ký</w:t>
@@ -517,7 +541,7 @@
                         <w:rPr>
                           <w:rFonts w:ascii="Arial" w:hAnsi="Arial" w:cs="Arial"/>
                           <w:color w:val="000000" w:themeColor="dark1"/>
-                          <w:sz w:val="20"/>
+                          <w:sz w:val="18"/>
                           <w:szCs w:val="20"/>
                         </w:rPr>
                         <w:t xml:space="preserve"> </w:t>
@@ -527,7 +551,7 @@
                         <w:rPr>
                           <w:rFonts w:ascii="Arial" w:hAnsi="Arial" w:cs="Arial"/>
                           <w:color w:val="000000" w:themeColor="dark1"/>
-                          <w:sz w:val="20"/>
+                          <w:sz w:val="18"/>
                           <w:szCs w:val="20"/>
                         </w:rPr>
                         <w:t>hiệu</w:t>
@@ -537,7 +561,7 @@
                         <w:rPr>
                           <w:rFonts w:ascii="Arial" w:hAnsi="Arial" w:cs="Arial"/>
                           <w:color w:val="000000" w:themeColor="dark1"/>
-                          <w:sz w:val="20"/>
+                          <w:sz w:val="18"/>
                           <w:szCs w:val="20"/>
                         </w:rPr>
                         <w:t xml:space="preserve">: </w:t>
@@ -546,7 +570,7 @@
                         <w:rPr>
                           <w:rFonts w:ascii="Arial" w:hAnsi="Arial" w:cs="Arial"/>
                           <w:color w:val="000000" w:themeColor="dark1"/>
-                          <w:sz w:val="22"/>
+                          <w:sz w:val="20"/>
                           <w:szCs w:val="22"/>
                         </w:rPr>
                         <w:t>01/BKNT</w:t>
@@ -557,12 +581,15 @@
                         <w:pStyle w:val="NormalWeb"/>
                         <w:spacing w:before="0" w:beforeAutospacing="0" w:after="0" w:afterAutospacing="0"/>
                         <w:jc w:val="center"/>
+                        <w:rPr>
+                          <w:sz w:val="22"/>
+                        </w:rPr>
                       </w:pPr>
                       <w:r>
                         <w:rPr>
                           <w:rFonts w:ascii="Arial" w:hAnsi="Arial" w:cs="Arial"/>
                           <w:color w:val="000000" w:themeColor="dark1"/>
-                          <w:sz w:val="20"/>
+                          <w:sz w:val="18"/>
                           <w:szCs w:val="20"/>
                         </w:rPr>
                         <w:t xml:space="preserve">(Ban </w:t>
@@ -572,7 +599,7 @@
                         <w:rPr>
                           <w:rFonts w:ascii="Arial" w:hAnsi="Arial" w:cs="Arial"/>
                           <w:color w:val="000000" w:themeColor="dark1"/>
-                          <w:sz w:val="20"/>
+                          <w:sz w:val="18"/>
                           <w:szCs w:val="20"/>
                         </w:rPr>
                         <w:t>hành</w:t>
@@ -582,7 +609,7 @@
                         <w:rPr>
                           <w:rFonts w:ascii="Arial" w:hAnsi="Arial" w:cs="Arial"/>
                           <w:color w:val="000000" w:themeColor="dark1"/>
-                          <w:sz w:val="20"/>
+                          <w:sz w:val="18"/>
                           <w:szCs w:val="20"/>
                         </w:rPr>
                         <w:t xml:space="preserve"> </w:t>
@@ -592,7 +619,7 @@
                         <w:rPr>
                           <w:rFonts w:ascii="Arial" w:hAnsi="Arial" w:cs="Arial"/>
                           <w:color w:val="000000" w:themeColor="dark1"/>
-                          <w:sz w:val="20"/>
+                          <w:sz w:val="18"/>
                           <w:szCs w:val="20"/>
                         </w:rPr>
                         <w:t>kèm</w:t>
@@ -602,7 +629,7 @@
                         <w:rPr>
                           <w:rFonts w:ascii="Arial" w:hAnsi="Arial" w:cs="Arial"/>
                           <w:color w:val="000000" w:themeColor="dark1"/>
-                          <w:sz w:val="20"/>
+                          <w:sz w:val="18"/>
                           <w:szCs w:val="20"/>
                         </w:rPr>
                         <w:t xml:space="preserve"> </w:t>
@@ -613,7 +640,7 @@
                         <w:rPr>
                           <w:rFonts w:ascii="Arial" w:hAnsi="Arial" w:cs="Arial"/>
                           <w:color w:val="000000" w:themeColor="dark1"/>
-                          <w:sz w:val="20"/>
+                          <w:sz w:val="18"/>
                           <w:szCs w:val="20"/>
                         </w:rPr>
                         <w:t>theo</w:t>
@@ -624,7 +651,7 @@
                         <w:rPr>
                           <w:rFonts w:ascii="Arial" w:hAnsi="Arial" w:cs="Arial"/>
                           <w:color w:val="000000" w:themeColor="dark1"/>
-                          <w:sz w:val="20"/>
+                          <w:sz w:val="18"/>
                           <w:szCs w:val="20"/>
                         </w:rPr>
                         <w:t xml:space="preserve"> NĐ </w:t>
@@ -634,7 +661,7 @@
                         <w:rPr>
                           <w:rFonts w:ascii="Arial" w:hAnsi="Arial" w:cs="Arial"/>
                           <w:color w:val="000000" w:themeColor="dark1"/>
-                          <w:sz w:val="20"/>
+                          <w:sz w:val="18"/>
                           <w:szCs w:val="20"/>
                         </w:rPr>
                         <w:t>số</w:t>
@@ -644,7 +671,7 @@
                         <w:rPr>
                           <w:rFonts w:ascii="Arial" w:hAnsi="Arial" w:cs="Arial"/>
                           <w:color w:val="000000" w:themeColor="dark1"/>
-                          <w:sz w:val="20"/>
+                          <w:sz w:val="18"/>
                           <w:szCs w:val="20"/>
                         </w:rPr>
                         <w:t xml:space="preserve"> </w:t>
@@ -655,12 +682,15 @@
                         <w:pStyle w:val="NormalWeb"/>
                         <w:spacing w:before="0" w:beforeAutospacing="0" w:after="0" w:afterAutospacing="0"/>
                         <w:jc w:val="center"/>
+                        <w:rPr>
+                          <w:sz w:val="22"/>
+                        </w:rPr>
                       </w:pPr>
                       <w:r>
                         <w:rPr>
                           <w:rFonts w:ascii="Arial" w:hAnsi="Arial" w:cs="Arial"/>
                           <w:color w:val="000000" w:themeColor="dark1"/>
-                          <w:sz w:val="20"/>
+                          <w:sz w:val="18"/>
                           <w:szCs w:val="20"/>
                         </w:rPr>
                         <w:t xml:space="preserve">11/2020/NĐ-CP </w:t>
@@ -670,7 +700,7 @@
                         <w:rPr>
                           <w:rFonts w:ascii="Arial" w:hAnsi="Arial" w:cs="Arial"/>
                           <w:color w:val="000000" w:themeColor="dark1"/>
-                          <w:sz w:val="20"/>
+                          <w:sz w:val="18"/>
                           <w:szCs w:val="20"/>
                         </w:rPr>
                         <w:t>của</w:t>
@@ -680,7 +710,7 @@
                         <w:rPr>
                           <w:rFonts w:ascii="Arial" w:hAnsi="Arial" w:cs="Arial"/>
                           <w:color w:val="000000" w:themeColor="dark1"/>
-                          <w:sz w:val="20"/>
+                          <w:sz w:val="18"/>
                           <w:szCs w:val="20"/>
                         </w:rPr>
                         <w:t xml:space="preserve"> </w:t>
@@ -690,7 +720,7 @@
                         <w:rPr>
                           <w:rFonts w:ascii="Arial" w:hAnsi="Arial" w:cs="Arial"/>
                           <w:color w:val="000000" w:themeColor="dark1"/>
-                          <w:sz w:val="20"/>
+                          <w:sz w:val="18"/>
                           <w:szCs w:val="20"/>
                         </w:rPr>
                         <w:t>Chính</w:t>
@@ -700,7 +730,7 @@
                         <w:rPr>
                           <w:rFonts w:ascii="Arial" w:hAnsi="Arial" w:cs="Arial"/>
                           <w:color w:val="000000" w:themeColor="dark1"/>
-                          <w:sz w:val="20"/>
+                          <w:sz w:val="18"/>
                           <w:szCs w:val="20"/>
                         </w:rPr>
                         <w:t xml:space="preserve"> </w:t>
@@ -710,7 +740,7 @@
                         <w:rPr>
                           <w:rFonts w:ascii="Arial" w:hAnsi="Arial" w:cs="Arial"/>
                           <w:color w:val="000000" w:themeColor="dark1"/>
-                          <w:sz w:val="20"/>
+                          <w:sz w:val="18"/>
                           <w:szCs w:val="20"/>
                         </w:rPr>
                         <w:t>Phủ</w:t>
@@ -720,7 +750,7 @@
                         <w:rPr>
                           <w:rFonts w:ascii="Arial" w:hAnsi="Arial" w:cs="Arial"/>
                           <w:color w:val="000000" w:themeColor="dark1"/>
-                          <w:sz w:val="20"/>
+                          <w:sz w:val="18"/>
                           <w:szCs w:val="20"/>
                         </w:rPr>
                         <w:t>)</w:t>
@@ -731,13 +761,16 @@
                         <w:pStyle w:val="NormalWeb"/>
                         <w:spacing w:before="0" w:beforeAutospacing="0" w:after="0" w:afterAutospacing="0"/>
                         <w:jc w:val="center"/>
+                        <w:rPr>
+                          <w:sz w:val="22"/>
+                        </w:rPr>
                       </w:pPr>
                       <w:proofErr w:type="spellStart"/>
                       <w:r>
                         <w:rPr>
                           <w:rFonts w:ascii="Arial" w:hAnsi="Arial" w:cs="Arial"/>
                           <w:color w:val="000000" w:themeColor="dark1"/>
-                          <w:sz w:val="20"/>
+                          <w:sz w:val="18"/>
                           <w:szCs w:val="20"/>
                         </w:rPr>
                         <w:t>Mã</w:t>
@@ -747,7 +780,7 @@
                         <w:rPr>
                           <w:rFonts w:ascii="Arial" w:hAnsi="Arial" w:cs="Arial"/>
                           <w:color w:val="000000" w:themeColor="dark1"/>
-                          <w:sz w:val="20"/>
+                          <w:sz w:val="18"/>
                           <w:szCs w:val="20"/>
                         </w:rPr>
                         <w:t xml:space="preserve"> </w:t>
@@ -757,7 +790,7 @@
                         <w:rPr>
                           <w:rFonts w:ascii="Arial" w:hAnsi="Arial" w:cs="Arial"/>
                           <w:color w:val="000000" w:themeColor="dark1"/>
-                          <w:sz w:val="20"/>
+                          <w:sz w:val="18"/>
                           <w:szCs w:val="20"/>
                         </w:rPr>
                         <w:t>hiệu</w:t>
@@ -768,7 +801,7 @@
                         <w:rPr>
                           <w:rFonts w:ascii="Arial" w:hAnsi="Arial" w:cs="Arial"/>
                           <w:color w:val="000000" w:themeColor="dark1"/>
-                          <w:sz w:val="20"/>
+                          <w:sz w:val="18"/>
                           <w:szCs w:val="20"/>
                         </w:rPr>
                         <w:t>:............................</w:t>
@@ -780,13 +813,16 @@
                         <w:pStyle w:val="NormalWeb"/>
                         <w:spacing w:before="0" w:beforeAutospacing="0" w:after="0" w:afterAutospacing="0"/>
                         <w:jc w:val="center"/>
+                        <w:rPr>
+                          <w:sz w:val="22"/>
+                        </w:rPr>
                       </w:pPr>
                       <w:proofErr w:type="spellStart"/>
                       <w:r>
                         <w:rPr>
                           <w:rFonts w:ascii="Arial" w:hAnsi="Arial" w:cs="Arial"/>
                           <w:color w:val="000000" w:themeColor="dark1"/>
-                          <w:sz w:val="20"/>
+                          <w:sz w:val="18"/>
                           <w:szCs w:val="20"/>
                         </w:rPr>
                         <w:t>Số</w:t>
@@ -797,7 +833,7 @@
                         <w:rPr>
                           <w:rFonts w:ascii="Arial" w:hAnsi="Arial" w:cs="Arial"/>
                           <w:color w:val="000000" w:themeColor="dark1"/>
-                          <w:sz w:val="20"/>
+                          <w:sz w:val="18"/>
                           <w:szCs w:val="20"/>
                         </w:rPr>
                         <w:t>:...................................</w:t>
@@ -839,14 +875,25 @@
           <w:szCs w:val="26"/>
         </w:rPr>
       </w:pPr>
-      <w:r>
-        <w:rPr>
-          <w:rFonts w:ascii="Times New Roman" w:eastAsia="Times New Roman" w:hAnsi="Times New Roman" w:cs="Times New Roman"/>
-          <w:color w:val="000000"/>
-          <w:sz w:val="26"/>
-          <w:szCs w:val="26"/>
-        </w:rPr>
-        <w:t xml:space="preserve">Tiền </w:t>
+      <w:proofErr w:type="spellStart"/>
+      <w:r>
+        <w:rPr>
+          <w:rFonts w:ascii="Times New Roman" w:eastAsia="Times New Roman" w:hAnsi="Times New Roman" w:cs="Times New Roman"/>
+          <w:color w:val="000000"/>
+          <w:sz w:val="26"/>
+          <w:szCs w:val="26"/>
+        </w:rPr>
+        <w:t>Tiền</w:t>
+      </w:r>
+      <w:proofErr w:type="spellEnd"/>
+      <w:r>
+        <w:rPr>
+          <w:rFonts w:ascii="Times New Roman" w:eastAsia="Times New Roman" w:hAnsi="Times New Roman" w:cs="Times New Roman"/>
+          <w:color w:val="000000"/>
+          <w:sz w:val="26"/>
+          <w:szCs w:val="26"/>
+        </w:rPr>
+        <w:t xml:space="preserve"> </w:t>
       </w:r>
       <w:proofErr w:type="spellStart"/>
       <w:r>
@@ -1528,26 +1575,39 @@
           <w:sz w:val="26"/>
           <w:szCs w:val="26"/>
         </w:rPr>
-        <w:t>: ….......................................................................................</w:t>
-      </w:r>
-      <w:r>
-        <w:rPr>
-          <w:rFonts w:ascii="Times New Roman" w:eastAsia="Times New Roman" w:hAnsi="Times New Roman" w:cs="Times New Roman"/>
-          <w:color w:val="000000"/>
-          <w:sz w:val="26"/>
-          <w:szCs w:val="26"/>
-        </w:rPr>
-        <w:t>...........................</w:t>
-      </w:r>
-      <w:r>
-        <w:rPr>
-          <w:rFonts w:ascii="Times New Roman" w:eastAsia="Times New Roman" w:hAnsi="Times New Roman" w:cs="Times New Roman"/>
-          <w:color w:val="000000"/>
-          <w:sz w:val="26"/>
-          <w:szCs w:val="26"/>
-        </w:rPr>
-        <w:t>....</w:t>
-      </w:r>
+        <w:t xml:space="preserve">: </w:t>
+      </w:r>
+      <w:r>
+        <w:rPr>
+          <w:rFonts w:ascii="Times New Roman" w:eastAsia="Times New Roman" w:hAnsi="Times New Roman" w:cs="Times New Roman"/>
+          <w:color w:val="000000"/>
+          <w:sz w:val="26"/>
+          <w:szCs w:val="26"/>
+        </w:rPr>
+        <w:t xml:space="preserve">{{ </w:t>
+      </w:r>
+      <w:proofErr w:type="spellStart"/>
+      <w:r>
+        <w:rPr>
+          <w:rFonts w:ascii="Times New Roman" w:eastAsia="Times New Roman" w:hAnsi="Times New Roman" w:cs="Times New Roman"/>
+          <w:color w:val="000000"/>
+          <w:sz w:val="26"/>
+          <w:szCs w:val="26"/>
+        </w:rPr>
+        <w:t>nguoi_nop_thay</w:t>
+      </w:r>
+      <w:proofErr w:type="spellEnd"/>
+      <w:r>
+        <w:rPr>
+          <w:rFonts w:ascii="Times New Roman" w:eastAsia="Times New Roman" w:hAnsi="Times New Roman" w:cs="Times New Roman"/>
+          <w:color w:val="000000"/>
+          <w:sz w:val="26"/>
+          <w:szCs w:val="26"/>
+        </w:rPr>
+        <w:t xml:space="preserve"> }}</w:t>
+      </w:r>
+      <w:bookmarkStart w:id="0" w:name="_GoBack"/>
+      <w:bookmarkEnd w:id="0"/>
     </w:p>
     <w:p>
       <w:pPr>
@@ -4148,15 +4208,7 @@
                 <w:sz w:val="26"/>
                 <w:szCs w:val="26"/>
               </w:rPr>
-              <w:t xml:space="preserve"> }}</w:t>
-            </w:r>
-            <w:r>
-              <w:rPr>
-                <w:rFonts w:ascii="Times New Roman" w:hAnsi="Times New Roman" w:cs="Times New Roman"/>
-                <w:sz w:val="26"/>
-                <w:szCs w:val="26"/>
-              </w:rPr>
-              <w:t xml:space="preserve"> (TM – {{ </w:t>
+              <w:t xml:space="preserve"> }} (TM – {{ </w:t>
             </w:r>
             <w:proofErr w:type="spellStart"/>
             <w:r>
@@ -4226,17 +4278,7 @@
                 <w:sz w:val="26"/>
                 <w:szCs w:val="26"/>
               </w:rPr>
-              <w:t>i</w:t>
-            </w:r>
-            <w:bookmarkStart w:id="0" w:name="_GoBack"/>
-            <w:bookmarkEnd w:id="0"/>
-            <w:r>
-              <w:rPr>
-                <w:rFonts w:ascii="Times New Roman" w:hAnsi="Times New Roman" w:cs="Times New Roman"/>
-                <w:sz w:val="26"/>
-                <w:szCs w:val="26"/>
-              </w:rPr>
-              <w:t>tem.so_tien</w:t>
+              <w:t>item.so_tien</w:t>
             </w:r>
             <w:proofErr w:type="spellEnd"/>
             <w:r>
@@ -4437,21 +4479,31 @@
           <w:szCs w:val="26"/>
         </w:rPr>
       </w:pPr>
+      <w:proofErr w:type="spellStart"/>
       <w:r>
         <w:rPr>
           <w:rFonts w:ascii="Times New Roman" w:hAnsi="Times New Roman" w:cs="Times New Roman"/>
           <w:sz w:val="26"/>
           <w:szCs w:val="26"/>
         </w:rPr>
-        <w:t xml:space="preserve">Số </w:t>
-      </w:r>
-      <w:proofErr w:type="spellStart"/>
+        <w:t>Số</w:t>
+      </w:r>
+      <w:proofErr w:type="spellEnd"/>
       <w:r>
         <w:rPr>
           <w:rFonts w:ascii="Times New Roman" w:hAnsi="Times New Roman" w:cs="Times New Roman"/>
           <w:sz w:val="26"/>
           <w:szCs w:val="26"/>
         </w:rPr>
+        <w:t xml:space="preserve"> </w:t>
+      </w:r>
+      <w:proofErr w:type="spellStart"/>
+      <w:r>
+        <w:rPr>
+          <w:rFonts w:ascii="Times New Roman" w:hAnsi="Times New Roman" w:cs="Times New Roman"/>
+          <w:sz w:val="26"/>
+          <w:szCs w:val="26"/>
+        </w:rPr>
         <w:t>tiền</w:t>
       </w:r>
       <w:proofErr w:type="spellEnd"/>
@@ -4542,6 +4594,32 @@
           <w:szCs w:val="26"/>
         </w:rPr>
         <w:t xml:space="preserve"> }}</w:t>
+      </w:r>
+      <w:r>
+        <w:rPr>
+          <w:rFonts w:ascii="Times New Roman" w:hAnsi="Times New Roman" w:cs="Times New Roman"/>
+          <w:sz w:val="26"/>
+          <w:szCs w:val="26"/>
+        </w:rPr>
+        <w:t xml:space="preserve"> </w:t>
+      </w:r>
+      <w:proofErr w:type="spellStart"/>
+      <w:r>
+        <w:rPr>
+          <w:rFonts w:ascii="Times New Roman" w:hAnsi="Times New Roman" w:cs="Times New Roman"/>
+          <w:sz w:val="26"/>
+          <w:szCs w:val="26"/>
+        </w:rPr>
+        <w:t>đồng</w:t>
+      </w:r>
+      <w:proofErr w:type="spellEnd"/>
+      <w:r>
+        <w:rPr>
+          <w:rFonts w:ascii="Times New Roman" w:hAnsi="Times New Roman" w:cs="Times New Roman"/>
+          <w:sz w:val="26"/>
+          <w:szCs w:val="26"/>
+        </w:rPr>
+        <w:t>.</w:t>
       </w:r>
     </w:p>
     <w:tbl>
@@ -5771,7 +5849,7 @@
 </file>
 
 <file path=customXml/itemProps1.xml><?xml version="1.0" encoding="utf-8"?>
-<ds:datastoreItem xmlns:ds="http://schemas.openxmlformats.org/officeDocument/2006/customXml" ds:itemID="{3603740F-9995-49FD-81E1-702B68278217}">
+<ds:datastoreItem xmlns:ds="http://schemas.openxmlformats.org/officeDocument/2006/customXml" ds:itemID="{8FC91676-8B29-44F1-8455-0A6B63D6DBA8}">
   <ds:schemaRefs>
     <ds:schemaRef ds:uri="http://schemas.openxmlformats.org/officeDocument/2006/bibliography"/>
   </ds:schemaRefs>
